--- a/downloads/teacher/ai-5-week-14.docx
+++ b/downloads/teacher/ai-5-week-14.docx
@@ -2203,6 +2203,396 @@
         <w:t>For your Image-pattern Network Investigation, save the input, procedure, observed result and limitation of this check. Label this worked example as practice; use a different, previously unreviewed case when checking independent understanding.</w:t>
       </w:r>
     </w:p>
+    <w:p>
+      <w:pPr>
+        <w:pStyle w:val="Heading1"/>
+      </w:pPr>
+      <w:r>
+        <w:t>07. Prepare, teach and assess</w:t>
+      </w:r>
+    </w:p>
+    <w:p>
+      <w:r>
+        <w:t>Teaching target: Run a controlled comparison of learning rates</w:t>
+      </w:r>
+    </w:p>
+    <w:p>
+      <w:r>
+        <w:t>Prepare the labelled worked-case picture, the matching workbook, fictional input cards and a place for individual responses. Check a local Python 3 environment before class; have a paper-trace version ready.</w:t>
+      </w:r>
+    </w:p>
+    <w:tbl>
+      <w:tblPr>
+        <w:tblStyle w:val="LightShading-Accent1"/>
+        <w:tblW w:type="auto" w:w="0"/>
+        <w:tblLook w:firstColumn="1" w:firstRow="1" w:lastColumn="0" w:lastRow="0" w:noHBand="0" w:noVBand="1" w:val="04A0"/>
+      </w:tblPr>
+      <w:tblGrid>
+        <w:gridCol w:w="3408"/>
+        <w:gridCol w:w="3408"/>
+        <w:gridCol w:w="3408"/>
+      </w:tblGrid>
+      <w:tr>
+        <w:trPr>
+          <w:tblHeader/>
+        </w:trPr>
+        <w:tc>
+          <w:tcPr>
+            <w:tcW w:type="dxa" w:w="3408"/>
+          </w:tcPr>
+          <w:p>
+            <w:r>
+              <w:t>Session</w:t>
+            </w:r>
+          </w:p>
+        </w:tc>
+        <w:tc>
+          <w:tcPr>
+            <w:tcW w:type="dxa" w:w="3408"/>
+          </w:tcPr>
+          <w:p>
+            <w:r>
+              <w:t>Plan</w:t>
+            </w:r>
+          </w:p>
+        </w:tc>
+        <w:tc>
+          <w:tcPr>
+            <w:tcW w:type="dxa" w:w="3408"/>
+          </w:tcPr>
+          <w:p>
+            <w:r>
+              <w:t>Resources</w:t>
+            </w:r>
+          </w:p>
+        </w:tc>
+      </w:tr>
+      <w:tr>
+        <w:tc>
+          <w:tcPr>
+            <w:tcW w:type="dxa" w:w="3408"/>
+          </w:tcPr>
+          <w:p>
+            <w:r>
+              <w:t>Session 1 · Understand · 45 min</w:t>
+            </w:r>
+          </w:p>
+        </w:tc>
+        <w:tc>
+          <w:tcPr>
+            <w:tcW w:type="dxa" w:w="3408"/>
+          </w:tcPr>
+          <w:p>
+            <w:r>
+              <w:t>0–7: recall and prerequisite; 7–15: inspect the concrete case and predict; 15–30: teacher models the worked trace; 30–40: learners explain a step using the text and visual; 40–45: check the core idea.</w:t>
+            </w:r>
+          </w:p>
+        </w:tc>
+        <w:tc>
+          <w:tcPr>
+            <w:tcW w:type="dxa" w:w="3408"/>
+          </w:tcPr>
+          <w:p>
+            <w:r>
+              <w:t>Sections 1–6; record the brief recall in the workbook.</w:t>
+            </w:r>
+          </w:p>
+        </w:tc>
+      </w:tr>
+      <w:tr>
+        <w:tc>
+          <w:tcPr>
+            <w:tcW w:type="dxa" w:w="3408"/>
+          </w:tcPr>
+          <w:p>
+            <w:r>
+              <w:t>Session 2 · Practise · 45 min</w:t>
+            </w:r>
+          </w:p>
+        </w:tc>
+        <w:tc>
+          <w:tcPr>
+            <w:tcW w:type="dxa" w:w="3408"/>
+          </w:tcPr>
+          <w:p>
+            <w:r>
+              <w:t>0–5: retrieve the procedure; 5–15: W2 completion practice; 15–23: explain and check with a partner; 23–30: each learner answers the misconception check; 30–40: targeted reteaching or a harder variation; 40–45: prepare the investigation.</w:t>
+            </w:r>
+          </w:p>
+        </w:tc>
+        <w:tc>
+          <w:tcPr>
+            <w:tcW w:type="dxa" w:w="3408"/>
+          </w:tcPr>
+          <w:p>
+            <w:r>
+              <w:t>Sections 7–10; use the matching workbook W2 and misconception check.</w:t>
+            </w:r>
+          </w:p>
+        </w:tc>
+      </w:tr>
+      <w:tr>
+        <w:tc>
+          <w:tcPr>
+            <w:tcW w:type="dxa" w:w="3408"/>
+          </w:tcPr>
+          <w:p>
+            <w:r>
+              <w:t>Session 3 · Investigate and transfer · 45 min</w:t>
+            </w:r>
+          </w:p>
+        </w:tc>
+        <w:tc>
+          <w:tcPr>
+            <w:tcW w:type="dxa" w:w="3408"/>
+          </w:tcPr>
+          <w:p>
+            <w:r>
+              <w:t>0–5: retrieve the decision rule; 5–20: investigate or trace; 20–30: start the independent case; 30–38: connect the project; 38–43: act on feedback; 43–45: plan the return check.</w:t>
+            </w:r>
+          </w:p>
+        </w:tc>
+        <w:tc>
+          <w:tcPr>
+            <w:tcW w:type="dxa" w:w="3408"/>
+          </w:tcPr>
+          <w:p>
+            <w:r>
+              <w:t>Sections 9 and 11–14. Give extra time to finish the full task set; use Section 15 when the week includes a coding lab.</w:t>
+            </w:r>
+          </w:p>
+        </w:tc>
+      </w:tr>
+    </w:tbl>
+    <w:p>
+      <w:r>
+        <w:t>Before class, solve the supported practice: At rate 0.3 the first update gives v = 3, past the minimum at 2. Calculate the next v and loss. Has the first crossing proved divergence?</w:t>
+      </w:r>
+    </w:p>
+    <w:p>
+      <w:r>
+        <w:t>Reasoned practice answer: Teacher explanation: Next gradient 5 gives v = 1.5 and loss 0.625. No. Signed distance changes side but shrinks by half each update; loss decreases.</w:t>
+      </w:r>
+    </w:p>
+    <w:p>
+      <w:r>
+        <w:t>Check every learner before discussion: Use the worked case for Learning rate experiments. Proposed explanation: “Crossing the minimum means divergence”. Decide whether this explanation is supported. Point to the step or supplied fact that decides; explain your repair if needed.</w:t>
+      </w:r>
+    </w:p>
+    <w:p>
+      <w:r>
+        <w:t>Misconception repair: Compare distance magnitudes or losses; alternating sides can converge.</w:t>
+      </w:r>
+    </w:p>
+    <w:p>
+      <w:r>
+        <w:t>Support: read the exact case aloud, enlarge the labelled picture, supply input cards and model only the first deciding step. Accept a spoken explanation or drawing; retain the reasoning goal.</w:t>
+      </w:r>
+    </w:p>
+    <w:p>
+      <w:r>
+        <w:t>Extension: Add a rate 1 run from a = 0. Require a prediction and a reason before comparing. Expected result: Its path is 8 then 0, with loss 16 at both steps. Reason: The update alternates across4 without reducing the initial loss.</w:t>
+      </w:r>
+    </w:p>
+    <w:p>
+      <w:r>
+        <w:t>Independent assessment: withhold the reserved answer until the learner has attempted the new case. Record support separately from correctness.</w:t>
+      </w:r>
+    </w:p>
+    <w:tbl>
+      <w:tblPr>
+        <w:tblStyle w:val="LightShading-Accent1"/>
+        <w:tblW w:type="auto" w:w="0"/>
+        <w:tblLook w:firstColumn="1" w:firstRow="1" w:lastColumn="0" w:lastRow="0" w:noHBand="0" w:noVBand="1" w:val="04A0"/>
+      </w:tblPr>
+      <w:tblGrid>
+        <w:gridCol w:w="2556"/>
+        <w:gridCol w:w="2556"/>
+        <w:gridCol w:w="2556"/>
+        <w:gridCol w:w="2556"/>
+      </w:tblGrid>
+      <w:tr>
+        <w:trPr>
+          <w:tblHeader/>
+        </w:trPr>
+        <w:tc>
+          <w:tcPr>
+            <w:tcW w:type="dxa" w:w="2556"/>
+          </w:tcPr>
+          <w:p>
+            <w:r>
+              <w:t>Criterion</w:t>
+            </w:r>
+          </w:p>
+        </w:tc>
+        <w:tc>
+          <w:tcPr>
+            <w:tcW w:type="dxa" w:w="2556"/>
+          </w:tcPr>
+          <w:p>
+            <w:r>
+              <w:t>Not yet</w:t>
+            </w:r>
+          </w:p>
+        </w:tc>
+        <w:tc>
+          <w:tcPr>
+            <w:tcW w:type="dxa" w:w="2556"/>
+          </w:tcPr>
+          <w:p>
+            <w:r>
+              <w:t>With support</w:t>
+            </w:r>
+          </w:p>
+        </w:tc>
+        <w:tc>
+          <w:tcPr>
+            <w:tcW w:type="dxa" w:w="2556"/>
+          </w:tcPr>
+          <w:p>
+            <w:r>
+              <w:t>Independent</w:t>
+            </w:r>
+          </w:p>
+        </w:tc>
+      </w:tr>
+      <w:tr>
+        <w:tc>
+          <w:tcPr>
+            <w:tcW w:type="dxa" w:w="2556"/>
+          </w:tcPr>
+          <w:p>
+            <w:r>
+              <w:t>Explanation</w:t>
+            </w:r>
+          </w:p>
+        </w:tc>
+        <w:tc>
+          <w:tcPr>
+            <w:tcW w:type="dxa" w:w="2556"/>
+          </w:tcPr>
+          <w:p>
+            <w:r>
+              <w:t>Names an answer without a deciding fact</w:t>
+            </w:r>
+          </w:p>
+        </w:tc>
+        <w:tc>
+          <w:tcPr>
+            <w:tcW w:type="dxa" w:w="2556"/>
+          </w:tcPr>
+          <w:p>
+            <w:r>
+              <w:t>Uses a hint to link fact and decision</w:t>
+            </w:r>
+          </w:p>
+        </w:tc>
+        <w:tc>
+          <w:tcPr>
+            <w:tcW w:type="dxa" w:w="2556"/>
+          </w:tcPr>
+          <w:p>
+            <w:r>
+              <w:t>Explains the deciding fact in own words</w:t>
+            </w:r>
+          </w:p>
+        </w:tc>
+      </w:tr>
+      <w:tr>
+        <w:tc>
+          <w:tcPr>
+            <w:tcW w:type="dxa" w:w="2556"/>
+          </w:tcPr>
+          <w:p>
+            <w:r>
+              <w:t>Trace or test</w:t>
+            </w:r>
+          </w:p>
+        </w:tc>
+        <w:tc>
+          <w:tcPr>
+            <w:tcW w:type="dxa" w:w="2556"/>
+          </w:tcPr>
+          <w:p>
+            <w:r>
+              <w:t>Cannot connect input and result</w:t>
+            </w:r>
+          </w:p>
+        </w:tc>
+        <w:tc>
+          <w:tcPr>
+            <w:tcW w:type="dxa" w:w="2556"/>
+          </w:tcPr>
+          <w:p>
+            <w:r>
+              <w:t>Completes steps with prompts</w:t>
+            </w:r>
+          </w:p>
+        </w:tc>
+        <w:tc>
+          <w:tcPr>
+            <w:tcW w:type="dxa" w:w="2556"/>
+          </w:tcPr>
+          <w:p>
+            <w:r>
+              <w:t>Traces or tests a changed case accurately</w:t>
+            </w:r>
+          </w:p>
+        </w:tc>
+      </w:tr>
+      <w:tr>
+        <w:tc>
+          <w:tcPr>
+            <w:tcW w:type="dxa" w:w="2556"/>
+          </w:tcPr>
+          <w:p>
+            <w:r>
+              <w:t>Limits and revision</w:t>
+            </w:r>
+          </w:p>
+        </w:tc>
+        <w:tc>
+          <w:tcPr>
+            <w:tcW w:type="dxa" w:w="2556"/>
+          </w:tcPr>
+          <w:p>
+            <w:r>
+              <w:t>Claims more than evidence supports</w:t>
+            </w:r>
+          </w:p>
+        </w:tc>
+        <w:tc>
+          <w:tcPr>
+            <w:tcW w:type="dxa" w:w="2556"/>
+          </w:tcPr>
+          <w:p>
+            <w:r>
+              <w:t>Names a limit after a prompt</w:t>
+            </w:r>
+          </w:p>
+        </w:tc>
+        <w:tc>
+          <w:tcPr>
+            <w:tcW w:type="dxa" w:w="2556"/>
+          </w:tcPr>
+          <w:p>
+            <w:r>
+              <w:t>States a defensible limit and useful next test</w:t>
+            </w:r>
+          </w:p>
+        </w:tc>
+      </w:tr>
+    </w:tbl>
+    <w:p>
+      <w:r>
+        <w:t>Project checkpoint: Test changed cases. Keep normal, boundary and failure cases; compare expected and observed results.</w:t>
+      </w:r>
+    </w:p>
+    <w:p>
+      <w:r>
+        <w:t>Use the weekly teacher answer for topic-specific reasoning. A saved progress tick is an activity record; judge mastery from the learner’s explanation and evidence.</w:t>
+      </w:r>
+    </w:p>
     <w:sectPr>
       <w:pgSz w:w="12240" w:h="15840"/>
       <w:pgMar w:top="936" w:right="1008" w:bottom="936" w:left="1008" w:header="720" w:footer="720" w:gutter="0"/>

--- a/downloads/teacher/ai-5-week-14.docx
+++ b/downloads/teacher/ai-5-week-14.docx
@@ -2593,6 +2593,39 @@
         <w:t>Use the weekly teacher answer for topic-specific reasoning. A saved progress tick is an activity record; judge mastery from the learner’s explanation and evidence.</w:t>
       </w:r>
     </w:p>
+    <w:p>
+      <w:pPr>
+        <w:pStyle w:val="Heading1"/>
+      </w:pPr>
+      <w:r>
+        <w:t>08. Use feedback, labs and repair paths</w:t>
+      </w:r>
+    </w:p>
+    <w:p>
+      <w:r>
+        <w:t>Use the two formative questions as supported practice, not as independent mastery scores. Discuss the deciding evidence rather than accepting a guessed selection.</w:t>
+      </w:r>
+    </w:p>
+    <w:p>
+      <w:r>
+        <w:t>The feedback comes from the reviewed public worked case. Do not reveal the separately reserved independent teacher answer until the learner has attempted that case.</w:t>
+      </w:r>
+    </w:p>
+    <w:p>
+      <w:r>
+        <w:t>Ask students to predict before running code. Preserve errors and actual outputs; collect a changed test and an explanation. The branch-boundary and indexing lessons deliberately include failure cases.</w:t>
+      </w:r>
+    </w:p>
+    <w:p>
+      <w:r>
+        <w:t>Use the earlier worked-explanation links to address a specific missing building block, then return to the current question. Adapt this suggestion after observing the learner; it is not an automatic diagnosis.</w:t>
+      </w:r>
+    </w:p>
+    <w:p>
+      <w:r>
+        <w:t>Collect the completed-work portfolio as evidence. Record support separately from correctness, and assess explanation, trace/test and limitations. Progress ticks and quiz selections alone do not establish mastery.</w:t>
+      </w:r>
+    </w:p>
     <w:sectPr>
       <w:pgSz w:w="12240" w:h="15840"/>
       <w:pgMar w:top="936" w:right="1008" w:bottom="936" w:left="1008" w:header="720" w:footer="720" w:gutter="0"/>

--- a/downloads/teacher/ai-5-week-14.docx
+++ b/downloads/teacher/ai-5-week-14.docx
@@ -29,16 +29,51 @@
       </w:r>
     </w:p>
     <w:p>
-      <w:pPr>
-        <w:pStyle w:val="Heading3"/>
-      </w:pPr>
-      <w:r>
-        <w:t>Teach the learning cycle</w:t>
+      <w:r>
+        <w:t>Prepare Learning rate experiments: check the target, prerequisites, resources and adaptable teaching schedule.</w:t>
       </w:r>
     </w:p>
     <w:p>
-      <w:r>
-        <w:t>Primary target: Run a controlled comparison of learning rates</w:t>
+      <w:pPr>
+        <w:pStyle w:val="Heading3"/>
+      </w:pPr>
+      <w:r>
+        <w:t>Teach the learning cycle</w:t>
+      </w:r>
+    </w:p>
+    <w:p>
+      <w:pPr>
+        <w:spacing w:line="336" w:lineRule="auto" w:after="180"/>
+      </w:pPr>
+      <w:r>
+        <w:rPr>
+          <w:b w:val="0"/>
+        </w:rPr>
+        <w:t xml:space="preserve">Primary target: Run a </w:t>
+      </w:r>
+      <w:r>
+        <w:rPr>
+          <w:b/>
+        </w:rPr>
+        <w:t>controlled comparison</w:t>
+      </w:r>
+      <w:r>
+        <w:rPr>
+          <w:b w:val="0"/>
+        </w:rPr>
+        <w:t xml:space="preserve"> of </w:t>
+      </w:r>
+      <w:r>
+        <w:rPr>
+          <w:b/>
+        </w:rPr>
+        <w:t>learning rate</w:t>
+      </w:r>
+      <w:r>
+        <w:rPr>
+          <w:b w:val="0"/>
+        </w:rPr>
+        <w:t>s</w:t>
       </w:r>
     </w:p>
     <w:tbl>
@@ -185,16 +220,37 @@
       </w:tr>
     </w:tbl>
     <w:p>
-      <w:r>
-        <w:t>This is a starting allocation of 135 minutes, not a validated duration. Preserve all named topics. Schedule extra time for connected examples, the full investigation, independent cases and project building. Repeated copies of a case share one recorded attempt; they are not new evidence.</w:t>
+      <w:pPr>
+        <w:spacing w:line="336" w:lineRule="auto" w:after="180"/>
+      </w:pPr>
+      <w:r>
+        <w:rPr>
+          <w:b w:val="0"/>
+        </w:rPr>
+        <w:t>This is a starting allocation of 135 minutes, not a validated duration. Preserve all named topics. Schedule extra time for connected examples, the full investigation, independent cases and project building.</w:t>
       </w:r>
     </w:p>
     <w:p>
       <w:pPr>
-        <w:pStyle w:val="Heading3"/>
-      </w:pPr>
-      <w:r>
-        <w:t>Retrieval answer guidance</w:t>
+        <w:spacing w:line="336" w:lineRule="auto" w:after="180"/>
+      </w:pPr>
+      <w:r>
+        <w:rPr>
+          <w:b w:val="0"/>
+        </w:rPr>
+        <w:t xml:space="preserve">Repeated copies of a case share one recorded attempt; they are not new </w:t>
+      </w:r>
+      <w:r>
+        <w:rPr>
+          <w:b/>
+        </w:rPr>
+        <w:t>evidence</w:t>
+      </w:r>
+      <w:r>
+        <w:rPr>
+          <w:b w:val="0"/>
+        </w:rPr>
+        <w:t>.</w:t>
       </w:r>
     </w:p>
     <w:p>
@@ -202,132 +258,294 @@
         <w:pStyle w:val="Heading3"/>
       </w:pPr>
       <w:r>
-        <w:t>Batching and epochs</w:t>
+        <w:t>Retrieval answer guidance</w:t>
       </w:r>
     </w:p>
     <w:p>
-      <w:r>
-        <w:t>Without opening the old lesson, explain one key idea from Batching and epochs. Give an example and a mistake that the idea helps you avoid.</w:t>
+      <w:pPr>
+        <w:pStyle w:val="Heading3"/>
+      </w:pPr>
+      <w:r>
+        <w:t>Batching and epochs</w:t>
       </w:r>
     </w:p>
     <w:p>
-      <w:r>
-        <w:t>Look for: Distinguish an example a batch an update and an epoch</w:t>
+      <w:pPr>
+        <w:spacing w:line="336" w:lineRule="auto" w:after="180"/>
+      </w:pPr>
+      <w:r>
+        <w:rPr>
+          <w:b w:val="0"/>
+        </w:rPr>
+        <w:t>Without opening the old lesson, explain one key idea from Batching and epochs. Give an example and a mistake that the idea helps you avoid.</w:t>
       </w:r>
     </w:p>
     <w:p>
-      <w:r>
-        <w:t>Reference example, not the only acceptable wording: Teacher explanation: Batch lengths 4, 4, 2; three updates per epoch, nine total updates and 30 example visits.</w:t>
+      <w:pPr>
+        <w:spacing w:line="336" w:lineRule="auto" w:after="180"/>
+      </w:pPr>
+      <w:r>
+        <w:rPr>
+          <w:b w:val="0"/>
+        </w:rPr>
+        <w:t>Look for: Distinguish an example a batch an update and an epoch</w:t>
       </w:r>
     </w:p>
     <w:p>
       <w:pPr>
-        <w:pStyle w:val="Heading3"/>
-      </w:pPr>
-      <w:r>
-        <w:t>Updating parameters</w:t>
+        <w:spacing w:line="336" w:lineRule="auto" w:after="180"/>
+      </w:pPr>
+      <w:r>
+        <w:rPr>
+          <w:b w:val="0"/>
+        </w:rPr>
+        <w:t>Reference example, not the only acceptable wording: Teacher explanation: Batch lengths 4, 4, 2; three updates per epoch, nine total updates and 30 example visits.</w:t>
       </w:r>
     </w:p>
     <w:p>
-      <w:r>
-        <w:t>Without opening the old lesson, explain one key idea from Updating parameters. Give an example and a mistake that the idea helps you avoid.</w:t>
+      <w:pPr>
+        <w:pStyle w:val="Heading3"/>
+      </w:pPr>
+      <w:r>
+        <w:t>Updating parameters</w:t>
       </w:r>
     </w:p>
     <w:p>
-      <w:r>
-        <w:t>Look for: Apply a learning rate to an ordered gradient</w:t>
+      <w:pPr>
+        <w:spacing w:line="336" w:lineRule="auto" w:after="180"/>
+      </w:pPr>
+      <w:r>
+        <w:rPr>
+          <w:b w:val="0"/>
+        </w:rPr>
+        <w:t>Without opening the old lesson, explain one key idea from Updating parameters. Give an example and a mistake that the idea helps you avoid.</w:t>
       </w:r>
     </w:p>
     <w:p>
-      <w:r>
-        <w:t>Reference example, not the only acceptable wording: Teacher explanation: New a = 2 - 0.2 times -3 = 2.6.</w:t>
+      <w:pPr>
+        <w:spacing w:line="336" w:lineRule="auto" w:after="180"/>
+      </w:pPr>
+      <w:r>
+        <w:rPr>
+          <w:b w:val="0"/>
+        </w:rPr>
+        <w:t xml:space="preserve">Look for: Apply a </w:t>
+      </w:r>
+      <w:r>
+        <w:rPr>
+          <w:b/>
+        </w:rPr>
+        <w:t>learning rate</w:t>
+      </w:r>
+      <w:r>
+        <w:rPr>
+          <w:b w:val="0"/>
+        </w:rPr>
+        <w:t xml:space="preserve"> to an ordered gradient</w:t>
       </w:r>
     </w:p>
     <w:p>
       <w:pPr>
-        <w:pStyle w:val="Heading3"/>
-      </w:pPr>
-      <w:r>
-        <w:t>Loss functions</w:t>
+        <w:spacing w:line="336" w:lineRule="auto" w:after="180"/>
+      </w:pPr>
+      <w:r>
+        <w:rPr>
+          <w:b w:val="0"/>
+        </w:rPr>
+        <w:t>Reference example, not the only acceptable wording: Teacher explanation: New a = 2 - 0.2 times -3 = 2.6.</w:t>
       </w:r>
     </w:p>
     <w:p>
-      <w:r>
-        <w:t>Without opening the old lesson, explain one key idea from Loss functions. Give an example and a mistake that the idea helps you avoid.</w:t>
+      <w:pPr>
+        <w:pStyle w:val="Heading3"/>
+      </w:pPr>
+      <w:r>
+        <w:t>Loss functions</w:t>
       </w:r>
     </w:p>
     <w:p>
-      <w:r>
-        <w:t>Look for: Calculate per-example squared error and mean squared error</w:t>
+      <w:pPr>
+        <w:spacing w:line="336" w:lineRule="auto" w:after="180"/>
+      </w:pPr>
+      <w:r>
+        <w:rPr>
+          <w:b w:val="0"/>
+        </w:rPr>
+        <w:t>Without opening the old lesson, explain one key idea from Loss functions. Give an example and a mistake that the idea helps you avoid.</w:t>
       </w:r>
     </w:p>
     <w:p>
-      <w:r>
-        <w:t>Reference example, not the only acceptable wording: Teacher explanation: Residuals are -1 and 2, squares 1 and 4, MSE 2.5.</w:t>
+      <w:pPr>
+        <w:spacing w:line="336" w:lineRule="auto" w:after="180"/>
+      </w:pPr>
+      <w:r>
+        <w:rPr>
+          <w:b w:val="0"/>
+        </w:rPr>
+        <w:t>Look for: Calculate per-example squared error and mean squared error</w:t>
       </w:r>
     </w:p>
     <w:p>
-      <w:r>
-        <w:t>Use two 45-minute sessions and connect signed distance to squared loss before introducing the factor formula. This is a fully explained quadratic experiment with a frozen hidden representation. Avoid general prescriptions about rate values. Students should distinguish an oscillating parameter from increasing loss.</w:t>
+      <w:pPr>
+        <w:spacing w:line="336" w:lineRule="auto" w:after="180"/>
+      </w:pPr>
+      <w:r>
+        <w:rPr>
+          <w:b w:val="0"/>
+        </w:rPr>
+        <w:t>Reference example, not the only acceptable wording: Teacher explanation: Residuals are -1 and 2, squares 1 and 4, MSE 2.5.</w:t>
       </w:r>
     </w:p>
     <w:p>
       <w:pPr>
-        <w:pStyle w:val="Heading3"/>
-      </w:pPr>
-      <w:r>
-        <w:t>Outcomes</w:t>
+        <w:spacing w:line="336" w:lineRule="auto" w:after="180"/>
+      </w:pPr>
+      <w:r>
+        <w:rPr>
+          <w:b w:val="0"/>
+        </w:rPr>
+        <w:t>Use two 45-minute sessions and connect signed distance to squared loss before introducing the factor formula. This is a fully explained quadratic experiment with a frozen hidden representation.</w:t>
       </w:r>
     </w:p>
     <w:p>
-      <w:r>
-        <w:t>Run a controlled comparison of learning rates</w:t>
+      <w:pPr>
+        <w:spacing w:line="336" w:lineRule="auto" w:after="180"/>
+      </w:pPr>
+      <w:r>
+        <w:rPr>
+          <w:b w:val="0"/>
+        </w:rPr>
+        <w:t>Avoid general prescriptions about rate values. Students should distinguish an oscillating parameter from increasing loss.</w:t>
       </w:r>
     </w:p>
     <w:p>
-      <w:r>
-        <w:t>Explain slow progress oscillation and increasing loss in a toy model</w:t>
+      <w:pPr>
+        <w:pStyle w:val="Heading3"/>
+      </w:pPr>
+      <w:r>
+        <w:t>Outcomes</w:t>
       </w:r>
     </w:p>
     <w:p>
-      <w:r>
-        <w:t>Report the limits of a training experiment</w:t>
+      <w:pPr>
+        <w:spacing w:line="336" w:lineRule="auto" w:after="180"/>
+      </w:pPr>
+      <w:r>
+        <w:rPr>
+          <w:b w:val="0"/>
+        </w:rPr>
+        <w:t xml:space="preserve">Run a </w:t>
+      </w:r>
+      <w:r>
+        <w:rPr>
+          <w:b/>
+        </w:rPr>
+        <w:t>controlled comparison</w:t>
+      </w:r>
+      <w:r>
+        <w:rPr>
+          <w:b w:val="0"/>
+        </w:rPr>
+        <w:t xml:space="preserve"> of </w:t>
+      </w:r>
+      <w:r>
+        <w:rPr>
+          <w:b/>
+        </w:rPr>
+        <w:t>learning rate</w:t>
+      </w:r>
+      <w:r>
+        <w:rPr>
+          <w:b w:val="0"/>
+        </w:rPr>
+        <w:t>s</w:t>
       </w:r>
     </w:p>
     <w:p>
       <w:pPr>
-        <w:pStyle w:val="Heading3"/>
-      </w:pPr>
-      <w:r>
-        <w:t>Preparation</w:t>
+        <w:spacing w:line="336" w:lineRule="auto" w:after="180"/>
+      </w:pPr>
+      <w:r>
+        <w:rPr>
+          <w:b w:val="0"/>
+        </w:rPr>
+        <w:t xml:space="preserve">Explain slow progress </w:t>
+      </w:r>
+      <w:r>
+        <w:rPr>
+          <w:b/>
+        </w:rPr>
+        <w:t>oscillation</w:t>
+      </w:r>
+      <w:r>
+        <w:rPr>
+          <w:b w:val="0"/>
+        </w:rPr>
+        <w:t xml:space="preserve"> and increasing loss in a toy model</w:t>
       </w:r>
     </w:p>
     <w:p>
-      <w:r>
-        <w:t>Printed lesson and workbook; paper and pencil</w:t>
+      <w:pPr>
+        <w:spacing w:line="336" w:lineRule="auto" w:after="180"/>
+      </w:pPr>
+      <w:r>
+        <w:rPr>
+          <w:b w:val="0"/>
+        </w:rPr>
+        <w:t xml:space="preserve">Report the limits of a </w:t>
+      </w:r>
+      <w:r>
+        <w:rPr>
+          <w:b/>
+        </w:rPr>
+        <w:t>training</w:t>
+      </w:r>
+      <w:r>
+        <w:rPr>
+          <w:b w:val="0"/>
+        </w:rPr>
+        <w:t xml:space="preserve"> experiment</w:t>
       </w:r>
     </w:p>
     <w:p>
-      <w:r>
-        <w:t>Calculator and optional local Python 3 editor; no packages or AI accounts needed</w:t>
+      <w:pPr>
+        <w:pStyle w:val="Heading3"/>
+      </w:pPr>
+      <w:r>
+        <w:t>Preparation</w:t>
       </w:r>
     </w:p>
     <w:p>
-      <w:r>
-        <w:t>Use the fictional examples supplied; prepare the fresh retry before class</w:t>
+      <w:pPr>
+        <w:spacing w:line="336" w:lineRule="auto" w:after="180"/>
+      </w:pPr>
+      <w:r>
+        <w:rPr>
+          <w:b w:val="0"/>
+        </w:rPr>
+        <w:t>Printed lesson and workbook; paper and pencil</w:t>
       </w:r>
     </w:p>
     <w:p>
       <w:pPr>
-        <w:pStyle w:val="Heading3"/>
-      </w:pPr>
-      <w:r>
-        <w:t>Prerequisite answer</w:t>
+        <w:spacing w:line="336" w:lineRule="auto" w:after="180"/>
+      </w:pPr>
+      <w:r>
+        <w:rPr>
+          <w:b w:val="0"/>
+        </w:rPr>
+        <w:t>Calculator and optional local Python 3 editor; no packages or AI accounts needed</w:t>
       </w:r>
     </w:p>
     <w:p>
-      <w:r>
-        <w:t>An epoch visits the data once, but each batch causes an update. More batches mean more updates under the stated rule.</w:t>
+      <w:pPr>
+        <w:spacing w:line="336" w:lineRule="auto" w:after="180"/>
+      </w:pPr>
+      <w:r>
+        <w:rPr>
+          <w:b w:val="0"/>
+        </w:rPr>
+        <w:t>Use the fictional examples supplied; prepare the fresh retry before class</w:t>
       </w:r>
     </w:p>
     <w:p>
@@ -335,50 +553,244 @@
         <w:pStyle w:val="Heading3"/>
       </w:pPr>
       <w:r>
-        <w:t>End goal for the pictorial case</w:t>
+        <w:t>Prerequisite answer</w:t>
       </w:r>
     </w:p>
     <w:p>
-      <w:r>
-        <w:t>By the end, I can explain learning rate experiments using a traced example and a stated limitation.</w:t>
+      <w:pPr>
+        <w:spacing w:line="336" w:lineRule="auto" w:after="180"/>
+      </w:pPr>
+      <w:r>
+        <w:rPr>
+          <w:b w:val="0"/>
+        </w:rPr>
+        <w:t>An epoch visits the data once, but each batch causes an update. More batches mean more updates under the stated rule.</w:t>
       </w:r>
     </w:p>
     <w:p>
-      <w:r>
-        <w:t>This added worked case illustrates the week’s main idea. Retain all original and connected topics; schedule its practice within the teaching cycle.</w:t>
+      <w:pPr>
+        <w:pStyle w:val="Heading3"/>
+      </w:pPr>
+      <w:r>
+        <w:t>End goal for the pictorial case</w:t>
       </w:r>
     </w:p>
     <w:p>
       <w:pPr>
-        <w:pStyle w:val="Heading1"/>
-      </w:pPr>
-      <w:r>
-        <w:t>02. Explain and model the mechanism</w:t>
+        <w:spacing w:line="336" w:lineRule="auto" w:after="180"/>
+      </w:pPr>
+      <w:r>
+        <w:rPr>
+          <w:b w:val="0"/>
+        </w:rPr>
+        <w:t xml:space="preserve">By the end, I can explain </w:t>
+      </w:r>
+      <w:r>
+        <w:rPr>
+          <w:b/>
+        </w:rPr>
+        <w:t>learning rate</w:t>
+      </w:r>
+      <w:r>
+        <w:rPr>
+          <w:b w:val="0"/>
+        </w:rPr>
+        <w:t xml:space="preserve"> experiments using a traced example and a stated limitation.</w:t>
       </w:r>
     </w:p>
     <w:p>
-      <w:r>
-        <w:t>Use the same restricted network h = ReLU(x), y = vh, with only v trained. Keep the fictional training pairs (1, 2) and (2, 4), start v = 0, and use one full-data batch per update. Compare rates 0.05, 0.2, 0.3, 0.4 and 0.5 for exactly four updates each. Restart at zero for every run.</w:t>
+      <w:pPr>
+        <w:spacing w:line="336" w:lineRule="auto" w:after="180"/>
+      </w:pPr>
+      <w:r>
+        <w:rPr>
+          <w:b w:val="0"/>
+        </w:rPr>
+        <w:t>This added worked case illustrates the week’s main idea. Retain all original and connected topics; schedule its practice within the teaching cycle.</w:t>
       </w:r>
     </w:p>
     <w:p>
-      <w:r>
-        <w:t>The training objective is ordinary MSE: L(v) = 2.5 times (v - 2) squared. Its gradient is 5 times (v - 2). A step is new v = v - rate times 5 times (v - 2). This small quadratic lets us explain each result rather than treating the rate as a magic setting.</w:t>
+      <w:pPr>
+        <w:pStyle w:val="Heading1"/>
+      </w:pPr>
+      <w:r>
+        <w:t>02. Explain and model the mechanism</w:t>
       </w:r>
     </w:p>
     <w:p>
       <w:r>
-        <w:t>The same rate need not behave this way for another model, input scale, loss convention or batch rule. Rate 0.2 is an exact one-step solution here because of this particular gradient formula.</w:t>
+        <w:t>Model Learning rate experiments using the supplied case, labelled mechanism and reasoning. Make the scope of each conclusion explicit.</w:t>
       </w:r>
     </w:p>
     <w:p>
-      <w:r>
-        <w:t>Write d = v - 2, the signed distance from this objective minimum. Substituting the update gives new d = (1 - 5 times rate) times old d. At rate 0.05 the factor is 0.75: distance shrinks without changing sign. At rate 0.3 it is -0.5: distance changes sign and halves. Both can reduce loss.</w:t>
+      <w:pPr>
+        <w:pStyle w:val="Heading3"/>
+      </w:pPr>
+      <w:r>
+        <w:t>Explain Learning rate experiments · 1</w:t>
       </w:r>
     </w:p>
     <w:p>
-      <w:r>
-        <w:t>The helper assumes a finite rate and nonnegative integer update count. Its five logged states include the initial value. At 0.3 the parameter sequence is [0, 3, 1.5, 2.25, 1.875] and loss is [10, 2.5, 0.625, 0.15625, 0.0390625]. Crossing the minimum does not itself mean training failed.</w:t>
+      <w:pPr>
+        <w:spacing w:line="336" w:lineRule="auto" w:after="180"/>
+      </w:pPr>
+      <w:r>
+        <w:rPr>
+          <w:b w:val="0"/>
+        </w:rPr>
+        <w:t xml:space="preserve">Use the same restricted network h = ReLU(x), y = vh, with only v trained. Keep the fictional </w:t>
+      </w:r>
+      <w:r>
+        <w:rPr>
+          <w:b/>
+        </w:rPr>
+        <w:t>training</w:t>
+      </w:r>
+      <w:r>
+        <w:rPr>
+          <w:b w:val="0"/>
+        </w:rPr>
+        <w:t xml:space="preserve"> pairs (1, 2) and (2, 4), start v = 0, and use one full-data batch per update.</w:t>
+      </w:r>
+    </w:p>
+    <w:p>
+      <w:pPr>
+        <w:spacing w:line="336" w:lineRule="auto" w:after="180"/>
+      </w:pPr>
+      <w:r>
+        <w:rPr>
+          <w:b w:val="0"/>
+        </w:rPr>
+        <w:t>Compare rates 0.05, 0.2, 0.3, 0.4 and 0.5 for exactly four updates each. Restart at zero for every run.</w:t>
+      </w:r>
+    </w:p>
+    <w:p>
+      <w:pPr>
+        <w:spacing w:line="336" w:lineRule="auto" w:after="180"/>
+      </w:pPr>
+      <w:r>
+        <w:rPr>
+          <w:b w:val="0"/>
+        </w:rPr>
+        <w:t xml:space="preserve">The </w:t>
+      </w:r>
+      <w:r>
+        <w:rPr>
+          <w:b/>
+        </w:rPr>
+        <w:t>training</w:t>
+      </w:r>
+      <w:r>
+        <w:rPr>
+          <w:b w:val="0"/>
+        </w:rPr>
+        <w:t xml:space="preserve"> objective is ordinary MSE: L(v) = 2.5 times (v - 2) squared. Its gradient is 5 times (v - 2). A step is new v = v - rate times 5 times (v - 2).</w:t>
+      </w:r>
+    </w:p>
+    <w:p>
+      <w:pPr>
+        <w:spacing w:line="336" w:lineRule="auto" w:after="180"/>
+      </w:pPr>
+      <w:r>
+        <w:rPr>
+          <w:b w:val="0"/>
+        </w:rPr>
+        <w:t>This small quadratic lets us explain each result rather than treating the rate as a magic setting.</w:t>
+      </w:r>
+    </w:p>
+    <w:p>
+      <w:pPr>
+        <w:spacing w:line="336" w:lineRule="auto" w:after="180"/>
+      </w:pPr>
+      <w:r>
+        <w:rPr>
+          <w:b w:val="0"/>
+        </w:rPr>
+        <w:t xml:space="preserve">The same rate need not behave this way for another model, </w:t>
+      </w:r>
+      <w:r>
+        <w:rPr>
+          <w:b/>
+        </w:rPr>
+        <w:t>input</w:t>
+      </w:r>
+      <w:r>
+        <w:rPr>
+          <w:b w:val="0"/>
+        </w:rPr>
+        <w:t xml:space="preserve"> scale, loss convention or batch rule. Rate 0.2 is an exact one-step solution here because of this particular gradient formula.</w:t>
+      </w:r>
+    </w:p>
+    <w:p>
+      <w:pPr>
+        <w:pStyle w:val="Heading3"/>
+      </w:pPr>
+      <w:r>
+        <w:t>Explain Learning rate experiments · 2</w:t>
+      </w:r>
+    </w:p>
+    <w:p>
+      <w:pPr>
+        <w:spacing w:line="336" w:lineRule="auto" w:after="180"/>
+      </w:pPr>
+      <w:r>
+        <w:rPr>
+          <w:b w:val="0"/>
+        </w:rPr>
+        <w:t>Write d = v - 2, the signed distance from this objective minimum. Substituting the update gives new d = (1 - 5 times rate) times old d. At rate 0.05 the factor is 0.75: distance shrinks without changing sign.</w:t>
+      </w:r>
+    </w:p>
+    <w:p>
+      <w:pPr>
+        <w:spacing w:line="336" w:lineRule="auto" w:after="180"/>
+      </w:pPr>
+      <w:r>
+        <w:rPr>
+          <w:b w:val="0"/>
+        </w:rPr>
+        <w:t>At rate 0.3 it is -0.5: distance changes sign and halves. Both can reduce loss.</w:t>
+      </w:r>
+    </w:p>
+    <w:p>
+      <w:pPr>
+        <w:pStyle w:val="Heading3"/>
+      </w:pPr>
+      <w:r>
+        <w:t>Explain Learning rate experiments · 3</w:t>
+      </w:r>
+    </w:p>
+    <w:p>
+      <w:pPr>
+        <w:spacing w:line="336" w:lineRule="auto" w:after="180"/>
+      </w:pPr>
+      <w:r>
+        <w:rPr>
+          <w:b w:val="0"/>
+        </w:rPr>
+        <w:t>The helper assumes a finite rate and nonnegative integer update count. Its five logged states include the initial value.</w:t>
+      </w:r>
+    </w:p>
+    <w:p>
+      <w:pPr>
+        <w:spacing w:line="336" w:lineRule="auto" w:after="180"/>
+      </w:pPr>
+      <w:r>
+        <w:rPr>
+          <w:b w:val="0"/>
+        </w:rPr>
+        <w:t xml:space="preserve">At 0.3 the parameter sequence is [0, 3, 1.5, 2.25, 1.875] and loss is [10, 2.5, 0.625, 0.15625, 0.0390625]. Crossing the minimum does not itself mean </w:t>
+      </w:r>
+      <w:r>
+        <w:rPr>
+          <w:b/>
+        </w:rPr>
+        <w:t>training</w:t>
+      </w:r>
+      <w:r>
+        <w:rPr>
+          <w:b w:val="0"/>
+        </w:rPr>
+        <w:t xml:space="preserve"> failed.</w:t>
       </w:r>
     </w:p>
     <w:tbl>
@@ -662,21 +1074,87 @@
       </w:r>
     </w:p>
     <w:p>
-      <w:r>
-        <w:t>Guided: multiplier -1; v becomes 4 then 0, with MSE 10 at both states. Parameter change does not guarantee decreasing loss. Exit: for the fixed two-example objective, start and four-update budget, rate 0.2 reached zero training MSE after one update. This does not demonstrate an optimal rate or generalisation for other networks or data.</w:t>
+      <w:pPr>
+        <w:pStyle w:val="Heading3"/>
+      </w:pPr>
+      <w:r>
+        <w:t>Explain Learning rate experiments · 4</w:t>
       </w:r>
     </w:p>
     <w:p>
       <w:pPr>
-        <w:pStyle w:val="Heading3"/>
-      </w:pPr>
-      <w:r>
-        <w:t>Model the reasoning aloud</w:t>
+        <w:spacing w:line="336" w:lineRule="auto" w:after="180"/>
+      </w:pPr>
+      <w:r>
+        <w:rPr>
+          <w:b w:val="0"/>
+        </w:rPr>
+        <w:t>Guided: multiplier -1; v becomes 4 then 0, with MSE 10 at both states. Parameter change does not guarantee decreasing loss.</w:t>
       </w:r>
     </w:p>
     <w:p>
-      <w:r>
-        <w:t>Use the complete worked example below before asking learners to complete W2. Reveal a small part, invite a prediction, then explain the deciding step. These teacher notes contain solutions; do not reveal the independent case answer during modelling.</w:t>
+      <w:pPr>
+        <w:spacing w:line="336" w:lineRule="auto" w:after="180"/>
+      </w:pPr>
+      <w:r>
+        <w:rPr>
+          <w:b w:val="0"/>
+        </w:rPr>
+        <w:t xml:space="preserve">Exit: for the fixed two-example objective, start and four-update budget, rate 0.2 reached zero </w:t>
+      </w:r>
+      <w:r>
+        <w:rPr>
+          <w:b/>
+        </w:rPr>
+        <w:t>training</w:t>
+      </w:r>
+      <w:r>
+        <w:rPr>
+          <w:b w:val="0"/>
+        </w:rPr>
+        <w:t xml:space="preserve"> MSE after one update. This does not demonstrate an optimal rate or generalisation for other networks or data.</w:t>
+      </w:r>
+    </w:p>
+    <w:p>
+      <w:pPr>
+        <w:pStyle w:val="Heading3"/>
+      </w:pPr>
+      <w:r>
+        <w:t>Model the reasoning aloud</w:t>
+      </w:r>
+    </w:p>
+    <w:p>
+      <w:pPr>
+        <w:spacing w:line="336" w:lineRule="auto" w:after="180"/>
+      </w:pPr>
+      <w:r>
+        <w:rPr>
+          <w:b w:val="0"/>
+        </w:rPr>
+        <w:t xml:space="preserve">Use the complete worked example below before asking learners to complete W2. Reveal a small part, invite a </w:t>
+      </w:r>
+      <w:r>
+        <w:rPr>
+          <w:b/>
+        </w:rPr>
+        <w:t>prediction</w:t>
+      </w:r>
+      <w:r>
+        <w:rPr>
+          <w:b w:val="0"/>
+        </w:rPr>
+        <w:t>, then explain the deciding step.</w:t>
+      </w:r>
+    </w:p>
+    <w:p>
+      <w:pPr>
+        <w:spacing w:line="336" w:lineRule="auto" w:after="180"/>
+      </w:pPr>
+      <w:r>
+        <w:rPr>
+          <w:b w:val="0"/>
+        </w:rPr>
+        <w:t>These teacher notes contain solutions; do not reveal the independent case answer during modelling.</w:t>
       </w:r>
     </w:p>
     <w:p>
@@ -966,7 +1444,13 @@
       </w:tr>
     </w:tbl>
     <w:p>
-      <w:r>
+      <w:pPr>
+        <w:spacing w:line="336" w:lineRule="auto" w:after="180"/>
+      </w:pPr>
+      <w:r>
+        <w:rPr>
+          <w:b w:val="0"/>
+        </w:rPr>
         <w:t>Use the diagram and verbal explanation together. Ask learners to match a sentence to a specific visual step; do not assign learners fixed visual or auditory learning styles.</w:t>
       </w:r>
     </w:p>
@@ -979,8 +1463,26 @@
       </w:r>
     </w:p>
     <w:p>
-      <w:r>
-        <w:t>Compare learning rates with identical starting loss and update counts.</w:t>
+      <w:pPr>
+        <w:spacing w:line="336" w:lineRule="auto" w:after="180"/>
+      </w:pPr>
+      <w:r>
+        <w:rPr>
+          <w:b w:val="0"/>
+        </w:rPr>
+        <w:t xml:space="preserve">Compare </w:t>
+      </w:r>
+      <w:r>
+        <w:rPr>
+          <w:b/>
+        </w:rPr>
+        <w:t>learning rate</w:t>
+      </w:r>
+      <w:r>
+        <w:rPr>
+          <w:b w:val="0"/>
+        </w:rPr>
+        <w:t>s with identical starting loss and update counts.</w:t>
       </w:r>
     </w:p>
     <w:p>
@@ -992,13 +1494,55 @@
       </w:r>
     </w:p>
     <w:p>
-      <w:r>
-        <w:t>Loss J(a)=(a-4)²; gradient 2(a-4); start a =  = 0. Compare two updates at rates0.25 and 0.75.</w:t>
+      <w:pPr>
+        <w:pStyle w:val="Heading3"/>
+      </w:pPr>
+      <w:r>
+        <w:t>Supplied facts</w:t>
       </w:r>
     </w:p>
     <w:p>
-      <w:r>
-        <w:t>All inputs and outcomes in this worked example are invented classroom data; no real model run is claimed.</w:t>
+      <w:pPr>
+        <w:spacing w:line="336" w:lineRule="auto" w:after="180"/>
+        <w:shd w:fill="F1F6FC"/>
+      </w:pPr>
+      <w:r>
+        <w:rPr>
+          <w:b w:val="0"/>
+        </w:rPr>
+        <w:t>Loss J(a)=(a-4)²; gradient 2(a-4); start a =  = 0. Compare two updates at rates0.25 and 0.75.</w:t>
+      </w:r>
+    </w:p>
+    <w:p>
+      <w:pPr>
+        <w:pStyle w:val="Heading3"/>
+      </w:pPr>
+      <w:r>
+        <w:t>Supplied facts</w:t>
+      </w:r>
+    </w:p>
+    <w:p>
+      <w:pPr>
+        <w:spacing w:line="336" w:lineRule="auto" w:after="180"/>
+        <w:shd w:fill="F1F6FC"/>
+      </w:pPr>
+      <w:r>
+        <w:rPr>
+          <w:b w:val="0"/>
+        </w:rPr>
+        <w:t xml:space="preserve">All </w:t>
+      </w:r>
+      <w:r>
+        <w:rPr>
+          <w:b/>
+        </w:rPr>
+        <w:t>input</w:t>
+      </w:r>
+      <w:r>
+        <w:rPr>
+          <w:b w:val="0"/>
+        </w:rPr>
+        <w:t>s and outcomes in this worked example are invented classroom data; no real model run is claimed.</w:t>
       </w:r>
     </w:p>
     <w:p>
@@ -1161,21 +1705,35 @@
       </w:r>
     </w:p>
     <w:p>
-      <w:r>
-        <w:t>Keep the starting parameter and update budget identical to compare rates fairly. Rate one-quarter approaches the optimum from below; rate three-quarters crosses it and comes back. Their final losses happen to match after two updates, despite different paths. Rate one repeatedly overshoots by the same distance, so using the correct gradient alone does not ensure improvement.</w:t>
+      <w:pPr>
+        <w:pStyle w:val="Heading3"/>
+      </w:pPr>
+      <w:r>
+        <w:t>Why the result follows</w:t>
       </w:r>
     </w:p>
     <w:p>
       <w:pPr>
-        <w:pStyle w:val="Heading3"/>
-      </w:pPr>
-      <w:r>
-        <w:t>What this example does not establish</w:t>
+        <w:spacing w:line="336" w:lineRule="auto" w:after="180"/>
+        <w:shd w:fill="F1F6FC"/>
+      </w:pPr>
+      <w:r>
+        <w:rPr>
+          <w:b w:val="0"/>
+        </w:rPr>
+        <w:t>Keep the starting parameter and update budget identical to compare rates fairly. Rate one-quarter approaches the optimum from below; rate three-quarters crosses it and comes back.</w:t>
       </w:r>
     </w:p>
     <w:p>
-      <w:r>
-        <w:t>These quadratic paths explain step size. Real nonconvex networks can have more complicated rate behaviour.</w:t>
+      <w:pPr>
+        <w:spacing w:line="336" w:lineRule="auto" w:after="180"/>
+        <w:shd w:fill="F1F6FC"/>
+      </w:pPr>
+      <w:r>
+        <w:rPr>
+          <w:b w:val="0"/>
+        </w:rPr>
+        <w:t>Their final losses happen to match after two updates, despite different paths. Rate one repeatedly overshoots by the same distance, so using the correct gradient alone does not ensure improvement.</w:t>
       </w:r>
     </w:p>
     <w:p>
@@ -1183,22 +1741,35 @@
         <w:pStyle w:val="Heading3"/>
       </w:pPr>
       <w:r>
-        <w:t>Change one thing in the pictured case</w:t>
+        <w:t>What this example does not establish</w:t>
       </w:r>
     </w:p>
     <w:p>
-      <w:r>
-        <w:t>Change: Add a rate 1 run from a = 0.</w:t>
+      <w:pPr>
+        <w:pStyle w:val="Heading3"/>
+      </w:pPr>
+      <w:r>
+        <w:t>Keep the stated limit</w:t>
       </w:r>
     </w:p>
     <w:p>
-      <w:r>
-        <w:t>Prediction: Its path is 8 then 0, with loss 16 at both steps.</w:t>
+      <w:pPr>
+        <w:spacing w:line="336" w:lineRule="auto" w:after="180"/>
+        <w:shd w:fill="FFF5E6"/>
+      </w:pPr>
+      <w:r>
+        <w:rPr>
+          <w:b w:val="0"/>
+        </w:rPr>
+        <w:t>These quadratic paths explain step size. Real nonconvex networks can have more complicated rate behaviour.</w:t>
       </w:r>
     </w:p>
     <w:p>
-      <w:r>
-        <w:t>Reason: The update alternates across4 without reducing the initial loss.</w:t>
+      <w:pPr>
+        <w:pStyle w:val="Heading3"/>
+      </w:pPr>
+      <w:r>
+        <w:t>Change one thing in the pictured case</w:t>
       </w:r>
     </w:p>
     <w:p>
@@ -1206,20 +1777,140 @@
         <w:pStyle w:val="Heading3"/>
       </w:pPr>
       <w:r>
-        <w:t>Ask while showing the picture</w:t>
+        <w:t>Change one thing</w:t>
       </w:r>
     </w:p>
     <w:p>
-      <w:r>
-        <w:t>Cover the result. Ask learners to name the inputs and predict the next step. Uncover one step, connect the icon to the actual procedure, and explain its evidence. Then change the supplied condition and compare. The picture is a representation; it does not document execution of a real AI model.</w:t>
+      <w:pPr>
+        <w:spacing w:line="336" w:lineRule="auto" w:after="180"/>
+        <w:shd w:fill="F5F1FB"/>
+      </w:pPr>
+      <w:r>
+        <w:rPr>
+          <w:b w:val="0"/>
+        </w:rPr>
+        <w:t>Change: Add a rate 1 run from a = 0.</w:t>
       </w:r>
     </w:p>
     <w:p>
       <w:pPr>
+        <w:pStyle w:val="Heading3"/>
+      </w:pPr>
+      <w:r>
+        <w:t>Predicted result</w:t>
+      </w:r>
+    </w:p>
+    <w:p>
+      <w:pPr>
+        <w:spacing w:line="336" w:lineRule="auto" w:after="180"/>
+        <w:shd w:fill="F1F6FC"/>
+      </w:pPr>
+      <w:r>
+        <w:rPr>
+          <w:b/>
+        </w:rPr>
+        <w:t>Prediction</w:t>
+      </w:r>
+      <w:r>
+        <w:rPr>
+          <w:b w:val="0"/>
+        </w:rPr>
+        <w:t>: Its path is 8 then 0, with loss 16 at both steps.</w:t>
+      </w:r>
+    </w:p>
+    <w:p>
+      <w:pPr>
+        <w:pStyle w:val="Heading3"/>
+      </w:pPr>
+      <w:r>
+        <w:t>Why the result follows</w:t>
+      </w:r>
+    </w:p>
+    <w:p>
+      <w:pPr>
+        <w:spacing w:line="336" w:lineRule="auto" w:after="180"/>
+        <w:shd w:fill="F1F6FC"/>
+      </w:pPr>
+      <w:r>
+        <w:rPr>
+          <w:b w:val="0"/>
+        </w:rPr>
+        <w:t>Reason: The update alternates across4 without reducing the initial loss.</w:t>
+      </w:r>
+    </w:p>
+    <w:p>
+      <w:pPr>
+        <w:pStyle w:val="Heading3"/>
+      </w:pPr>
+      <w:r>
+        <w:t>Ask while showing the picture</w:t>
+      </w:r>
+    </w:p>
+    <w:p>
+      <w:pPr>
+        <w:pStyle w:val="Heading3"/>
+      </w:pPr>
+      <w:r>
+        <w:t>Ask while showing the picture · 5</w:t>
+      </w:r>
+    </w:p>
+    <w:p>
+      <w:pPr>
+        <w:spacing w:line="336" w:lineRule="auto" w:after="180"/>
+      </w:pPr>
+      <w:r>
+        <w:rPr>
+          <w:b w:val="0"/>
+        </w:rPr>
+        <w:t xml:space="preserve">Cover the result. Ask learners to name the </w:t>
+      </w:r>
+      <w:r>
+        <w:rPr>
+          <w:b/>
+        </w:rPr>
+        <w:t>input</w:t>
+      </w:r>
+      <w:r>
+        <w:rPr>
+          <w:b w:val="0"/>
+        </w:rPr>
+        <w:t xml:space="preserve">s and predict the next step. Uncover one step, connect the icon to the actual procedure, and explain its </w:t>
+      </w:r>
+      <w:r>
+        <w:rPr>
+          <w:b/>
+        </w:rPr>
+        <w:t>evidence</w:t>
+      </w:r>
+      <w:r>
+        <w:rPr>
+          <w:b w:val="0"/>
+        </w:rPr>
+        <w:t>. Then change the supplied condition and compare.</w:t>
+      </w:r>
+    </w:p>
+    <w:p>
+      <w:pPr>
+        <w:spacing w:line="336" w:lineRule="auto" w:after="180"/>
+      </w:pPr>
+      <w:r>
+        <w:rPr>
+          <w:b w:val="0"/>
+        </w:rPr>
+        <w:t>The picture is a representation; it does not document execution of a real AI model.</w:t>
+      </w:r>
+    </w:p>
+    <w:p>
+      <w:pPr>
         <w:pStyle w:val="Heading1"/>
       </w:pPr>
       <w:r>
         <w:t>03. Demonstrate and guide practice</w:t>
+      </w:r>
+    </w:p>
+    <w:p>
+      <w:r>
+        <w:t>Demonstrate Learning rate experiments, reduce support deliberately and check individual reasoning before discussing answers.</w:t>
       </w:r>
     </w:p>
     <w:tbl>
@@ -1435,36 +2126,88 @@
       </w:tr>
     </w:tbl>
     <w:p>
-      <w:r>
-        <w:t>Use the worked example in Sections 3 and 6. Collect a prediction before revealing its result; ask the learner to point to each intermediate fact.</w:t>
+      <w:pPr>
+        <w:spacing w:line="336" w:lineRule="auto" w:after="180"/>
+      </w:pPr>
+      <w:r>
+        <w:rPr>
+          <w:b w:val="0"/>
+        </w:rPr>
+        <w:t xml:space="preserve">Use the worked example in Sections 3 and 6. Collect a </w:t>
+      </w:r>
+      <w:r>
+        <w:rPr>
+          <w:b/>
+        </w:rPr>
+        <w:t>prediction</w:t>
+      </w:r>
+      <w:r>
+        <w:rPr>
+          <w:b w:val="0"/>
+        </w:rPr>
+        <w:t xml:space="preserve"> before revealing its result; ask the learner to point to each intermediate fact.</w:t>
       </w:r>
     </w:p>
     <w:p>
-      <w:r>
-        <w:t>Provide a number line with the minimum marked and a table for old value, gradient, new value and loss. Extension: derive 0 &lt; rate &lt; 1 for strict loss decrease on J(a) = (a - 1) squared away from the minimum, and compare with the lesson bound 0.4.</w:t>
+      <w:pPr>
+        <w:spacing w:line="336" w:lineRule="auto" w:after="180"/>
+      </w:pPr>
+      <w:r>
+        <w:rPr>
+          <w:b w:val="0"/>
+        </w:rPr>
+        <w:t>Provide a number line with the minimum marked and a table for old value, gradient, new value and loss.</w:t>
       </w:r>
     </w:p>
     <w:p>
       <w:pPr>
-        <w:pStyle w:val="Heading3"/>
-      </w:pPr>
-      <w:r>
-        <w:t>Reduce help deliberately</w:t>
+        <w:spacing w:line="336" w:lineRule="auto" w:after="180"/>
+      </w:pPr>
+      <w:r>
+        <w:rPr>
+          <w:b w:val="0"/>
+        </w:rPr>
+        <w:t>Extension: derive 0 &lt; rate &lt; 1 for strict loss decrease on J(a) = (a - 1) squared away from the minimum, and compare with the lesson bound 0.4.</w:t>
       </w:r>
     </w:p>
     <w:p>
-      <w:r>
-        <w:t>Completion task: At rate 0.3 the first update gives v = 3, past the minimum at 2. Calculate the next v and loss. Has the first crossing proved divergence?</w:t>
+      <w:pPr>
+        <w:pStyle w:val="Heading3"/>
+      </w:pPr>
+      <w:r>
+        <w:t>Reduce help deliberately</w:t>
       </w:r>
     </w:p>
     <w:p>
-      <w:r>
-        <w:t>Teacher check: Teacher explanation: Next gradient 5 gives v = 1.5 and loss 0.625. No. Signed distance changes side but shrinks by half each update; loss decreases.</w:t>
+      <w:pPr>
+        <w:pStyle w:val="Heading3"/>
+      </w:pPr>
+      <w:r>
+        <w:t>Completion practice</w:t>
       </w:r>
     </w:p>
     <w:p>
-      <w:r>
-        <w:t>Start by identifying the given inputs together. Leave the intermediate steps blank. If needed, model one step, then withdraw that help on the next step. Move to a full trace only when the partial trace is understood. For partners, alternate explainer and checker; collect a response from every learner before discussion.</w:t>
+      <w:pPr>
+        <w:spacing w:line="336" w:lineRule="auto" w:after="180"/>
+        <w:shd w:fill="F5F1FB"/>
+      </w:pPr>
+      <w:r>
+        <w:rPr>
+          <w:b w:val="0"/>
+        </w:rPr>
+        <w:t xml:space="preserve">Completion task: At rate 0.3 the first update gives v = 3, past the minimum at 2. Calculate the next v and loss. Has the first crossing proved </w:t>
+      </w:r>
+      <w:r>
+        <w:rPr>
+          <w:b/>
+        </w:rPr>
+        <w:t>divergence</w:t>
+      </w:r>
+      <w:r>
+        <w:rPr>
+          <w:b w:val="0"/>
+        </w:rPr>
+        <w:t>?</w:t>
       </w:r>
     </w:p>
     <w:p>
@@ -1472,22 +2215,53 @@
         <w:pStyle w:val="Heading3"/>
       </w:pPr>
       <w:r>
-        <w:t>Individual reasoning check</w:t>
+        <w:t>Reasoning to listen for</w:t>
       </w:r>
     </w:p>
     <w:p>
-      <w:r>
-        <w:t>Use the worked case for Learning rate experiments. Proposed explanation: “Crossing the minimum means divergence”. Decide whether this explanation is supported. Point to the step or supplied fact that decides; explain your repair if needed.</w:t>
+      <w:pPr>
+        <w:spacing w:line="336" w:lineRule="auto" w:after="180"/>
+        <w:shd w:fill="F1F6FC"/>
+      </w:pPr>
+      <w:r>
+        <w:rPr>
+          <w:b w:val="0"/>
+        </w:rPr>
+        <w:t>Teacher check: Teacher explanation: Next gradient 5 gives v = 1.5 and loss 0.625. No. Signed distance changes side but shrinks by half each update; loss decreases.</w:t>
       </w:r>
     </w:p>
     <w:p>
-      <w:r>
-        <w:t>Expected correction: Compare distance magnitudes or losses; alternating sides can converge.</w:t>
+      <w:pPr>
+        <w:spacing w:line="336" w:lineRule="auto" w:after="180"/>
+      </w:pPr>
+      <w:r>
+        <w:rPr>
+          <w:b w:val="0"/>
+        </w:rPr>
+        <w:t xml:space="preserve">Start by identifying the given </w:t>
+      </w:r>
+      <w:r>
+        <w:rPr>
+          <w:b/>
+        </w:rPr>
+        <w:t>input</w:t>
+      </w:r>
+      <w:r>
+        <w:rPr>
+          <w:b w:val="0"/>
+        </w:rPr>
+        <w:t>s together. Leave the intermediate steps blank. If needed, model one step, then withdraw that help on the next step. Move to a full trace only when the partial trace is understood.</w:t>
       </w:r>
     </w:p>
     <w:p>
-      <w:r>
-        <w:t>Collect explanations, not only yes/no votes. If a misunderstanding is common, re-model the relevant step for the class. If it affects a few learners, give a short targeted group explanation while others solve a more demanding variation.</w:t>
+      <w:pPr>
+        <w:spacing w:line="336" w:lineRule="auto" w:after="180"/>
+      </w:pPr>
+      <w:r>
+        <w:rPr>
+          <w:b w:val="0"/>
+        </w:rPr>
+        <w:t>For partners, alternate explainer and checker; collect a response from every learner before discussion.</w:t>
       </w:r>
     </w:p>
     <w:p>
@@ -1495,63 +2269,295 @@
         <w:pStyle w:val="Heading3"/>
       </w:pPr>
       <w:r>
-        <w:t>Pictorial practice question</w:t>
+        <w:t>Individual reasoning check</w:t>
       </w:r>
     </w:p>
     <w:p>
-      <w:r>
-        <w:t>What should a fair rate comparison hold fixed? Point to the relevant step in the picture, then write the changed result and the rule or evidence that supports it.</w:t>
+      <w:pPr>
+        <w:spacing w:line="336" w:lineRule="auto" w:after="180"/>
+      </w:pPr>
+      <w:r>
+        <w:rPr>
+          <w:b w:val="0"/>
+        </w:rPr>
+        <w:t xml:space="preserve">Use the worked case for </w:t>
+      </w:r>
+      <w:r>
+        <w:rPr>
+          <w:b/>
+        </w:rPr>
+        <w:t>Learning rate</w:t>
+      </w:r>
+      <w:r>
+        <w:rPr>
+          <w:b w:val="0"/>
+        </w:rPr>
+        <w:t xml:space="preserve"> experiments. Proposed explanation: “Crossing the minimum means </w:t>
+      </w:r>
+      <w:r>
+        <w:rPr>
+          <w:b/>
+        </w:rPr>
+        <w:t>divergence</w:t>
+      </w:r>
+      <w:r>
+        <w:rPr>
+          <w:b w:val="0"/>
+        </w:rPr>
+        <w:t>”. Decide whether this explanation is supported.</w:t>
       </w:r>
     </w:p>
     <w:p>
       <w:pPr>
-        <w:pStyle w:val="Heading3"/>
-      </w:pPr>
-      <w:r>
-        <w:t>Reasoned teacher answer</w:t>
+        <w:spacing w:line="336" w:lineRule="auto" w:after="180"/>
+      </w:pPr>
+      <w:r>
+        <w:rPr>
+          <w:b w:val="0"/>
+        </w:rPr>
+        <w:t>Point to the step or supplied fact that decides; explain your repair if needed.</w:t>
       </w:r>
     </w:p>
     <w:p>
-      <w:r>
-        <w:t>Use the same objective, start a =  = 0 and two-update budget; report full paths, not only the preferred run’s endpoint. Changed-case check: Its path is 8 then 0, with loss 16 at both steps. The update alternates across4 without reducing the initial loss.</w:t>
+      <w:pPr>
+        <w:pStyle w:val="Heading3"/>
+      </w:pPr>
+      <w:r>
+        <w:t>Expected repair</w:t>
       </w:r>
     </w:p>
     <w:p>
-      <w:r>
-        <w:t>Changed-case reasoning: Its path is 8 then 0, with loss 16 at both steps. The update alternates across4 without reducing the initial loss.</w:t>
+      <w:pPr>
+        <w:spacing w:line="336" w:lineRule="auto" w:after="180"/>
+        <w:shd w:fill="F1F6FC"/>
+      </w:pPr>
+      <w:r>
+        <w:rPr>
+          <w:b w:val="0"/>
+        </w:rPr>
+        <w:t>Expected correction: Compare distance magnitudes or losses; alternating sides can converge.</w:t>
       </w:r>
     </w:p>
     <w:p>
-      <w:r>
-        <w:t>Collect each learner’s explanation before discussion. Use the first missing connection between input, deciding step and result to choose support. This question is worked-case practice, not fresh mastery evidence.</w:t>
+      <w:pPr>
+        <w:spacing w:line="336" w:lineRule="auto" w:after="180"/>
+      </w:pPr>
+      <w:r>
+        <w:rPr>
+          <w:b w:val="0"/>
+        </w:rPr>
+        <w:t>Collect explanations, not only yes/no votes. If a misunderstanding is common, re-model the relevant step for the class.</w:t>
       </w:r>
     </w:p>
     <w:p>
       <w:pPr>
-        <w:pStyle w:val="Heading1"/>
-      </w:pPr>
-      <w:r>
-        <w:t>04. Run the investigation and diagnose misconceptions</w:t>
+        <w:spacing w:line="336" w:lineRule="auto" w:after="180"/>
+      </w:pPr>
+      <w:r>
+        <w:rPr>
+          <w:b w:val="0"/>
+        </w:rPr>
+        <w:t>If it affects a few learners, give a short targeted group explanation while others solve a more demanding variation.</w:t>
       </w:r>
     </w:p>
     <w:p>
-      <w:r>
-        <w:t>Crossing the minimum means divergence: Compare distance magnitudes or losses; alternating sides can converge.</w:t>
+      <w:pPr>
+        <w:pStyle w:val="Heading3"/>
+      </w:pPr>
+      <w:r>
+        <w:t>Pictorial practice question</w:t>
       </w:r>
     </w:p>
     <w:p>
-      <w:r>
-        <w:t>A larger rate is always faster: The tested 0.5 rate increases this objective; 0.4 keeps it unchanged.</w:t>
+      <w:pPr>
+        <w:spacing w:line="336" w:lineRule="auto" w:after="180"/>
+      </w:pPr>
+      <w:r>
+        <w:rPr>
+          <w:b w:val="0"/>
+        </w:rPr>
+        <w:t xml:space="preserve">What should a fair rate comparison hold fixed? Point to the relevant step in the picture, then write the changed result and the rule or </w:t>
+      </w:r>
+      <w:r>
+        <w:rPr>
+          <w:b/>
+        </w:rPr>
+        <w:t>evidence</w:t>
+      </w:r>
+      <w:r>
+        <w:rPr>
+          <w:b w:val="0"/>
+        </w:rPr>
+        <w:t xml:space="preserve"> that supports it.</w:t>
       </w:r>
     </w:p>
     <w:p>
-      <w:r>
-        <w:t>The best rate is independent of loss scaling: Scaling the loss scales its gradient and changes the step at a fixed rate.</w:t>
+      <w:pPr>
+        <w:pStyle w:val="Heading3"/>
+      </w:pPr>
+      <w:r>
+        <w:t>Reasoned teacher answer</w:t>
       </w:r>
     </w:p>
     <w:p>
-      <w:r>
-        <w:t>Use Section 9 for the evidence ledger. Add a boundary or missing-input case and record the expected response before checking. More successful repeats of one case do not establish wider coverage.</w:t>
+      <w:pPr>
+        <w:spacing w:line="336" w:lineRule="auto" w:after="180"/>
+      </w:pPr>
+      <w:r>
+        <w:rPr>
+          <w:b w:val="0"/>
+        </w:rPr>
+        <w:t>Use the same objective, start a =  = 0 and two-update budget; report full paths, not only the preferred run’s endpoint. Changed-case check: Its path is 8 then 0, with loss 16 at both steps.</w:t>
+      </w:r>
+    </w:p>
+    <w:p>
+      <w:pPr>
+        <w:spacing w:line="336" w:lineRule="auto" w:after="180"/>
+      </w:pPr>
+      <w:r>
+        <w:rPr>
+          <w:b w:val="0"/>
+        </w:rPr>
+        <w:t>The update alternates across4 without reducing the initial loss.</w:t>
+      </w:r>
+    </w:p>
+    <w:p>
+      <w:pPr>
+        <w:spacing w:line="336" w:lineRule="auto" w:after="180"/>
+      </w:pPr>
+      <w:r>
+        <w:rPr>
+          <w:b w:val="0"/>
+        </w:rPr>
+        <w:t>Changed-case reasoning: Its path is 8 then 0, with loss 16 at both steps. The update alternates across4 without reducing the initial loss.</w:t>
+      </w:r>
+    </w:p>
+    <w:p>
+      <w:pPr>
+        <w:spacing w:line="336" w:lineRule="auto" w:after="180"/>
+      </w:pPr>
+      <w:r>
+        <w:rPr>
+          <w:b w:val="0"/>
+        </w:rPr>
+        <w:t xml:space="preserve">Collect each learner’s explanation before discussion. Use the first missing connection between </w:t>
+      </w:r>
+      <w:r>
+        <w:rPr>
+          <w:b/>
+        </w:rPr>
+        <w:t>input</w:t>
+      </w:r>
+      <w:r>
+        <w:rPr>
+          <w:b w:val="0"/>
+        </w:rPr>
+        <w:t xml:space="preserve">, deciding step and result to choose support. This question is worked-case practice, not fresh mastery </w:t>
+      </w:r>
+      <w:r>
+        <w:rPr>
+          <w:b/>
+        </w:rPr>
+        <w:t>evidence</w:t>
+      </w:r>
+      <w:r>
+        <w:rPr>
+          <w:b w:val="0"/>
+        </w:rPr>
+        <w:t>.</w:t>
+      </w:r>
+    </w:p>
+    <w:p>
+      <w:pPr>
+        <w:pStyle w:val="Heading1"/>
+      </w:pPr>
+      <w:r>
+        <w:t>04. Run the investigation and diagnose misconceptions</w:t>
+      </w:r>
+    </w:p>
+    <w:p>
+      <w:r>
+        <w:t>Run the Learning rate experiments investigation and use the first unsupported step to choose a teaching response.</w:t>
+      </w:r>
+    </w:p>
+    <w:p>
+      <w:pPr>
+        <w:spacing w:line="336" w:lineRule="auto" w:after="180"/>
+      </w:pPr>
+      <w:r>
+        <w:rPr>
+          <w:b w:val="0"/>
+        </w:rPr>
+        <w:t xml:space="preserve">Crossing the minimum means </w:t>
+      </w:r>
+      <w:r>
+        <w:rPr>
+          <w:b/>
+        </w:rPr>
+        <w:t>divergence</w:t>
+      </w:r>
+      <w:r>
+        <w:rPr>
+          <w:b w:val="0"/>
+        </w:rPr>
+        <w:t>: Compare distance magnitudes or losses; alternating sides can converge.</w:t>
+      </w:r>
+    </w:p>
+    <w:p>
+      <w:pPr>
+        <w:spacing w:line="336" w:lineRule="auto" w:after="180"/>
+      </w:pPr>
+      <w:r>
+        <w:rPr>
+          <w:b w:val="0"/>
+        </w:rPr>
+        <w:t>A larger rate is always faster: The tested 0.5 rate increases this objective; 0.4 keeps it unchanged.</w:t>
+      </w:r>
+    </w:p>
+    <w:p>
+      <w:pPr>
+        <w:spacing w:line="336" w:lineRule="auto" w:after="180"/>
+      </w:pPr>
+      <w:r>
+        <w:rPr>
+          <w:b w:val="0"/>
+        </w:rPr>
+        <w:t>The best rate is independent of loss scaling: Scaling the loss scales its gradient and changes the step at a fixed rate.</w:t>
+      </w:r>
+    </w:p>
+    <w:p>
+      <w:pPr>
+        <w:spacing w:line="336" w:lineRule="auto" w:after="180"/>
+      </w:pPr>
+      <w:r>
+        <w:rPr>
+          <w:b w:val="0"/>
+        </w:rPr>
+        <w:t xml:space="preserve">Use Section 9 for the </w:t>
+      </w:r>
+      <w:r>
+        <w:rPr>
+          <w:b/>
+        </w:rPr>
+        <w:t>evidence</w:t>
+      </w:r>
+      <w:r>
+        <w:rPr>
+          <w:b w:val="0"/>
+        </w:rPr>
+        <w:t xml:space="preserve"> ledger. Add a boundary or missing-</w:t>
+      </w:r>
+      <w:r>
+        <w:rPr>
+          <w:b/>
+        </w:rPr>
+        <w:t>input</w:t>
+      </w:r>
+      <w:r>
+        <w:rPr>
+          <w:b w:val="0"/>
+        </w:rPr>
+        <w:t xml:space="preserve"> case and record the expected response before checking. More successful repeats of one case do not establish wider coverage.</w:t>
       </w:r>
     </w:p>
     <w:p>
@@ -1709,29 +2715,38 @@
       </w:tr>
     </w:tbl>
     <w:p>
-      <w:r>
-        <w:t>Offer an oral explanation, drawing, enlarged visual or fewer examples when that removes a reading/writing barrier. Keep the same reasoning goal. Stretch secure learners by changing a boundary or assumption and asking them to defend the effect, not simply by assigning more of the same questions.</w:t>
+      <w:pPr>
+        <w:spacing w:line="336" w:lineRule="auto" w:after="180"/>
+      </w:pPr>
+      <w:r>
+        <w:rPr>
+          <w:b w:val="0"/>
+        </w:rPr>
+        <w:t>Offer an oral explanation, drawing, enlarged visual or fewer examples when that removes a reading/writing barrier. Keep the same reasoning goal.</w:t>
       </w:r>
     </w:p>
     <w:p>
       <w:pPr>
-        <w:pStyle w:val="Heading1"/>
-      </w:pPr>
-      <w:r>
-        <w:t>05. Assess and explain the answers</w:t>
+        <w:spacing w:line="336" w:lineRule="auto" w:after="180"/>
+      </w:pPr>
+      <w:r>
+        <w:rPr>
+          <w:b w:val="0"/>
+        </w:rPr>
+        <w:t>Stretch secure learners by changing a boundary or assumption and asking them to defend the effect, not simply by assigning more of the same questions.</w:t>
       </w:r>
     </w:p>
     <w:p>
       <w:pPr>
-        <w:pStyle w:val="Heading3"/>
-      </w:pPr>
-      <w:r>
-        <w:t>Guided and exit questions</w:t>
+        <w:pStyle w:val="Heading1"/>
+      </w:pPr>
+      <w:r>
+        <w:t>05. Assess and explain the answers</w:t>
       </w:r>
     </w:p>
     <w:p>
       <w:r>
-        <w:t>Guided: multiplier -1; v becomes 4 then 0, with MSE 10 at both states. Parameter change does not guarantee decreasing loss. Exit: for the fixed two-example objective, start and four-update budget, rate 0.2 reached zero training MSE after one update. This does not demonstrate an optimal rate or generalisation for other networks or data.</w:t>
+        <w:t>Use the Learning rate experiments questions, teacher keys and criteria after the relevant attempts. Previously discussed cases are practice; protect the separately selected independent task.</w:t>
       </w:r>
     </w:p>
     <w:p>
@@ -1739,17 +2754,41 @@
         <w:pStyle w:val="Heading3"/>
       </w:pPr>
       <w:r>
-        <w:t>W1 Trace slow progress</w:t>
+        <w:t>Guided and exit questions</w:t>
       </w:r>
     </w:p>
     <w:p>
-      <w:r>
-        <w:t>For rate 0.05, start v = 0 and compute two updates and their training MSE values using the lesson objective.</w:t>
+      <w:pPr>
+        <w:spacing w:line="336" w:lineRule="auto" w:after="180"/>
+      </w:pPr>
+      <w:r>
+        <w:rPr>
+          <w:b w:val="0"/>
+        </w:rPr>
+        <w:t>Guided: multiplier -1; v becomes 4 then 0, with MSE 10 at both states. Parameter change does not guarantee decreasing loss.</w:t>
       </w:r>
     </w:p>
     <w:p>
-      <w:r>
-        <w:t>Teacher explanation: First v = 0.5 with MSE 5.625. Second gradient -7.5 gives v = 0.875 and MSE 3.1640625. Distance is multiplied by 0.75 each step.</w:t>
+      <w:pPr>
+        <w:spacing w:line="336" w:lineRule="auto" w:after="180"/>
+      </w:pPr>
+      <w:r>
+        <w:rPr>
+          <w:b w:val="0"/>
+        </w:rPr>
+        <w:t xml:space="preserve">Exit: for the fixed two-example objective, start and four-update budget, rate 0.2 reached zero </w:t>
+      </w:r>
+      <w:r>
+        <w:rPr>
+          <w:b/>
+        </w:rPr>
+        <w:t>training</w:t>
+      </w:r>
+      <w:r>
+        <w:rPr>
+          <w:b w:val="0"/>
+        </w:rPr>
+        <w:t xml:space="preserve"> MSE after one update. This does not demonstrate an optimal rate or generalisation for other networks or data.</w:t>
       </w:r>
     </w:p>
     <w:p>
@@ -1757,17 +2796,39 @@
         <w:pStyle w:val="Heading3"/>
       </w:pPr>
       <w:r>
-        <w:t>W2 Explain a crossing</w:t>
+        <w:t>W1 Trace slow progress</w:t>
       </w:r>
     </w:p>
     <w:p>
-      <w:r>
-        <w:t>At rate 0.3 the first update gives v = 3, past the minimum at 2. Calculate the next v and loss. Has the first crossing proved divergence?</w:t>
+      <w:pPr>
+        <w:pStyle w:val="Heading3"/>
+      </w:pPr>
+      <w:r>
+        <w:t>Workbook question · W1</w:t>
       </w:r>
     </w:p>
     <w:p>
-      <w:r>
-        <w:t>Teacher explanation: Next gradient 5 gives v = 1.5 and loss 0.625. No. Signed distance changes side but shrinks by half each update; loss decreases.</w:t>
+      <w:pPr>
+        <w:spacing w:line="336" w:lineRule="auto" w:after="180"/>
+        <w:shd w:fill="F5F1FB"/>
+      </w:pPr>
+      <w:r>
+        <w:rPr>
+          <w:b w:val="0"/>
+        </w:rPr>
+        <w:t xml:space="preserve">For rate 0.05, start v = 0 and compute two updates and their </w:t>
+      </w:r>
+      <w:r>
+        <w:rPr>
+          <w:b/>
+        </w:rPr>
+        <w:t>training</w:t>
+      </w:r>
+      <w:r>
+        <w:rPr>
+          <w:b w:val="0"/>
+        </w:rPr>
+        <w:t xml:space="preserve"> MSE values using the lesson objective.</w:t>
       </w:r>
     </w:p>
     <w:p>
@@ -1775,17 +2836,27 @@
         <w:pStyle w:val="Heading3"/>
       </w:pPr>
       <w:r>
-        <w:t>W3 Preserve an update after rescaling loss</w:t>
+        <w:t>Teacher reasoning · W1</w:t>
       </w:r>
     </w:p>
     <w:p>
-      <w:r>
-        <w:t>Replace MSE by the sum of squared errors on the two training pairs. Which rate reproduces the MSE run at rate 0.3? Explain using gradients.</w:t>
+      <w:pPr>
+        <w:spacing w:line="336" w:lineRule="auto" w:after="180"/>
+        <w:shd w:fill="F1F6FC"/>
+      </w:pPr>
+      <w:r>
+        <w:rPr>
+          <w:b w:val="0"/>
+        </w:rPr>
+        <w:t>Teacher explanation: First v = 0.5 with MSE 5.625. Second gradient -7.5 gives v = 0.875 and MSE 3.1640625. Distance is multiplied by 0.75 each step.</w:t>
       </w:r>
     </w:p>
     <w:p>
-      <w:r>
-        <w:t>Teacher explanation: The sum gradient is twice the mean gradient, so rate 0.15 reproduces the original steps. Rate 0.3 would double each step from the same state.</w:t>
+      <w:pPr>
+        <w:pStyle w:val="Heading3"/>
+      </w:pPr>
+      <w:r>
+        <w:t>W2 Explain a crossing</w:t>
       </w:r>
     </w:p>
     <w:p>
@@ -1793,61 +2864,119 @@
         <w:pStyle w:val="Heading3"/>
       </w:pPr>
       <w:r>
-        <w:t>W4 Compare a new objective independently</w:t>
+        <w:t>Workbook question · W2</w:t>
       </w:r>
     </w:p>
     <w:p>
-      <w:r>
-        <w:t>Use J(a) = (a - 1) squared with gradient 2(a - 1), start a = 0 and two updates. Restart for each rate 0.25, 0.5 and 1. Compute the two new a values and losses for each run. Identify the result supported after two updates.</w:t>
+      <w:pPr>
+        <w:spacing w:line="336" w:lineRule="auto" w:after="180"/>
+        <w:shd w:fill="F5F1FB"/>
+      </w:pPr>
+      <w:r>
+        <w:rPr>
+          <w:b w:val="0"/>
+        </w:rPr>
+        <w:t xml:space="preserve">At rate 0.3 the first update gives v = 3, past the minimum at 2. Calculate the next v and loss. Has the first crossing proved </w:t>
+      </w:r>
+      <w:r>
+        <w:rPr>
+          <w:b/>
+        </w:rPr>
+        <w:t>divergence</w:t>
+      </w:r>
+      <w:r>
+        <w:rPr>
+          <w:b w:val="0"/>
+        </w:rPr>
+        <w:t>?</w:t>
       </w:r>
     </w:p>
     <w:p>
-      <w:r>
-        <w:t>Teacher explanation: At 0.25: a = 0.5 then 0.75; losses 0.25 then 0.0625. At 0.5: a = 1 then 1; losses 0 then 0. At 1: a = 2 then 0; losses 1 then 1. Rate 0.5 attains the lowest objective in this comparison. The useful rate differs from the lesson model.</w:t>
+      <w:pPr>
+        <w:pStyle w:val="Heading3"/>
+      </w:pPr>
+      <w:r>
+        <w:t>Teacher reasoning · W2</w:t>
       </w:r>
     </w:p>
     <w:p>
       <w:pPr>
-        <w:pStyle w:val="Heading3"/>
-      </w:pPr>
-      <w:r>
-        <w:t>W5 Find an unfair comparison</w:t>
+        <w:spacing w:line="336" w:lineRule="auto" w:after="180"/>
+        <w:shd w:fill="F1F6FC"/>
+      </w:pPr>
+      <w:r>
+        <w:rPr>
+          <w:b w:val="0"/>
+        </w:rPr>
+        <w:t>Teacher explanation: Next gradient 5 gives v = 1.5 and loss 0.625. No. Signed distance changes side but shrinks by half each update; loss decreases.</w:t>
       </w:r>
     </w:p>
     <w:p>
-      <w:r>
-        <w:t>Run A starts v = 0 with full-data batches for four updates. Run B starts at the final A value, changes both rate and batch size, then compares final training losses. Can the difference be attributed only to rate? Propose a repair.</w:t>
+      <w:pPr>
+        <w:pStyle w:val="Heading3"/>
+      </w:pPr>
+      <w:r>
+        <w:t>W3 Preserve an update after rescaling loss</w:t>
       </w:r>
     </w:p>
     <w:p>
-      <w:r>
-        <w:t>Teacher explanation: No. Initial state and batch rule also changed. Restart every run at the same v, hold data, loss, batch rule and update budget fixed, and vary only rate. Report the traces and separate any later experiment with a different factor.</w:t>
+      <w:pPr>
+        <w:pStyle w:val="Heading3"/>
+      </w:pPr>
+      <w:r>
+        <w:t>Workbook question · W3</w:t>
       </w:r>
     </w:p>
     <w:p>
       <w:pPr>
-        <w:pStyle w:val="Heading3"/>
-      </w:pPr>
-      <w:r>
-        <w:t>Independent assessment and fresh retry</w:t>
+        <w:spacing w:line="336" w:lineRule="auto" w:after="180"/>
+        <w:shd w:fill="F5F1FB"/>
+      </w:pPr>
+      <w:r>
+        <w:rPr>
+          <w:b w:val="0"/>
+        </w:rPr>
+        <w:t xml:space="preserve">Replace MSE by the sum of squared errors on the two </w:t>
+      </w:r>
+      <w:r>
+        <w:rPr>
+          <w:b/>
+        </w:rPr>
+        <w:t>training</w:t>
+      </w:r>
+      <w:r>
+        <w:rPr>
+          <w:b w:val="0"/>
+        </w:rPr>
+        <w:t xml:space="preserve"> pairs. Which rate reproduces the MSE run at rate 0.3? Explain using gradients.</w:t>
       </w:r>
     </w:p>
     <w:p>
-      <w:r>
-        <w:t>W4 must include all six new states and losses with no carry-over between runs. Fresh retry: J(c) = 2(c - 3) squared, gradient 4(c - 3), start c = 1. At rate 0.125, c becomes 2 then 2.5 with losses 2 then 0.5. At rate 0.25, c becomes 3 then 3 with losses 0 then 0. Ask for a conclusion limited to these runs.</w:t>
+      <w:pPr>
+        <w:pStyle w:val="Heading3"/>
+      </w:pPr>
+      <w:r>
+        <w:t>Teacher reasoning · W3</w:t>
       </w:r>
     </w:p>
     <w:p>
       <w:pPr>
-        <w:pStyle w:val="Heading3"/>
-      </w:pPr>
-      <w:r>
-        <w:t>Assess independent transfer</w:t>
+        <w:spacing w:line="336" w:lineRule="auto" w:after="180"/>
+        <w:shd w:fill="F1F6FC"/>
+      </w:pPr>
+      <w:r>
+        <w:rPr>
+          <w:b w:val="0"/>
+        </w:rPr>
+        <w:t>Teacher explanation: The sum gradient is twice the mean gradient, so rate 0.15 reproduces the original steps. Rate 0.3 would double each step from the same state.</w:t>
       </w:r>
     </w:p>
     <w:p>
-      <w:r>
-        <w:t>Selected case: Use J(a) = (a - 1) squared with gradient 2(a - 1), start a = 0 and two updates. Restart for each rate 0.25, 0.5 and 1. Compute the two new a values and losses for each run. Identify the result supported after two updates.</w:t>
+      <w:pPr>
+        <w:pStyle w:val="Heading3"/>
+      </w:pPr>
+      <w:r>
+        <w:t>W4 Compare a new objective independently</w:t>
       </w:r>
     </w:p>
     <w:p>
@@ -1855,12 +2984,255 @@
         <w:pStyle w:val="Heading3"/>
       </w:pPr>
       <w:r>
-        <w:t>Selected case answer</w:t>
+        <w:t>Workbook question · W4</w:t>
       </w:r>
     </w:p>
     <w:p>
-      <w:r>
-        <w:t>Teacher explanation: At 0.25: a = 0.5 then 0.75; losses 0.25 then 0.0625. At 0.5: a = 1 then 1; losses 0 then 0. At 1: a = 2 then 0; losses 1 then 1. Rate 0.5 attains the lowest objective in this comparison. The useful rate differs from the lesson model.</w:t>
+      <w:pPr>
+        <w:spacing w:line="336" w:lineRule="auto" w:after="180"/>
+        <w:shd w:fill="F5F1FB"/>
+      </w:pPr>
+      <w:r>
+        <w:rPr>
+          <w:b w:val="0"/>
+        </w:rPr>
+        <w:t>Use J(a) = (a - 1) squared with gradient 2(a - 1), start a = 0 and two updates. Restart for each rate 0.25, 0.5 and 1. Compute the two new a values and losses for each run. Identify the result supported after two updates.</w:t>
+      </w:r>
+    </w:p>
+    <w:p>
+      <w:pPr>
+        <w:pStyle w:val="Heading3"/>
+      </w:pPr>
+      <w:r>
+        <w:t>Teacher reasoning · W4</w:t>
+      </w:r>
+    </w:p>
+    <w:p>
+      <w:pPr>
+        <w:spacing w:line="336" w:lineRule="auto" w:after="180"/>
+        <w:shd w:fill="F1F6FC"/>
+      </w:pPr>
+      <w:r>
+        <w:rPr>
+          <w:b w:val="0"/>
+        </w:rPr>
+        <w:t>Teacher explanation: At 0.25: a = 0.5 then 0.75; losses 0.25 then 0.0625. At 0.5: a = 1 then 1; losses 0 then 0. At 1: a = 2 then 0; losses 1 then 1. Rate 0.5 attains the lowest objective in this comparison.</w:t>
+      </w:r>
+    </w:p>
+    <w:p>
+      <w:pPr>
+        <w:spacing w:line="336" w:lineRule="auto" w:after="180"/>
+        <w:shd w:fill="F1F6FC"/>
+      </w:pPr>
+      <w:r>
+        <w:rPr>
+          <w:b w:val="0"/>
+        </w:rPr>
+        <w:t>The useful rate differs from the lesson model.</w:t>
+      </w:r>
+    </w:p>
+    <w:p>
+      <w:pPr>
+        <w:pStyle w:val="Heading3"/>
+      </w:pPr>
+      <w:r>
+        <w:t>W5 Find an unfair comparison</w:t>
+      </w:r>
+    </w:p>
+    <w:p>
+      <w:pPr>
+        <w:pStyle w:val="Heading3"/>
+      </w:pPr>
+      <w:r>
+        <w:t>Workbook question · W5</w:t>
+      </w:r>
+    </w:p>
+    <w:p>
+      <w:pPr>
+        <w:spacing w:line="336" w:lineRule="auto" w:after="180"/>
+        <w:shd w:fill="F5F1FB"/>
+      </w:pPr>
+      <w:r>
+        <w:rPr>
+          <w:b w:val="0"/>
+        </w:rPr>
+        <w:t xml:space="preserve">Run A starts v = 0 with full-data batches for four updates. Run B starts at the final A value, changes both rate and batch size, then compares final </w:t>
+      </w:r>
+      <w:r>
+        <w:rPr>
+          <w:b/>
+        </w:rPr>
+        <w:t>training</w:t>
+      </w:r>
+      <w:r>
+        <w:rPr>
+          <w:b w:val="0"/>
+        </w:rPr>
+        <w:t xml:space="preserve"> losses. Can the difference be attributed only to rate?</w:t>
+      </w:r>
+    </w:p>
+    <w:p>
+      <w:pPr>
+        <w:spacing w:line="336" w:lineRule="auto" w:after="180"/>
+        <w:shd w:fill="F5F1FB"/>
+      </w:pPr>
+      <w:r>
+        <w:rPr>
+          <w:b w:val="0"/>
+        </w:rPr>
+        <w:t>Propose a repair.</w:t>
+      </w:r>
+    </w:p>
+    <w:p>
+      <w:pPr>
+        <w:pStyle w:val="Heading3"/>
+      </w:pPr>
+      <w:r>
+        <w:t>Teacher reasoning · W5</w:t>
+      </w:r>
+    </w:p>
+    <w:p>
+      <w:pPr>
+        <w:spacing w:line="336" w:lineRule="auto" w:after="180"/>
+        <w:shd w:fill="F1F6FC"/>
+      </w:pPr>
+      <w:r>
+        <w:rPr>
+          <w:b w:val="0"/>
+        </w:rPr>
+        <w:t>Teacher explanation: No. Initial state and batch rule also changed. Restart every run at the same v, hold data, loss, batch rule and update budget fixed, and vary only rate.</w:t>
+      </w:r>
+    </w:p>
+    <w:p>
+      <w:pPr>
+        <w:spacing w:line="336" w:lineRule="auto" w:after="180"/>
+        <w:shd w:fill="F1F6FC"/>
+      </w:pPr>
+      <w:r>
+        <w:rPr>
+          <w:b w:val="0"/>
+        </w:rPr>
+        <w:t>Report the traces and separate any later experiment with a different factor.</w:t>
+      </w:r>
+    </w:p>
+    <w:p>
+      <w:pPr>
+        <w:pStyle w:val="Heading3"/>
+      </w:pPr>
+      <w:r>
+        <w:t>Independent assessment and fresh retry</w:t>
+      </w:r>
+    </w:p>
+    <w:p>
+      <w:pPr>
+        <w:pStyle w:val="Heading3"/>
+      </w:pPr>
+      <w:r>
+        <w:t>Teacher key · Independent assessment and fresh retry</w:t>
+      </w:r>
+    </w:p>
+    <w:p>
+      <w:pPr>
+        <w:spacing w:line="336" w:lineRule="auto" w:after="180"/>
+        <w:shd w:fill="F1F6FC"/>
+      </w:pPr>
+      <w:r>
+        <w:rPr>
+          <w:b w:val="0"/>
+        </w:rPr>
+        <w:t>W4 must include all six new states and losses with no carry-over between runs. Fresh retry: J(c) = 2(c - 3) squared, gradient 4(c - 3), start c = 1. At rate 0.125, c becomes 2 then 2.5 with losses 2 then 0.5.</w:t>
+      </w:r>
+    </w:p>
+    <w:p>
+      <w:pPr>
+        <w:spacing w:line="336" w:lineRule="auto" w:after="180"/>
+        <w:shd w:fill="F1F6FC"/>
+      </w:pPr>
+      <w:r>
+        <w:rPr>
+          <w:b w:val="0"/>
+        </w:rPr>
+        <w:t>At rate 0.25, c becomes 3 then 3 with losses 0 then 0. Ask for a conclusion limited to these runs.</w:t>
+      </w:r>
+    </w:p>
+    <w:p>
+      <w:pPr>
+        <w:pStyle w:val="Heading3"/>
+      </w:pPr>
+      <w:r>
+        <w:t>Assess independent transfer</w:t>
+      </w:r>
+    </w:p>
+    <w:p>
+      <w:pPr>
+        <w:pStyle w:val="Heading3"/>
+      </w:pPr>
+      <w:r>
+        <w:t>Independent question · withhold the key</w:t>
+      </w:r>
+    </w:p>
+    <w:p>
+      <w:pPr>
+        <w:spacing w:line="336" w:lineRule="auto" w:after="180"/>
+        <w:shd w:fill="F5F1FB"/>
+      </w:pPr>
+      <w:r>
+        <w:rPr>
+          <w:b w:val="0"/>
+        </w:rPr>
+        <w:t>Selected case: Use J(a) = (a - 1) squared with gradient 2(a - 1), start a = 0 and two updates. Restart for each rate 0.25, 0.5 and 1. Compute the two new a values and losses for each run.</w:t>
+      </w:r>
+    </w:p>
+    <w:p>
+      <w:pPr>
+        <w:spacing w:line="336" w:lineRule="auto" w:after="180"/>
+        <w:shd w:fill="F5F1FB"/>
+      </w:pPr>
+      <w:r>
+        <w:rPr>
+          <w:b w:val="0"/>
+        </w:rPr>
+        <w:t>Identify the result supported after two updates.</w:t>
+      </w:r>
+    </w:p>
+    <w:p>
+      <w:pPr>
+        <w:pStyle w:val="Heading3"/>
+      </w:pPr>
+      <w:r>
+        <w:t>Selected case answer</w:t>
+      </w:r>
+    </w:p>
+    <w:p>
+      <w:pPr>
+        <w:pStyle w:val="Heading3"/>
+      </w:pPr>
+      <w:r>
+        <w:t>Teacher key · Selected case answer</w:t>
+      </w:r>
+    </w:p>
+    <w:p>
+      <w:pPr>
+        <w:spacing w:line="336" w:lineRule="auto" w:after="180"/>
+        <w:shd w:fill="F1F6FC"/>
+      </w:pPr>
+      <w:r>
+        <w:rPr>
+          <w:b w:val="0"/>
+        </w:rPr>
+        <w:t>Teacher explanation: At 0.25: a = 0.5 then 0.75; losses 0.25 then 0.0625. At 0.5: a = 1 then 1; losses 0 then 0. At 1: a = 2 then 0; losses 1 then 1. Rate 0.5 attains the lowest objective in this comparison.</w:t>
+      </w:r>
+    </w:p>
+    <w:p>
+      <w:pPr>
+        <w:spacing w:line="336" w:lineRule="auto" w:after="180"/>
+        <w:shd w:fill="F1F6FC"/>
+      </w:pPr>
+      <w:r>
+        <w:rPr>
+          <w:b w:val="0"/>
+        </w:rPr>
+        <w:t>The useful rate differs from the lesson model.</w:t>
       </w:r>
     </w:p>
     <w:tbl>
@@ -1966,67 +3338,281 @@
       </w:tr>
     </w:tbl>
     <w:p>
-      <w:r>
-        <w:t>Record each dimension as not yet, with support, or independent. Accept a valid alternative procedure with a defensible trace. Do not penalise an honestly recorded model failure if the learner correctly explains its evidence and limits.</w:t>
+      <w:pPr>
+        <w:pStyle w:val="Heading3"/>
+      </w:pPr>
+      <w:r>
+        <w:t>Teacher key · Selected case answer</w:t>
       </w:r>
     </w:p>
     <w:p>
       <w:pPr>
-        <w:pStyle w:val="Heading3"/>
-      </w:pPr>
-      <w:r>
-        <w:t>Feedback that the learner uses</w:t>
+        <w:spacing w:line="336" w:lineRule="auto" w:after="180"/>
+        <w:shd w:fill="F1F6FC"/>
+      </w:pPr>
+      <w:r>
+        <w:rPr>
+          <w:b w:val="0"/>
+        </w:rPr>
+        <w:t>Record each dimension as not yet, with support, or independent. Accept a valid alternative procedure with a defensible trace.</w:t>
       </w:r>
     </w:p>
     <w:p>
-      <w:r>
-        <w:t>Name the earliest unsupported step and give one action to repair it. Have the learner make that repair now and explain why. Then assess the relevant skill on a fresh, fully specified case. Confirm it was not previously practised with feedback; solve and check the new case before assigning it. A follow-up design prompt is a starting brief, not automatically an equivalent test.</w:t>
+      <w:pPr>
+        <w:spacing w:line="336" w:lineRule="auto" w:after="180"/>
+        <w:shd w:fill="F1F6FC"/>
+      </w:pPr>
+      <w:r>
+        <w:rPr>
+          <w:b w:val="0"/>
+        </w:rPr>
+        <w:t xml:space="preserve">Do not penalise an honestly recorded model failure if the learner correctly explains its </w:t>
+      </w:r>
+      <w:r>
+        <w:rPr>
+          <w:b/>
+        </w:rPr>
+        <w:t>evidence</w:t>
+      </w:r>
+      <w:r>
+        <w:rPr>
+          <w:b w:val="0"/>
+        </w:rPr>
+        <w:t xml:space="preserve"> and limits.</w:t>
       </w:r>
     </w:p>
     <w:p>
       <w:pPr>
-        <w:pStyle w:val="Heading1"/>
-      </w:pPr>
-      <w:r>
-        <w:t>06. Connect the project, support and next lesson</w:t>
+        <w:pStyle w:val="Heading3"/>
+      </w:pPr>
+      <w:r>
+        <w:t>Feedback that the learner uses</w:t>
       </w:r>
     </w:p>
     <w:p>
-      <w:r>
-        <w:t>Add a labelled learning rate experiments evidence sheet to Image-pattern Network Investigation. Show how you can run a controlled comparison of learning rates. Use the supplied fictional case and keep its inputs, intermediate steps, calculation or prediction, and limitation. Connect this record to last week’s record; a matching answer without a trace is insufficient.</w:t>
+      <w:pPr>
+        <w:spacing w:line="336" w:lineRule="auto" w:after="180"/>
+      </w:pPr>
+      <w:r>
+        <w:rPr>
+          <w:b w:val="0"/>
+        </w:rPr>
+        <w:t>Name the earliest unsupported step and give one action to repair it. Have the learner make that repair now and explain why. Then assess the relevant skill on a fresh, fully specified case.</w:t>
       </w:r>
     </w:p>
     <w:p>
-      <w:r>
-        <w:t>Provide a number line with the minimum marked and a table for old value, gradient, new value and loss. Extension: derive 0 &lt; rate &lt; 1 for strict loss decrease on J(a) = (a - 1) squared away from the minimum, and compare with the lesson bound 0.4.</w:t>
+      <w:pPr>
+        <w:spacing w:line="336" w:lineRule="auto" w:after="180"/>
+      </w:pPr>
+      <w:r>
+        <w:rPr>
+          <w:b w:val="0"/>
+        </w:rPr>
+        <w:t>Confirm it was not previously practised with feedback; solve and check the new case before assigning it. A follow-up design prompt is a starting brief, not automatically an equivalent test.</w:t>
       </w:r>
     </w:p>
     <w:p>
-      <w:r>
-        <w:t>Week 15 separates training and validation curves.</w:t>
+      <w:pPr>
+        <w:pStyle w:val="Heading1"/>
+      </w:pPr>
+      <w:r>
+        <w:t>06. Connect the project, support and next lesson</w:t>
       </w:r>
     </w:p>
     <w:p>
       <w:r>
-        <w:t>Retain the project ledger and assess a changed case after support. Check the relevant prerequisite before carrying this component forward.</w:t>
+        <w:t>Connect Learning rate experiments to Image-pattern Network Investigation, adapt support and plan a later changed-case check.</w:t>
       </w:r>
     </w:p>
     <w:p>
       <w:pPr>
-        <w:pStyle w:val="Heading3"/>
-      </w:pPr>
-      <w:r>
-        <w:t>Plan the delayed return</w:t>
+        <w:spacing w:line="336" w:lineRule="auto" w:after="180"/>
+      </w:pPr>
+      <w:r>
+        <w:rPr>
+          <w:b w:val="0"/>
+        </w:rPr>
+        <w:t xml:space="preserve">Add a labelled </w:t>
+      </w:r>
+      <w:r>
+        <w:rPr>
+          <w:b/>
+        </w:rPr>
+        <w:t>learning rate</w:t>
+      </w:r>
+      <w:r>
+        <w:rPr>
+          <w:b w:val="0"/>
+        </w:rPr>
+        <w:t xml:space="preserve"> experiments </w:t>
+      </w:r>
+      <w:r>
+        <w:rPr>
+          <w:b/>
+        </w:rPr>
+        <w:t>evidence</w:t>
+      </w:r>
+      <w:r>
+        <w:rPr>
+          <w:b w:val="0"/>
+        </w:rPr>
+        <w:t xml:space="preserve"> sheet to Image-pattern Network Investigation. Show how you can run a </w:t>
+      </w:r>
+      <w:r>
+        <w:rPr>
+          <w:b/>
+        </w:rPr>
+        <w:t>controlled comparison</w:t>
+      </w:r>
+      <w:r>
+        <w:rPr>
+          <w:b w:val="0"/>
+        </w:rPr>
+        <w:t xml:space="preserve"> of </w:t>
+      </w:r>
+      <w:r>
+        <w:rPr>
+          <w:b/>
+        </w:rPr>
+        <w:t>learning rate</w:t>
+      </w:r>
+      <w:r>
+        <w:rPr>
+          <w:b w:val="0"/>
+        </w:rPr>
+        <w:t>s.</w:t>
       </w:r>
     </w:p>
     <w:p>
-      <w:r>
-        <w:t>Suggested return points in this level: ai-5/15, ai-5/17, ai-5/20. Use actual classroom dates, adjusting for holidays and gaps. One, three and six teaching weeks are scheduling choices, not a claimed optimal spacing.</w:t>
+      <w:pPr>
+        <w:spacing w:line="336" w:lineRule="auto" w:after="180"/>
+      </w:pPr>
+      <w:r>
+        <w:rPr>
+          <w:b w:val="0"/>
+        </w:rPr>
+        <w:t xml:space="preserve">Use the supplied fictional case and keep its </w:t>
+      </w:r>
+      <w:r>
+        <w:rPr>
+          <w:b/>
+        </w:rPr>
+        <w:t>input</w:t>
+      </w:r>
+      <w:r>
+        <w:rPr>
+          <w:b w:val="0"/>
+        </w:rPr>
+        <w:t xml:space="preserve">s, intermediate steps, calculation or </w:t>
+      </w:r>
+      <w:r>
+        <w:rPr>
+          <w:b/>
+        </w:rPr>
+        <w:t>prediction</w:t>
+      </w:r>
+      <w:r>
+        <w:rPr>
+          <w:b w:val="0"/>
+        </w:rPr>
+        <w:t>, and limitation. Connect this record to last week’s record; a matching answer without a trace is insufficient.</w:t>
       </w:r>
     </w:p>
     <w:p>
-      <w:r>
-        <w:t>At a delayed check, ask for the idea from memory and a changed application. Compare with the earlier independent response and record support used. For a new level, revisit the previous capstone before checking the new prerequisites.</w:t>
+      <w:pPr>
+        <w:spacing w:line="336" w:lineRule="auto" w:after="180"/>
+      </w:pPr>
+      <w:r>
+        <w:rPr>
+          <w:b w:val="0"/>
+        </w:rPr>
+        <w:t>Provide a number line with the minimum marked and a table for old value, gradient, new value and loss.</w:t>
+      </w:r>
+    </w:p>
+    <w:p>
+      <w:pPr>
+        <w:spacing w:line="336" w:lineRule="auto" w:after="180"/>
+      </w:pPr>
+      <w:r>
+        <w:rPr>
+          <w:b w:val="0"/>
+        </w:rPr>
+        <w:t>Extension: derive 0 &lt; rate &lt; 1 for strict loss decrease on J(a) = (a - 1) squared away from the minimum, and compare with the lesson bound 0.4.</w:t>
+      </w:r>
+    </w:p>
+    <w:p>
+      <w:pPr>
+        <w:spacing w:line="336" w:lineRule="auto" w:after="180"/>
+      </w:pPr>
+      <w:r>
+        <w:rPr>
+          <w:b w:val="0"/>
+        </w:rPr>
+        <w:t xml:space="preserve">Week 15 separates </w:t>
+      </w:r>
+      <w:r>
+        <w:rPr>
+          <w:b/>
+        </w:rPr>
+        <w:t>training</w:t>
+      </w:r>
+      <w:r>
+        <w:rPr>
+          <w:b w:val="0"/>
+        </w:rPr>
+        <w:t xml:space="preserve"> and validation curves.</w:t>
+      </w:r>
+    </w:p>
+    <w:p>
+      <w:pPr>
+        <w:spacing w:line="336" w:lineRule="auto" w:after="180"/>
+      </w:pPr>
+      <w:r>
+        <w:rPr>
+          <w:b w:val="0"/>
+        </w:rPr>
+        <w:t>Retain the project ledger and assess a changed case after support. Check the relevant prerequisite before carrying this component forward.</w:t>
+      </w:r>
+    </w:p>
+    <w:p>
+      <w:pPr>
+        <w:pStyle w:val="Heading3"/>
+      </w:pPr>
+      <w:r>
+        <w:t>Plan the delayed return</w:t>
+      </w:r>
+    </w:p>
+    <w:p>
+      <w:pPr>
+        <w:spacing w:line="336" w:lineRule="auto" w:after="180"/>
+      </w:pPr>
+      <w:r>
+        <w:rPr>
+          <w:b w:val="0"/>
+        </w:rPr>
+        <w:t>Suggested return points in this level: ai-5/15, ai-5/17, ai-5/20. Use actual classroom dates, adjusting for holidays and gaps. One, three and six teaching weeks are scheduling choices, not a claimed optimal spacing.</w:t>
+      </w:r>
+    </w:p>
+    <w:p>
+      <w:pPr>
+        <w:spacing w:line="336" w:lineRule="auto" w:after="180"/>
+      </w:pPr>
+      <w:r>
+        <w:rPr>
+          <w:b w:val="0"/>
+        </w:rPr>
+        <w:t>At a delayed check, ask for the idea from memory and a changed application. Compare with the earlier independent response and record support used.</w:t>
+      </w:r>
+    </w:p>
+    <w:p>
+      <w:pPr>
+        <w:spacing w:line="336" w:lineRule="auto" w:after="180"/>
+      </w:pPr>
+      <w:r>
+        <w:rPr>
+          <w:b w:val="0"/>
+        </w:rPr>
+        <w:t>For a new level, revisit the previous capstone before checking the new prerequisites.</w:t>
       </w:r>
     </w:p>
     <w:tbl>
@@ -2186,8 +3772,26 @@
       </w:tr>
     </w:tbl>
     <w:p>
-      <w:r>
-        <w:t>Use the evidence to choose reteaching or the next step. A completed page, confidence rating or attractive project does not by itself demonstrate understanding.</w:t>
+      <w:pPr>
+        <w:spacing w:line="336" w:lineRule="auto" w:after="180"/>
+      </w:pPr>
+      <w:r>
+        <w:rPr>
+          <w:b w:val="0"/>
+        </w:rPr>
+        <w:t xml:space="preserve">Use the </w:t>
+      </w:r>
+      <w:r>
+        <w:rPr>
+          <w:b/>
+        </w:rPr>
+        <w:t>evidence</w:t>
+      </w:r>
+      <w:r>
+        <w:rPr>
+          <w:b w:val="0"/>
+        </w:rPr>
+        <w:t xml:space="preserve"> to choose reteaching or the next step. A completed page, confidence rating or attractive project does not by itself demonstrate understanding.</w:t>
       </w:r>
     </w:p>
     <w:p>
@@ -2199,26 +3803,117 @@
       </w:r>
     </w:p>
     <w:p>
-      <w:r>
-        <w:t>For your Image-pattern Network Investigation, save the input, procedure, observed result and limitation of this check. Label this worked example as practice; use a different, previously unreviewed case when checking independent understanding.</w:t>
+      <w:pPr>
+        <w:spacing w:line="336" w:lineRule="auto" w:after="180"/>
+      </w:pPr>
+      <w:r>
+        <w:rPr>
+          <w:b w:val="0"/>
+        </w:rPr>
+        <w:t xml:space="preserve">For your Image-pattern Network Investigation, save the </w:t>
+      </w:r>
+      <w:r>
+        <w:rPr>
+          <w:b/>
+        </w:rPr>
+        <w:t>input</w:t>
+      </w:r>
+      <w:r>
+        <w:rPr>
+          <w:b w:val="0"/>
+        </w:rPr>
+        <w:t>, procedure, observed result and limitation of this check.</w:t>
       </w:r>
     </w:p>
     <w:p>
       <w:pPr>
-        <w:pStyle w:val="Heading1"/>
-      </w:pPr>
-      <w:r>
-        <w:t>07. Prepare, teach and assess</w:t>
+        <w:spacing w:line="336" w:lineRule="auto" w:after="180"/>
+      </w:pPr>
+      <w:r>
+        <w:rPr>
+          <w:b w:val="0"/>
+        </w:rPr>
+        <w:t>Label this worked example as practice; use a different, previously unreviewed case when checking independent understanding.</w:t>
       </w:r>
     </w:p>
     <w:p>
-      <w:r>
-        <w:t>Teaching target: Run a controlled comparison of learning rates</w:t>
+      <w:pPr>
+        <w:pStyle w:val="Heading1"/>
+      </w:pPr>
+      <w:r>
+        <w:t>07. Prepare, teach and assess</w:t>
       </w:r>
     </w:p>
     <w:p>
       <w:r>
-        <w:t>Prepare the labelled worked-case picture, the matching workbook, fictional input cards and a place for individual responses. Check a local Python 3 environment before class; have a paper-trace version ready.</w:t>
+        <w:t>Use this preparation summary alongside the detailed Learning rate experiments lesson; it is a checklist rather than a replacement for the full sequence.</w:t>
+      </w:r>
+    </w:p>
+    <w:p>
+      <w:pPr>
+        <w:pStyle w:val="Heading3"/>
+      </w:pPr>
+      <w:r>
+        <w:t>Teaching target</w:t>
+      </w:r>
+    </w:p>
+    <w:p>
+      <w:pPr>
+        <w:spacing w:line="336" w:lineRule="auto" w:after="180"/>
+        <w:shd w:fill="EDF7F3"/>
+      </w:pPr>
+      <w:r>
+        <w:rPr>
+          <w:b w:val="0"/>
+        </w:rPr>
+        <w:t xml:space="preserve">Teaching target: Run a </w:t>
+      </w:r>
+      <w:r>
+        <w:rPr>
+          <w:b/>
+        </w:rPr>
+        <w:t>controlled comparison</w:t>
+      </w:r>
+      <w:r>
+        <w:rPr>
+          <w:b w:val="0"/>
+        </w:rPr>
+        <w:t xml:space="preserve"> of </w:t>
+      </w:r>
+      <w:r>
+        <w:rPr>
+          <w:b/>
+        </w:rPr>
+        <w:t>learning rate</w:t>
+      </w:r>
+      <w:r>
+        <w:rPr>
+          <w:b w:val="0"/>
+        </w:rPr>
+        <w:t>s</w:t>
+      </w:r>
+    </w:p>
+    <w:p>
+      <w:pPr>
+        <w:spacing w:line="336" w:lineRule="auto" w:after="180"/>
+      </w:pPr>
+      <w:r>
+        <w:rPr>
+          <w:b w:val="0"/>
+        </w:rPr>
+        <w:t xml:space="preserve">Prepare the labelled worked-case picture, the matching workbook, fictional </w:t>
+      </w:r>
+      <w:r>
+        <w:rPr>
+          <w:b/>
+        </w:rPr>
+        <w:t>input</w:t>
+      </w:r>
+      <w:r>
+        <w:rPr>
+          <w:b w:val="0"/>
+        </w:rPr>
+        <w:t xml:space="preserve"> cards and a place for individual responses. Check a local Python 3 environment before class; have a paper-trace version ready.</w:t>
       </w:r>
     </w:p>
     <w:tbl>
@@ -2365,37 +4060,208 @@
       </w:tr>
     </w:tbl>
     <w:p>
-      <w:r>
-        <w:t>Before class, solve the supported practice: At rate 0.3 the first update gives v = 3, past the minimum at 2. Calculate the next v and loss. Has the first crossing proved divergence?</w:t>
+      <w:pPr>
+        <w:spacing w:line="336" w:lineRule="auto" w:after="180"/>
+        <w:shd w:fill="F5F1FB"/>
+      </w:pPr>
+      <w:r>
+        <w:rPr>
+          <w:b w:val="0"/>
+        </w:rPr>
+        <w:t xml:space="preserve">Before class, solve the supported practice: At rate 0.3 the first update gives v = 3, past the minimum at 2. Calculate the next v and loss. Has the first crossing proved </w:t>
+      </w:r>
+      <w:r>
+        <w:rPr>
+          <w:b/>
+        </w:rPr>
+        <w:t>divergence</w:t>
+      </w:r>
+      <w:r>
+        <w:rPr>
+          <w:b w:val="0"/>
+        </w:rPr>
+        <w:t>?</w:t>
       </w:r>
     </w:p>
     <w:p>
-      <w:r>
-        <w:t>Reasoned practice answer: Teacher explanation: Next gradient 5 gives v = 1.5 and loss 0.625. No. Signed distance changes side but shrinks by half each update; loss decreases.</w:t>
+      <w:pPr>
+        <w:pStyle w:val="Heading3"/>
+      </w:pPr>
+      <w:r>
+        <w:t>Supported practice answer</w:t>
       </w:r>
     </w:p>
     <w:p>
-      <w:r>
-        <w:t>Check every learner before discussion: Use the worked case for Learning rate experiments. Proposed explanation: “Crossing the minimum means divergence”. Decide whether this explanation is supported. Point to the step or supplied fact that decides; explain your repair if needed.</w:t>
+      <w:pPr>
+        <w:spacing w:line="336" w:lineRule="auto" w:after="180"/>
+        <w:shd w:fill="F1F6FC"/>
+      </w:pPr>
+      <w:r>
+        <w:rPr>
+          <w:b w:val="0"/>
+        </w:rPr>
+        <w:t>Reasoned practice answer: Teacher explanation: Next gradient 5 gives v = 1.5 and loss 0.625. No. Signed distance changes side but shrinks by half each update; loss decreases.</w:t>
       </w:r>
     </w:p>
     <w:p>
-      <w:r>
-        <w:t>Misconception repair: Compare distance magnitudes or losses; alternating sides can converge.</w:t>
+      <w:pPr>
+        <w:spacing w:line="336" w:lineRule="auto" w:after="180"/>
+      </w:pPr>
+      <w:r>
+        <w:rPr>
+          <w:b w:val="0"/>
+        </w:rPr>
+        <w:t xml:space="preserve">Check every learner before discussion: Use the worked case for </w:t>
+      </w:r>
+      <w:r>
+        <w:rPr>
+          <w:b/>
+        </w:rPr>
+        <w:t>Learning rate</w:t>
+      </w:r>
+      <w:r>
+        <w:rPr>
+          <w:b w:val="0"/>
+        </w:rPr>
+        <w:t xml:space="preserve"> experiments. Proposed explanation: “Crossing the minimum means </w:t>
+      </w:r>
+      <w:r>
+        <w:rPr>
+          <w:b/>
+        </w:rPr>
+        <w:t>divergence</w:t>
+      </w:r>
+      <w:r>
+        <w:rPr>
+          <w:b w:val="0"/>
+        </w:rPr>
+        <w:t>”. Decide whether this explanation is supported.</w:t>
       </w:r>
     </w:p>
     <w:p>
-      <w:r>
-        <w:t>Support: read the exact case aloud, enlarge the labelled picture, supply input cards and model only the first deciding step. Accept a spoken explanation or drawing; retain the reasoning goal.</w:t>
+      <w:pPr>
+        <w:spacing w:line="336" w:lineRule="auto" w:after="180"/>
+      </w:pPr>
+      <w:r>
+        <w:rPr>
+          <w:b w:val="0"/>
+        </w:rPr>
+        <w:t>Point to the step or supplied fact that decides; explain your repair if needed.</w:t>
       </w:r>
     </w:p>
     <w:p>
-      <w:r>
-        <w:t>Extension: Add a rate 1 run from a = 0. Require a prediction and a reason before comparing. Expected result: Its path is 8 then 0, with loss 16 at both steps. Reason: The update alternates across4 without reducing the initial loss.</w:t>
+      <w:pPr>
+        <w:pStyle w:val="Heading3"/>
+      </w:pPr>
+      <w:r>
+        <w:t>Repair the misconception</w:t>
       </w:r>
     </w:p>
     <w:p>
-      <w:r>
+      <w:pPr>
+        <w:spacing w:line="336" w:lineRule="auto" w:after="180"/>
+        <w:shd w:fill="FFF5E6"/>
+      </w:pPr>
+      <w:r>
+        <w:rPr>
+          <w:b w:val="0"/>
+        </w:rPr>
+        <w:t>Misconception repair: Compare distance magnitudes or losses; alternating sides can converge.</w:t>
+      </w:r>
+    </w:p>
+    <w:p>
+      <w:pPr>
+        <w:pStyle w:val="Heading3"/>
+      </w:pPr>
+      <w:r>
+        <w:t>Support without giving away the answer</w:t>
+      </w:r>
+    </w:p>
+    <w:p>
+      <w:pPr>
+        <w:spacing w:line="336" w:lineRule="auto" w:after="180"/>
+        <w:shd w:fill="F1F6F8"/>
+      </w:pPr>
+      <w:r>
+        <w:rPr>
+          <w:b w:val="0"/>
+        </w:rPr>
+        <w:t xml:space="preserve">Support: read the exact case aloud, enlarge the labelled picture, supply </w:t>
+      </w:r>
+      <w:r>
+        <w:rPr>
+          <w:b/>
+        </w:rPr>
+        <w:t>input</w:t>
+      </w:r>
+      <w:r>
+        <w:rPr>
+          <w:b w:val="0"/>
+        </w:rPr>
+        <w:t xml:space="preserve"> cards and model only the first deciding step. Accept a spoken explanation or drawing; retain the reasoning goal.</w:t>
+      </w:r>
+    </w:p>
+    <w:p>
+      <w:pPr>
+        <w:pStyle w:val="Heading3"/>
+      </w:pPr>
+      <w:r>
+        <w:t>Extend the reasoning</w:t>
+      </w:r>
+    </w:p>
+    <w:p>
+      <w:pPr>
+        <w:spacing w:line="336" w:lineRule="auto" w:after="180"/>
+        <w:shd w:fill="F5F1FB"/>
+      </w:pPr>
+      <w:r>
+        <w:rPr>
+          <w:b w:val="0"/>
+        </w:rPr>
+        <w:t xml:space="preserve">Extension: Add a rate 1 run from a = 0. Require a </w:t>
+      </w:r>
+      <w:r>
+        <w:rPr>
+          <w:b/>
+        </w:rPr>
+        <w:t>prediction</w:t>
+      </w:r>
+      <w:r>
+        <w:rPr>
+          <w:b w:val="0"/>
+        </w:rPr>
+        <w:t xml:space="preserve"> and a reason before comparing. Expected result: Its path is 8 then 0, with loss 16 at both steps.</w:t>
+      </w:r>
+    </w:p>
+    <w:p>
+      <w:pPr>
+        <w:spacing w:line="336" w:lineRule="auto" w:after="180"/>
+        <w:shd w:fill="F5F1FB"/>
+      </w:pPr>
+      <w:r>
+        <w:rPr>
+          <w:b w:val="0"/>
+        </w:rPr>
+        <w:t>Reason: The update alternates across4 without reducing the initial loss.</w:t>
+      </w:r>
+    </w:p>
+    <w:p>
+      <w:pPr>
+        <w:pStyle w:val="Heading3"/>
+      </w:pPr>
+      <w:r>
+        <w:t>Protect the independent attempt</w:t>
+      </w:r>
+    </w:p>
+    <w:p>
+      <w:pPr>
+        <w:spacing w:line="336" w:lineRule="auto" w:after="180"/>
+        <w:shd w:fill="FFF5E6"/>
+      </w:pPr>
+      <w:r>
+        <w:rPr>
+          <w:b w:val="0"/>
+        </w:rPr>
         <w:t>Independent assessment: withhold the reserved answer until the learner has attempted the new case. Record support separately from correctness.</w:t>
       </w:r>
     </w:p>
@@ -2584,46 +4450,930 @@
       </w:tr>
     </w:tbl>
     <w:p>
-      <w:r>
-        <w:t>Project checkpoint: Test changed cases. Keep normal, boundary and failure cases; compare expected and observed results.</w:t>
+      <w:pPr>
+        <w:pStyle w:val="Heading3"/>
+      </w:pPr>
+      <w:r>
+        <w:t>Project checkpoint</w:t>
       </w:r>
     </w:p>
     <w:p>
-      <w:r>
-        <w:t>Use the weekly teacher answer for topic-specific reasoning. A saved progress tick is an activity record; judge mastery from the learner’s explanation and evidence.</w:t>
+      <w:pPr>
+        <w:spacing w:line="336" w:lineRule="auto" w:after="180"/>
+        <w:shd w:fill="EDF7F3"/>
+      </w:pPr>
+      <w:r>
+        <w:rPr>
+          <w:b w:val="0"/>
+        </w:rPr>
+        <w:t>Project checkpoint: Test changed cases. Keep normal, boundary and failure cases; compare expected and observed results.</w:t>
       </w:r>
     </w:p>
     <w:p>
       <w:pPr>
-        <w:pStyle w:val="Heading1"/>
-      </w:pPr>
-      <w:r>
-        <w:t>08. Use feedback, labs and repair paths</w:t>
+        <w:spacing w:line="336" w:lineRule="auto" w:after="180"/>
+      </w:pPr>
+      <w:r>
+        <w:rPr>
+          <w:b w:val="0"/>
+        </w:rPr>
+        <w:t xml:space="preserve">Use the weekly teacher answer for topic-specific reasoning. A saved progress tick is an activity record; judge mastery from the learner’s explanation and </w:t>
+      </w:r>
+      <w:r>
+        <w:rPr>
+          <w:b/>
+        </w:rPr>
+        <w:t>evidence</w:t>
+      </w:r>
+      <w:r>
+        <w:rPr>
+          <w:b w:val="0"/>
+        </w:rPr>
+        <w:t>.</w:t>
       </w:r>
     </w:p>
     <w:p>
-      <w:r>
-        <w:t>Use the two formative questions as supported practice, not as independent mastery scores. Discuss the deciding evidence rather than accepting a guessed selection.</w:t>
+      <w:pPr>
+        <w:pStyle w:val="Heading1"/>
+      </w:pPr>
+      <w:r>
+        <w:t>08. Use feedback, labs and repair paths</w:t>
       </w:r>
     </w:p>
     <w:p>
       <w:r>
-        <w:t>The feedback comes from the reviewed public worked case. Do not reveal the separately reserved independent teacher answer until the learner has attempted that case.</w:t>
+        <w:t>Use feedback, earlier review and portfolios purposefully. Apply the coding routine only when this lesson has an executable lab.</w:t>
       </w:r>
     </w:p>
     <w:p>
-      <w:r>
-        <w:t>Ask students to predict before running code. Preserve errors and actual outputs; collect a changed test and an explanation. The branch-boundary and indexing lessons deliberately include failure cases.</w:t>
+      <w:pPr>
+        <w:spacing w:line="336" w:lineRule="auto" w:after="180"/>
+      </w:pPr>
+      <w:r>
+        <w:rPr>
+          <w:b w:val="0"/>
+        </w:rPr>
+        <w:t xml:space="preserve">Use the two formative questions as supported practice, not as independent mastery scores. Discuss the deciding </w:t>
+      </w:r>
+      <w:r>
+        <w:rPr>
+          <w:b/>
+        </w:rPr>
+        <w:t>evidence</w:t>
+      </w:r>
+      <w:r>
+        <w:rPr>
+          <w:b w:val="0"/>
+        </w:rPr>
+        <w:t xml:space="preserve"> rather than accepting a guessed selection.</w:t>
       </w:r>
     </w:p>
     <w:p>
-      <w:r>
-        <w:t>Use the earlier worked-explanation links to address a specific missing building block, then return to the current question. Adapt this suggestion after observing the learner; it is not an automatic diagnosis.</w:t>
+      <w:pPr>
+        <w:spacing w:line="336" w:lineRule="auto" w:after="180"/>
+      </w:pPr>
+      <w:r>
+        <w:rPr>
+          <w:b w:val="0"/>
+        </w:rPr>
+        <w:t>The feedback comes from the reviewed public worked case. Do not reveal the separately reserved independent teacher answer until the learner has attempted that case.</w:t>
       </w:r>
     </w:p>
     <w:p>
-      <w:r>
-        <w:t>Collect the completed-work portfolio as evidence. Record support separately from correctness, and assess explanation, trace/test and limitations. Progress ticks and quiz selections alone do not establish mastery.</w:t>
+      <w:pPr>
+        <w:spacing w:line="336" w:lineRule="auto" w:after="180"/>
+      </w:pPr>
+      <w:r>
+        <w:rPr>
+          <w:b w:val="0"/>
+        </w:rPr>
+        <w:t xml:space="preserve">Ask students to predict before running code. Preserve errors and actual </w:t>
+      </w:r>
+      <w:r>
+        <w:rPr>
+          <w:b/>
+        </w:rPr>
+        <w:t>output</w:t>
+      </w:r>
+      <w:r>
+        <w:rPr>
+          <w:b w:val="0"/>
+        </w:rPr>
+        <w:t>s; collect a changed test and an explanation. The branch-boundary and indexing lessons deliberately include failure cases.</w:t>
+      </w:r>
+    </w:p>
+    <w:p>
+      <w:pPr>
+        <w:spacing w:line="336" w:lineRule="auto" w:after="180"/>
+      </w:pPr>
+      <w:r>
+        <w:rPr>
+          <w:b w:val="0"/>
+        </w:rPr>
+        <w:t>Use the earlier worked-explanation links to address a specific missing building block, then return to the current question. Adapt this suggestion after observing the learner; it is not an automatic diagnosis.</w:t>
+      </w:r>
+    </w:p>
+    <w:p>
+      <w:pPr>
+        <w:spacing w:line="336" w:lineRule="auto" w:after="180"/>
+      </w:pPr>
+      <w:r>
+        <w:rPr>
+          <w:b w:val="0"/>
+        </w:rPr>
+        <w:t xml:space="preserve">Collect the completed-work portfolio as </w:t>
+      </w:r>
+      <w:r>
+        <w:rPr>
+          <w:b/>
+        </w:rPr>
+        <w:t>evidence</w:t>
+      </w:r>
+      <w:r>
+        <w:rPr>
+          <w:b w:val="0"/>
+        </w:rPr>
+        <w:t>. Record support separately from correctness, and assess explanation, trace/test and limitations. Progress ticks and quiz selections alone do not establish mastery.</w:t>
+      </w:r>
+    </w:p>
+    <w:p>
+      <w:pPr>
+        <w:pStyle w:val="Heading1"/>
+      </w:pPr>
+      <w:r>
+        <w:t>09. Visual concept journey</w:t>
+      </w:r>
+    </w:p>
+    <w:p>
+      <w:r>
+        <w:t>Show one Learning rate experiments graphic at a time, request a prediction and discuss its trace before the independent assessment.</w:t>
+      </w:r>
+    </w:p>
+    <w:p>
+      <w:pPr>
+        <w:spacing w:line="336" w:lineRule="auto" w:after="180"/>
+      </w:pPr>
+      <w:r>
+        <w:rPr>
+          <w:b w:val="0"/>
+        </w:rPr>
+        <w:t xml:space="preserve">Use one picture at a time. Hide a worked result before asking for a </w:t>
+      </w:r>
+      <w:r>
+        <w:rPr>
+          <w:b/>
+        </w:rPr>
+        <w:t>prediction</w:t>
+      </w:r>
+      <w:r>
+        <w:rPr>
+          <w:b w:val="0"/>
+        </w:rPr>
+        <w:t>, then reveal it for feedback. These are supported teaching cases; retain the separate independent assessment for a fresh first attempt.</w:t>
+      </w:r>
+    </w:p>
+    <w:p>
+      <w:pPr>
+        <w:pStyle w:val="Heading3"/>
+      </w:pPr>
+      <w:r>
+        <w:t>01. Learning rate experiments: the case</w:t>
+      </w:r>
+    </w:p>
+    <w:p>
+      <w:r>
+        <w:drawing>
+          <wp:inline xmlns:a="http://schemas.openxmlformats.org/drawingml/2006/main" xmlns:pic="http://schemas.openxmlformats.org/drawingml/2006/picture">
+            <wp:extent cx="5486400" cy="2990088"/>
+            <wp:docPr id="2" name="Picture 2" descr="Compare learning rates with identical starting loss and update counts. Supplied facts: Loss J(a)=(a-4)²; gradient 2(a-4); start a =  = 0. Compare two updates at rates0.25 and 0.75. All inputs and outcomes in this worked example are invented classroom data; no real model run is claimed."/>
+            <wp:cNvGraphicFramePr>
+              <a:graphicFrameLocks noChangeAspect="1"/>
+            </wp:cNvGraphicFramePr>
+            <a:graphic>
+              <a:graphicData uri="http://schemas.openxmlformats.org/drawingml/2006/picture">
+                <pic:pic>
+                  <pic:nvPicPr>
+                    <pic:cNvPr id="0" name="academy-story-ai-5-14-01.png"/>
+                    <pic:cNvPicPr/>
+                  </pic:nvPicPr>
+                  <pic:blipFill>
+                    <a:blip r:embed="rId10"/>
+                    <a:stretch>
+                      <a:fillRect/>
+                    </a:stretch>
+                  </pic:blipFill>
+                  <pic:spPr>
+                    <a:xfrm>
+                      <a:off x="0" y="0"/>
+                      <a:ext cx="5486400" cy="2990088"/>
+                    </a:xfrm>
+                    <a:prstGeom prst="rect"/>
+                  </pic:spPr>
+                </pic:pic>
+              </a:graphicData>
+            </a:graphic>
+          </wp:inline>
+        </w:drawing>
+      </w:r>
+    </w:p>
+    <w:p>
+      <w:pPr>
+        <w:spacing w:line="336" w:lineRule="auto" w:after="180"/>
+      </w:pPr>
+      <w:r>
+        <w:rPr>
+          <w:b w:val="0"/>
+        </w:rPr>
+        <w:t xml:space="preserve">Compare </w:t>
+      </w:r>
+      <w:r>
+        <w:rPr>
+          <w:b/>
+        </w:rPr>
+        <w:t>learning rate</w:t>
+      </w:r>
+      <w:r>
+        <w:rPr>
+          <w:b w:val="0"/>
+        </w:rPr>
+        <w:t>s with identical starting loss and update counts. Supplied facts: Loss J(a)=(a-4)²; gradient 2(a-4); start a =  = 0. Compare two updates at rates0.25 and 0.75.</w:t>
+      </w:r>
+    </w:p>
+    <w:p>
+      <w:pPr>
+        <w:spacing w:line="336" w:lineRule="auto" w:after="180"/>
+      </w:pPr>
+      <w:r>
+        <w:rPr>
+          <w:b w:val="0"/>
+        </w:rPr>
+        <w:t xml:space="preserve">All </w:t>
+      </w:r>
+      <w:r>
+        <w:rPr>
+          <w:b/>
+        </w:rPr>
+        <w:t>input</w:t>
+      </w:r>
+      <w:r>
+        <w:rPr>
+          <w:b w:val="0"/>
+        </w:rPr>
+        <w:t>s and outcomes in this worked example are invented classroom data; no real model run is claimed.</w:t>
+      </w:r>
+    </w:p>
+    <w:p>
+      <w:pPr>
+        <w:spacing w:line="336" w:lineRule="auto" w:after="180"/>
+        <w:shd w:fill="F5F1FB"/>
+      </w:pPr>
+      <w:r>
+        <w:rPr>
+          <w:b w:val="0"/>
+        </w:rPr>
+        <w:t>Point to the given fact that matters most. Explain why it matters.</w:t>
+      </w:r>
+    </w:p>
+    <w:p>
+      <w:pPr>
+        <w:pStyle w:val="Heading3"/>
+      </w:pPr>
+      <w:r>
+        <w:t>Discuss while showing the picture</w:t>
+      </w:r>
+    </w:p>
+    <w:p>
+      <w:pPr>
+        <w:spacing w:line="336" w:lineRule="auto" w:after="180"/>
+        <w:shd w:fill="F1F6F8"/>
+      </w:pPr>
+      <w:r>
+        <w:rPr>
+          <w:b w:val="0"/>
+        </w:rPr>
+        <w:t>Teacher prompt: Point to the given fact that matters most. Explain why it matters. Ask learners to describe one label or arrow in ordinary words. Use the adjacent transcript if the image is difficult to see.</w:t>
+      </w:r>
+    </w:p>
+    <w:p>
+      <w:pPr>
+        <w:pStyle w:val="Heading3"/>
+      </w:pPr>
+      <w:r>
+        <w:t>02. Follow the deciding steps</w:t>
+      </w:r>
+    </w:p>
+    <w:p>
+      <w:r>
+        <w:drawing>
+          <wp:inline xmlns:a="http://schemas.openxmlformats.org/drawingml/2006/main" xmlns:pic="http://schemas.openxmlformats.org/drawingml/2006/picture">
+            <wp:extent cx="5486400" cy="3337560"/>
+            <wp:docPr id="3" name="Picture 3" descr="Rate0.25: First a = 2, loss 4; second a = 3, loss 1. → Rate0.75: First a = 6, loss 4; second a = 3, loss 1. → Inspect paths: Both end at 3 and loss 1; larger rate crosses the optimum while smaller rate stays below it."/>
+            <wp:cNvGraphicFramePr>
+              <a:graphicFrameLocks noChangeAspect="1"/>
+            </wp:cNvGraphicFramePr>
+            <a:graphic>
+              <a:graphicData uri="http://schemas.openxmlformats.org/drawingml/2006/picture">
+                <pic:pic>
+                  <pic:nvPicPr>
+                    <pic:cNvPr id="0" name="academy-story-ai-5-14-02.png"/>
+                    <pic:cNvPicPr/>
+                  </pic:nvPicPr>
+                  <pic:blipFill>
+                    <a:blip r:embed="rId11"/>
+                    <a:stretch>
+                      <a:fillRect/>
+                    </a:stretch>
+                  </pic:blipFill>
+                  <pic:spPr>
+                    <a:xfrm>
+                      <a:off x="0" y="0"/>
+                      <a:ext cx="5486400" cy="3337560"/>
+                    </a:xfrm>
+                    <a:prstGeom prst="rect"/>
+                  </pic:spPr>
+                </pic:pic>
+              </a:graphicData>
+            </a:graphic>
+          </wp:inline>
+        </w:drawing>
+      </w:r>
+    </w:p>
+    <w:p>
+      <w:pPr>
+        <w:spacing w:line="336" w:lineRule="auto" w:after="180"/>
+      </w:pPr>
+      <w:r>
+        <w:rPr>
+          <w:b w:val="0"/>
+        </w:rPr>
+        <w:t>Rate0.25: First a = 2, loss 4; second a = 3, loss 1. → Rate0.75: First a = 6, loss 4; second a = 3, loss 1. → Inspect paths: Both end at 3 and loss 1; larger rate crosses the optimum while smaller rate stays below it.</w:t>
+      </w:r>
+    </w:p>
+    <w:p>
+      <w:pPr>
+        <w:spacing w:line="336" w:lineRule="auto" w:after="180"/>
+        <w:shd w:fill="F5F1FB"/>
+      </w:pPr>
+      <w:r>
+        <w:rPr>
+          <w:b w:val="0"/>
+        </w:rPr>
+        <w:t xml:space="preserve">Point to each numbered stage and explain which recorded </w:t>
+      </w:r>
+      <w:r>
+        <w:rPr>
+          <w:b/>
+        </w:rPr>
+        <w:t>input</w:t>
+      </w:r>
+      <w:r>
+        <w:rPr>
+          <w:b w:val="0"/>
+        </w:rPr>
+        <w:t xml:space="preserve"> it uses.</w:t>
+      </w:r>
+    </w:p>
+    <w:p>
+      <w:pPr>
+        <w:pStyle w:val="Heading3"/>
+      </w:pPr>
+      <w:r>
+        <w:t>Discuss while showing the picture</w:t>
+      </w:r>
+    </w:p>
+    <w:p>
+      <w:pPr>
+        <w:spacing w:line="336" w:lineRule="auto" w:after="180"/>
+        <w:shd w:fill="F1F6F8"/>
+      </w:pPr>
+      <w:r>
+        <w:rPr>
+          <w:b w:val="0"/>
+        </w:rPr>
+        <w:t xml:space="preserve">Teacher prompt: Point to each numbered stage and explain which recorded </w:t>
+      </w:r>
+      <w:r>
+        <w:rPr>
+          <w:b/>
+        </w:rPr>
+        <w:t>input</w:t>
+      </w:r>
+      <w:r>
+        <w:rPr>
+          <w:b w:val="0"/>
+        </w:rPr>
+        <w:t xml:space="preserve"> it uses. Ask learners to describe one label or arrow in ordinary words. Use the adjacent transcript if the image is difficult to see.</w:t>
+      </w:r>
+    </w:p>
+    <w:p>
+      <w:pPr>
+        <w:pStyle w:val="Heading3"/>
+      </w:pPr>
+      <w:r>
+        <w:t>03. The update factor explains three behaviours</w:t>
+      </w:r>
+    </w:p>
+    <w:p>
+      <w:r>
+        <w:drawing>
+          <wp:inline xmlns:a="http://schemas.openxmlformats.org/drawingml/2006/main" xmlns:pic="http://schemas.openxmlformats.org/drawingml/2006/picture">
+            <wp:extent cx="5486400" cy="2834640"/>
+            <wp:docPr id="4" name="Picture 4" descr="The update factor explains three behaviours. 0.05 gives 0.75 | Same side and shrinking | Multiplied by 0.5625. 0.3 gives -0.5 | Alternating and shrinking | Multiplied by 0.25. 0.5 gives -1.5 | Alternating and growing | Multiplied by 2.25"/>
+            <wp:cNvGraphicFramePr>
+              <a:graphicFrameLocks noChangeAspect="1"/>
+            </wp:cNvGraphicFramePr>
+            <a:graphic>
+              <a:graphicData uri="http://schemas.openxmlformats.org/drawingml/2006/picture">
+                <pic:pic>
+                  <pic:nvPicPr>
+                    <pic:cNvPr id="0" name="academy-story-ai-5-14-03.png"/>
+                    <pic:cNvPicPr/>
+                  </pic:nvPicPr>
+                  <pic:blipFill>
+                    <a:blip r:embed="rId12"/>
+                    <a:stretch>
+                      <a:fillRect/>
+                    </a:stretch>
+                  </pic:blipFill>
+                  <pic:spPr>
+                    <a:xfrm>
+                      <a:off x="0" y="0"/>
+                      <a:ext cx="5486400" cy="2834640"/>
+                    </a:xfrm>
+                    <a:prstGeom prst="rect"/>
+                  </pic:spPr>
+                </pic:pic>
+              </a:graphicData>
+            </a:graphic>
+          </wp:inline>
+        </w:drawing>
+      </w:r>
+    </w:p>
+    <w:p>
+      <w:pPr>
+        <w:spacing w:line="336" w:lineRule="auto" w:after="180"/>
+      </w:pPr>
+      <w:r>
+        <w:rPr>
+          <w:b w:val="0"/>
+        </w:rPr>
+        <w:t>The update factor explains three behaviours. 0.05 gives 0.75 | Same side and shrinking | Multiplied by 0.5625. 0.3 gives -0.5 | Alternating and shrinking | Multiplied by 0.25. 0.5 gives -1.5 | Alternating and growing | Multiplied by 2.25</w:t>
+      </w:r>
+    </w:p>
+    <w:p>
+      <w:pPr>
+        <w:spacing w:line="336" w:lineRule="auto" w:after="180"/>
+        <w:shd w:fill="F5F1FB"/>
+      </w:pPr>
+      <w:r>
+        <w:rPr>
+          <w:b w:val="0"/>
+        </w:rPr>
+        <w:t>Read the labels and values. Explain the relationship the model shows.</w:t>
+      </w:r>
+    </w:p>
+    <w:p>
+      <w:pPr>
+        <w:pStyle w:val="Heading3"/>
+      </w:pPr>
+      <w:r>
+        <w:t>Discuss while showing the picture</w:t>
+      </w:r>
+    </w:p>
+    <w:p>
+      <w:pPr>
+        <w:spacing w:line="336" w:lineRule="auto" w:after="180"/>
+        <w:shd w:fill="F1F6F8"/>
+      </w:pPr>
+      <w:r>
+        <w:rPr>
+          <w:b w:val="0"/>
+        </w:rPr>
+        <w:t>Teacher prompt: Read the labels and values. Explain the relationship the model shows. Ask learners to describe one label or arrow in ordinary words. Use the adjacent transcript if the image is difficult to see.</w:t>
+      </w:r>
+    </w:p>
+    <w:p>
+      <w:pPr>
+        <w:pStyle w:val="Heading3"/>
+      </w:pPr>
+      <w:r>
+        <w:t>04. Change one thing. Trace what follows.</w:t>
+      </w:r>
+    </w:p>
+    <w:p>
+      <w:r>
+        <w:drawing>
+          <wp:inline xmlns:a="http://schemas.openxmlformats.org/drawingml/2006/main" xmlns:pic="http://schemas.openxmlformats.org/drawingml/2006/picture">
+            <wp:extent cx="5486400" cy="3041904"/>
+            <wp:docPr id="5" name="Picture 5" descr="Original case: Both end at 3 and loss 1; larger rate crosses the optimum while smaller rate stays below it. Changed condition: Add a rate 1 run from a = 0. Expected result: Its path is 8 then 0, with loss 16 at both steps. Reason: The update alternates across4 without reducing the initial loss."/>
+            <wp:cNvGraphicFramePr>
+              <a:graphicFrameLocks noChangeAspect="1"/>
+            </wp:cNvGraphicFramePr>
+            <a:graphic>
+              <a:graphicData uri="http://schemas.openxmlformats.org/drawingml/2006/picture">
+                <pic:pic>
+                  <pic:nvPicPr>
+                    <pic:cNvPr id="0" name="academy-story-ai-5-14-04.png"/>
+                    <pic:cNvPicPr/>
+                  </pic:nvPicPr>
+                  <pic:blipFill>
+                    <a:blip r:embed="rId13"/>
+                    <a:stretch>
+                      <a:fillRect/>
+                    </a:stretch>
+                  </pic:blipFill>
+                  <pic:spPr>
+                    <a:xfrm>
+                      <a:off x="0" y="0"/>
+                      <a:ext cx="5486400" cy="3041904"/>
+                    </a:xfrm>
+                    <a:prstGeom prst="rect"/>
+                  </pic:spPr>
+                </pic:pic>
+              </a:graphicData>
+            </a:graphic>
+          </wp:inline>
+        </w:drawing>
+      </w:r>
+    </w:p>
+    <w:p>
+      <w:pPr>
+        <w:spacing w:line="336" w:lineRule="auto" w:after="180"/>
+      </w:pPr>
+      <w:r>
+        <w:rPr>
+          <w:b w:val="0"/>
+        </w:rPr>
+        <w:t>Original case: Both end at 3 and loss 1; larger rate crosses the optimum while smaller rate stays below it. Changed condition: Add a rate 1 run from a = 0. Expected result: Its path is 8 then 0, with loss 16 at both steps.</w:t>
+      </w:r>
+    </w:p>
+    <w:p>
+      <w:pPr>
+        <w:spacing w:line="336" w:lineRule="auto" w:after="180"/>
+      </w:pPr>
+      <w:r>
+        <w:rPr>
+          <w:b w:val="0"/>
+        </w:rPr>
+        <w:t>Reason: The update alternates across4 without reducing the initial loss.</w:t>
+      </w:r>
+    </w:p>
+    <w:p>
+      <w:pPr>
+        <w:spacing w:line="336" w:lineRule="auto" w:after="180"/>
+        <w:shd w:fill="F5F1FB"/>
+      </w:pPr>
+      <w:r>
+        <w:rPr>
+          <w:b w:val="0"/>
+        </w:rPr>
+        <w:t>Predict before checking the worked changed-case result. Name what changed and what the supplied facts allow you to conclude.</w:t>
+      </w:r>
+    </w:p>
+    <w:p>
+      <w:pPr>
+        <w:pStyle w:val="Heading3"/>
+      </w:pPr>
+      <w:r>
+        <w:t>Discuss while showing the picture</w:t>
+      </w:r>
+    </w:p>
+    <w:p>
+      <w:pPr>
+        <w:spacing w:line="336" w:lineRule="auto" w:after="180"/>
+        <w:shd w:fill="F1F6F8"/>
+      </w:pPr>
+      <w:r>
+        <w:rPr>
+          <w:b w:val="0"/>
+        </w:rPr>
+        <w:t>Teacher prompt: Predict before checking the worked changed-case result. Name what changed and what the supplied facts allow you to conclude. Ask learners to describe one label or arrow in ordinary words.</w:t>
+      </w:r>
+    </w:p>
+    <w:p>
+      <w:pPr>
+        <w:spacing w:line="336" w:lineRule="auto" w:after="180"/>
+        <w:shd w:fill="F1F6F8"/>
+      </w:pPr>
+      <w:r>
+        <w:rPr>
+          <w:b w:val="0"/>
+        </w:rPr>
+        <w:t>Use the adjacent transcript if the image is difficult to see. Changed-case reasoning: The update alternates across4 without reducing the initial loss.</w:t>
+      </w:r>
+    </w:p>
+    <w:p>
+      <w:pPr>
+        <w:pStyle w:val="Heading3"/>
+      </w:pPr>
+      <w:r>
+        <w:t>05. Connect the explanation to its limit</w:t>
+      </w:r>
+    </w:p>
+    <w:p>
+      <w:r>
+        <w:drawing>
+          <wp:inline xmlns:a="http://schemas.openxmlformats.org/drawingml/2006/main" xmlns:pic="http://schemas.openxmlformats.org/drawingml/2006/picture">
+            <wp:extent cx="5486400" cy="2941320"/>
+            <wp:docPr id="6" name="Picture 6" descr="Keep the starting parameter and update budget identical to compare rates fairly. Rate one-quarter approaches the optimum from below; rate three-quarters crosses it and comes back. Their final losses happen to match after two updates, despite different paths. Rate one repeatedly overshoots by the same distance, so using the correct gradient alone does not ensure improvement. Limit: These quadratic paths explain step size. Real nonconvex networks can have more complicated rate behaviour."/>
+            <wp:cNvGraphicFramePr>
+              <a:graphicFrameLocks noChangeAspect="1"/>
+            </wp:cNvGraphicFramePr>
+            <a:graphic>
+              <a:graphicData uri="http://schemas.openxmlformats.org/drawingml/2006/picture">
+                <pic:pic>
+                  <pic:nvPicPr>
+                    <pic:cNvPr id="0" name="academy-story-ai-5-14-05.png"/>
+                    <pic:cNvPicPr/>
+                  </pic:nvPicPr>
+                  <pic:blipFill>
+                    <a:blip r:embed="rId14"/>
+                    <a:stretch>
+                      <a:fillRect/>
+                    </a:stretch>
+                  </pic:blipFill>
+                  <pic:spPr>
+                    <a:xfrm>
+                      <a:off x="0" y="0"/>
+                      <a:ext cx="5486400" cy="2941320"/>
+                    </a:xfrm>
+                    <a:prstGeom prst="rect"/>
+                  </pic:spPr>
+                </pic:pic>
+              </a:graphicData>
+            </a:graphic>
+          </wp:inline>
+        </w:drawing>
+      </w:r>
+    </w:p>
+    <w:p>
+      <w:pPr>
+        <w:spacing w:line="336" w:lineRule="auto" w:after="180"/>
+      </w:pPr>
+      <w:r>
+        <w:rPr>
+          <w:b w:val="0"/>
+        </w:rPr>
+        <w:t>Keep the starting parameter and update budget identical to compare rates fairly. Rate one-quarter approaches the optimum from below; rate three-quarters crosses it and comes back.</w:t>
+      </w:r>
+    </w:p>
+    <w:p>
+      <w:pPr>
+        <w:spacing w:line="336" w:lineRule="auto" w:after="180"/>
+      </w:pPr>
+      <w:r>
+        <w:rPr>
+          <w:b w:val="0"/>
+        </w:rPr>
+        <w:t>Their final losses happen to match after two updates, despite different paths. Rate one repeatedly overshoots by the same distance, so using the correct gradient alone does not ensure improvement.</w:t>
+      </w:r>
+    </w:p>
+    <w:p>
+      <w:pPr>
+        <w:spacing w:line="336" w:lineRule="auto" w:after="180"/>
+      </w:pPr>
+      <w:r>
+        <w:rPr>
+          <w:b w:val="0"/>
+        </w:rPr>
+        <w:t>Limit: These quadratic paths explain step size. Real nonconvex networks can have more complicated rate behaviour.</w:t>
+      </w:r>
+    </w:p>
+    <w:p>
+      <w:pPr>
+        <w:spacing w:line="336" w:lineRule="auto" w:after="180"/>
+        <w:shd w:fill="F5F1FB"/>
+      </w:pPr>
+      <w:r>
+        <w:rPr>
+          <w:b w:val="0"/>
+        </w:rPr>
+        <w:t>Explain the case, then point to a limit on the claim.</w:t>
+      </w:r>
+    </w:p>
+    <w:p>
+      <w:pPr>
+        <w:pStyle w:val="Heading3"/>
+      </w:pPr>
+      <w:r>
+        <w:t>Discuss while showing the picture</w:t>
+      </w:r>
+    </w:p>
+    <w:p>
+      <w:pPr>
+        <w:spacing w:line="336" w:lineRule="auto" w:after="180"/>
+        <w:shd w:fill="F1F6F8"/>
+      </w:pPr>
+      <w:r>
+        <w:rPr>
+          <w:b w:val="0"/>
+        </w:rPr>
+        <w:t>Teacher prompt: Explain the case, then point to a limit on the claim. Ask learners to describe one label or arrow in ordinary words. Use the adjacent transcript if the image is difficult to see.</w:t>
+      </w:r>
+    </w:p>
+    <w:p>
+      <w:pPr>
+        <w:spacing w:line="336" w:lineRule="auto" w:after="180"/>
+        <w:shd w:fill="F1F6F8"/>
+      </w:pPr>
+      <w:r>
+        <w:rPr>
+          <w:b w:val="0"/>
+        </w:rPr>
+        <w:t>Keep the stated scope: These quadratic paths explain step size. Real nonconvex networks can have more complicated rate behaviour.</w:t>
+      </w:r>
+    </w:p>
+    <w:p>
+      <w:pPr>
+        <w:pStyle w:val="Heading3"/>
+      </w:pPr>
+      <w:r>
+        <w:t>06. Make the idea visible in your project</w:t>
+      </w:r>
+    </w:p>
+    <w:p>
+      <w:r>
+        <w:drawing>
+          <wp:inline xmlns:a="http://schemas.openxmlformats.org/drawingml/2006/main" xmlns:pic="http://schemas.openxmlformats.org/drawingml/2006/picture">
+            <wp:extent cx="5486400" cy="3681984"/>
+            <wp:docPr id="7" name="Picture 7" descr="For your Image-pattern Network Investigation, save the input, procedure, observed result and limitation of this check. Label this worked example as practice; use a different, previously unreviewed case when checking independent understanding. Draw your input, deciding step, result and limit. Supported question: What should a fair rate comparison hold fixed? Point to the relevant step in the picture, then write the changed result and the rule or evidence that supports it."/>
+            <wp:cNvGraphicFramePr>
+              <a:graphicFrameLocks noChangeAspect="1"/>
+            </wp:cNvGraphicFramePr>
+            <a:graphic>
+              <a:graphicData uri="http://schemas.openxmlformats.org/drawingml/2006/picture">
+                <pic:pic>
+                  <pic:nvPicPr>
+                    <pic:cNvPr id="0" name="academy-story-ai-5-14-06.png"/>
+                    <pic:cNvPicPr/>
+                  </pic:nvPicPr>
+                  <pic:blipFill>
+                    <a:blip r:embed="rId15"/>
+                    <a:stretch>
+                      <a:fillRect/>
+                    </a:stretch>
+                  </pic:blipFill>
+                  <pic:spPr>
+                    <a:xfrm>
+                      <a:off x="0" y="0"/>
+                      <a:ext cx="5486400" cy="3681984"/>
+                    </a:xfrm>
+                    <a:prstGeom prst="rect"/>
+                  </pic:spPr>
+                </pic:pic>
+              </a:graphicData>
+            </a:graphic>
+          </wp:inline>
+        </w:drawing>
+      </w:r>
+    </w:p>
+    <w:p>
+      <w:pPr>
+        <w:spacing w:line="336" w:lineRule="auto" w:after="180"/>
+      </w:pPr>
+      <w:r>
+        <w:rPr>
+          <w:b w:val="0"/>
+        </w:rPr>
+        <w:t xml:space="preserve">For your Image-pattern Network Investigation, save the </w:t>
+      </w:r>
+      <w:r>
+        <w:rPr>
+          <w:b/>
+        </w:rPr>
+        <w:t>input</w:t>
+      </w:r>
+      <w:r>
+        <w:rPr>
+          <w:b w:val="0"/>
+        </w:rPr>
+        <w:t>, procedure, observed result and limitation of this check.</w:t>
+      </w:r>
+    </w:p>
+    <w:p>
+      <w:pPr>
+        <w:spacing w:line="336" w:lineRule="auto" w:after="180"/>
+      </w:pPr>
+      <w:r>
+        <w:rPr>
+          <w:b w:val="0"/>
+        </w:rPr>
+        <w:t xml:space="preserve">Label this worked example as practice; use a different, previously unreviewed case when checking independent understanding. Draw your </w:t>
+      </w:r>
+      <w:r>
+        <w:rPr>
+          <w:b/>
+        </w:rPr>
+        <w:t>input</w:t>
+      </w:r>
+      <w:r>
+        <w:rPr>
+          <w:b w:val="0"/>
+        </w:rPr>
+        <w:t>, deciding step, result and limit.</w:t>
+      </w:r>
+    </w:p>
+    <w:p>
+      <w:pPr>
+        <w:spacing w:line="336" w:lineRule="auto" w:after="180"/>
+      </w:pPr>
+      <w:r>
+        <w:rPr>
+          <w:b w:val="0"/>
+        </w:rPr>
+        <w:t xml:space="preserve">Supported question: What should a fair rate comparison hold fixed? Point to the relevant step in the picture, then write the changed result and the rule or </w:t>
+      </w:r>
+      <w:r>
+        <w:rPr>
+          <w:b/>
+        </w:rPr>
+        <w:t>evidence</w:t>
+      </w:r>
+      <w:r>
+        <w:rPr>
+          <w:b w:val="0"/>
+        </w:rPr>
+        <w:t xml:space="preserve"> that supports it.</w:t>
+      </w:r>
+    </w:p>
+    <w:p>
+      <w:pPr>
+        <w:spacing w:line="336" w:lineRule="auto" w:after="180"/>
+        <w:shd w:fill="F5F1FB"/>
+      </w:pPr>
+      <w:r>
+        <w:rPr>
+          <w:b w:val="0"/>
+        </w:rPr>
+        <w:t xml:space="preserve">Draw your project trace and justify the deciding step using </w:t>
+      </w:r>
+      <w:r>
+        <w:rPr>
+          <w:b/>
+        </w:rPr>
+        <w:t>evidence</w:t>
+      </w:r>
+      <w:r>
+        <w:rPr>
+          <w:b w:val="0"/>
+        </w:rPr>
+        <w:t>.</w:t>
+      </w:r>
+    </w:p>
+    <w:p>
+      <w:pPr>
+        <w:pStyle w:val="Heading3"/>
+      </w:pPr>
+      <w:r>
+        <w:t>Discuss while showing the picture</w:t>
+      </w:r>
+    </w:p>
+    <w:p>
+      <w:pPr>
+        <w:spacing w:line="336" w:lineRule="auto" w:after="180"/>
+        <w:shd w:fill="F1F6F8"/>
+      </w:pPr>
+      <w:r>
+        <w:rPr>
+          <w:b w:val="0"/>
+        </w:rPr>
+        <w:t xml:space="preserve">Teacher prompt: Draw your project trace and justify the deciding step using </w:t>
+      </w:r>
+      <w:r>
+        <w:rPr>
+          <w:b/>
+        </w:rPr>
+        <w:t>evidence</w:t>
+      </w:r>
+      <w:r>
+        <w:rPr>
+          <w:b w:val="0"/>
+        </w:rPr>
+        <w:t>. Ask learners to describe one label or arrow in ordinary words. Use the adjacent transcript if the image is difficult to see.</w:t>
+      </w:r>
+    </w:p>
+    <w:p>
+      <w:pPr>
+        <w:spacing w:line="336" w:lineRule="auto" w:after="180"/>
+        <w:shd w:fill="F1F6F8"/>
+      </w:pPr>
+      <w:r>
+        <w:rPr>
+          <w:b w:val="0"/>
+        </w:rPr>
+        <w:t>Supported practice key: Use the same objective, start a =  = 0 and two-update budget; report full paths, not only the preferred run’s endpoint. Changed-case check: Its path is 8 then 0, with loss 16 at both steps.</w:t>
+      </w:r>
+    </w:p>
+    <w:p>
+      <w:pPr>
+        <w:spacing w:line="336" w:lineRule="auto" w:after="180"/>
+        <w:shd w:fill="F1F6F8"/>
+      </w:pPr>
+      <w:r>
+        <w:rPr>
+          <w:b w:val="0"/>
+        </w:rPr>
+        <w:t>The update alternates across4 without reducing the initial loss.</w:t>
       </w:r>
     </w:p>
     <w:sectPr>

--- a/downloads/teacher/ai-5-week-14.docx
+++ b/downloads/teacher/ai-5-week-14.docx
@@ -149,7 +149,7 @@
           </w:tcPr>
           <w:p>
             <w:r>
-              <w:t>Sections 1–6; record the brief recall in the workbook.</w:t>
+              <w:t>Use Your mission, Notice the evidence, See how it works, Words that unlock the idea and Follow a worked example; record recall in the workbook.</w:t>
             </w:r>
           </w:p>
         </w:tc>
@@ -181,7 +181,7 @@
           </w:tcPr>
           <w:p>
             <w:r>
-              <w:t>Sections 7–10; use the matching workbook W2 and misconception check.</w:t>
+              <w:t>Use Find and repair a mistake, Practise together and Build your understanding; use the matching workbook W2 and Individual reasoning check.</w:t>
             </w:r>
           </w:p>
         </w:tc>
@@ -213,7 +213,7 @@
           </w:tcPr>
           <w:p>
             <w:r>
-              <w:t>Sections 9 and 11–14. Give extra time to finish the full task set; use Section 15 when the week includes a coding lab.</w:t>
+              <w:t>Use Run the investigation, Connect your project and Try a new case independently. Allow extra time for the full task set. When code is supplied, use the examples in See how it works or Follow a worked example and the browser lab in Supported practice, repair and portfolio.</w:t>
             </w:r>
           </w:p>
         </w:tc>
@@ -404,7 +404,7 @@
         <w:rPr>
           <w:b w:val="0"/>
         </w:rPr>
-        <w:t>Use two 45-minute sessions and connect signed distance to squared loss before introducing the factor formula. This is a fully explained quadratic experiment with a frozen hidden representation.</w:t>
+        <w:t>For the compact alternative schedule, use two 45-minute sessions and connect signed distance to squared loss before introducing the factor formula. This is a fully explained quadratic experiment with a frozen hidden representation.</w:t>
       </w:r>
     </w:p>
     <w:p>
@@ -1510,7 +1510,7 @@
         <w:rPr>
           <w:b w:val="0"/>
         </w:rPr>
-        <w:t>Loss J(a)=(a-4)²; gradient 2(a-4); start a =  = 0. Compare two updates at rates0.25 and 0.75.</w:t>
+        <w:t>Loss J(a)=(a-4)²; gradient 2(a-4); start a = 0. Compare two updates at rates 0.25 and 0.75.</w:t>
       </w:r>
     </w:p>
     <w:p>
@@ -1550,7 +1550,7 @@
         <w:drawing>
           <wp:inline xmlns:a="http://schemas.openxmlformats.org/drawingml/2006/main" xmlns:pic="http://schemas.openxmlformats.org/drawingml/2006/picture">
             <wp:extent cx="5486400" cy="5185229"/>
-            <wp:docPr id="1" name="Picture 1" descr="Learning rate experiments. Rate0.25: First a = 2, loss 4; second a = 3, loss 1.. Rate0.75: First a = 6, loss 4; second a = 3, loss 1.. Inspect paths: Both end at 3 and loss 1; larger rate crosses the optimum while smaller rate stays below it."/>
+            <wp:docPr id="1" name="Picture 1" descr="Learning rate experiments. Rate 0.25: First a = 2, loss 4; second a = 3, loss 1.. Rate 0.75: First a = 6, loss 4; second a = 3, loss 1.. Inspect paths: Both end at 3 and loss 1; larger rate crosses the optimum while smaller rate stays below it."/>
             <wp:cNvGraphicFramePr>
               <a:graphicFrameLocks noChangeAspect="1"/>
             </wp:cNvGraphicFramePr>
@@ -1631,7 +1631,7 @@
           </w:tcPr>
           <w:p>
             <w:r>
-              <w:t>1. Rate0.25</w:t>
+              <w:t>1. Rate 0.25</w:t>
             </w:r>
           </w:p>
         </w:tc>
@@ -1653,7 +1653,7 @@
           </w:tcPr>
           <w:p>
             <w:r>
-              <w:t>2. Rate0.75</w:t>
+              <w:t>2. Rate 0.75</w:t>
             </w:r>
           </w:p>
         </w:tc>
@@ -1835,7 +1835,7 @@
         <w:rPr>
           <w:b w:val="0"/>
         </w:rPr>
-        <w:t>Reason: The update alternates across4 without reducing the initial loss.</w:t>
+        <w:t>Reason: The update alternates across 4 without reducing the initial loss.</w:t>
       </w:r>
     </w:p>
     <w:p>
@@ -2133,7 +2133,7 @@
         <w:rPr>
           <w:b w:val="0"/>
         </w:rPr>
-        <w:t xml:space="preserve">Use the worked example in Sections 3 and 6. Collect a </w:t>
+        <w:t xml:space="preserve">Use See how it works and Follow a worked example. Collect a </w:t>
       </w:r>
       <w:r>
         <w:rPr>
@@ -2407,7 +2407,7 @@
         <w:rPr>
           <w:b w:val="0"/>
         </w:rPr>
-        <w:t>Use the same objective, start a =  = 0 and two-update budget; report full paths, not only the preferred run’s endpoint. Changed-case check: Its path is 8 then 0, with loss 16 at both steps.</w:t>
+        <w:t>Use the same objective, start a = 0 and two-update budget; report full paths, not only the preferred run’s endpoint. Changed-case check: Its path is 8 then 0, with loss 16 at both steps.</w:t>
       </w:r>
     </w:p>
     <w:p>
@@ -2418,7 +2418,7 @@
         <w:rPr>
           <w:b w:val="0"/>
         </w:rPr>
-        <w:t>The update alternates across4 without reducing the initial loss.</w:t>
+        <w:t>The update alternates across 4 without reducing the initial loss.</w:t>
       </w:r>
     </w:p>
     <w:p>
@@ -2429,7 +2429,7 @@
         <w:rPr>
           <w:b w:val="0"/>
         </w:rPr>
-        <w:t>Changed-case reasoning: Its path is 8 then 0, with loss 16 at both steps. The update alternates across4 without reducing the initial loss.</w:t>
+        <w:t>Changed-case reasoning: Its path is 8 then 0, with loss 16 at both steps. The update alternates across 4 without reducing the initial loss.</w:t>
       </w:r>
     </w:p>
     <w:p>
@@ -2533,7 +2533,7 @@
         <w:rPr>
           <w:b w:val="0"/>
         </w:rPr>
-        <w:t xml:space="preserve">Use Section 9 for the </w:t>
+        <w:t xml:space="preserve">Use Run the investigation for the </w:t>
       </w:r>
       <w:r>
         <w:rPr>
@@ -3989,7 +3989,7 @@
           </w:tcPr>
           <w:p>
             <w:r>
-              <w:t>Sections 1–6; record the brief recall in the workbook.</w:t>
+              <w:t>Use Your mission, Notice the evidence, See how it works, Words that unlock the idea and Follow a worked example; record recall in the workbook.</w:t>
             </w:r>
           </w:p>
         </w:tc>
@@ -4021,7 +4021,7 @@
           </w:tcPr>
           <w:p>
             <w:r>
-              <w:t>Sections 7–10; use the matching workbook W2 and misconception check.</w:t>
+              <w:t>Use Find and repair a mistake, Practise together and Build your understanding; use the matching workbook W2 and Individual reasoning check.</w:t>
             </w:r>
           </w:p>
         </w:tc>
@@ -4053,7 +4053,7 @@
           </w:tcPr>
           <w:p>
             <w:r>
-              <w:t>Sections 9 and 11–14. Give extra time to finish the full task set; use Section 15 when the week includes a coding lab.</w:t>
+              <w:t>Use Run the investigation, Connect your project and Try a new case independently. Allow extra time for the full task set. When code is supplied, use the examples in See how it works or Follow a worked example and the browser lab in Supported practice, repair and portfolio.</w:t>
             </w:r>
           </w:p>
         </w:tc>
@@ -4242,7 +4242,7 @@
         <w:rPr>
           <w:b w:val="0"/>
         </w:rPr>
-        <w:t>Reason: The update alternates across4 without reducing the initial loss.</w:t>
+        <w:t>Reason: The update alternates across 4 without reducing the initial loss.</w:t>
       </w:r>
     </w:p>
     <w:p>
@@ -4645,7 +4645,7 @@
         <w:drawing>
           <wp:inline xmlns:a="http://schemas.openxmlformats.org/drawingml/2006/main" xmlns:pic="http://schemas.openxmlformats.org/drawingml/2006/picture">
             <wp:extent cx="5486400" cy="2990088"/>
-            <wp:docPr id="2" name="Picture 2" descr="Compare learning rates with identical starting loss and update counts. Supplied facts: Loss J(a)=(a-4)²; gradient 2(a-4); start a =  = 0. Compare two updates at rates0.25 and 0.75. All inputs and outcomes in this worked example are invented classroom data; no real model run is claimed."/>
+            <wp:docPr id="2" name="Picture 2" descr="Compare learning rates with identical starting loss and update counts. Supplied facts: Loss J(a)=(a-4)²; gradient 2(a-4); start a = 0. Compare two updates at rates 0.25 and 0.75. All inputs and outcomes in this worked example are invented classroom data; no real model run is claimed."/>
             <wp:cNvGraphicFramePr>
               <a:graphicFrameLocks noChangeAspect="1"/>
             </wp:cNvGraphicFramePr>
@@ -4696,7 +4696,7 @@
         <w:rPr>
           <w:b w:val="0"/>
         </w:rPr>
-        <w:t>s with identical starting loss and update counts. Supplied facts: Loss J(a)=(a-4)²; gradient 2(a-4); start a =  = 0. Compare two updates at rates0.25 and 0.75.</w:t>
+        <w:t>s with identical starting loss and update counts. Supplied facts: Loss J(a)=(a-4)²; gradient 2(a-4); start a = 0. Compare two updates at rates 0.25 and 0.75.</w:t>
       </w:r>
     </w:p>
     <w:p>
@@ -4767,7 +4767,7 @@
         <w:drawing>
           <wp:inline xmlns:a="http://schemas.openxmlformats.org/drawingml/2006/main" xmlns:pic="http://schemas.openxmlformats.org/drawingml/2006/picture">
             <wp:extent cx="5486400" cy="3337560"/>
-            <wp:docPr id="3" name="Picture 3" descr="Rate0.25: First a = 2, loss 4; second a = 3, loss 1. → Rate0.75: First a = 6, loss 4; second a = 3, loss 1. → Inspect paths: Both end at 3 and loss 1; larger rate crosses the optimum while smaller rate stays below it."/>
+            <wp:docPr id="3" name="Picture 3" descr="Rate 0.25: First a = 2, loss 4; second a = 3, loss 1. → Rate 0.75: First a = 6, loss 4; second a = 3, loss 1. → Inspect paths: Both end at 3 and loss 1; larger rate crosses the optimum while smaller rate stays below it."/>
             <wp:cNvGraphicFramePr>
               <a:graphicFrameLocks noChangeAspect="1"/>
             </wp:cNvGraphicFramePr>
@@ -4806,7 +4806,7 @@
         <w:rPr>
           <w:b w:val="0"/>
         </w:rPr>
-        <w:t>Rate0.25: First a = 2, loss 4; second a = 3, loss 1. → Rate0.75: First a = 6, loss 4; second a = 3, loss 1. → Inspect paths: Both end at 3 and loss 1; larger rate crosses the optimum while smaller rate stays below it.</w:t>
+        <w:t>Rate 0.25: First a = 2, loss 4; second a = 3, loss 1. → Rate 0.75: First a = 6, loss 4; second a = 3, loss 1. → Inspect paths: Both end at 3 and loss 1; larger rate crosses the optimum while smaller rate stays below it.</w:t>
       </w:r>
     </w:p>
     <w:p>
@@ -4965,7 +4965,7 @@
         <w:drawing>
           <wp:inline xmlns:a="http://schemas.openxmlformats.org/drawingml/2006/main" xmlns:pic="http://schemas.openxmlformats.org/drawingml/2006/picture">
             <wp:extent cx="5486400" cy="3041904"/>
-            <wp:docPr id="5" name="Picture 5" descr="Original case: Both end at 3 and loss 1; larger rate crosses the optimum while smaller rate stays below it. Changed condition: Add a rate 1 run from a = 0. Expected result: Its path is 8 then 0, with loss 16 at both steps. Reason: The update alternates across4 without reducing the initial loss."/>
+            <wp:docPr id="5" name="Picture 5" descr="Original case: Both end at 3 and loss 1; larger rate crosses the optimum while smaller rate stays below it. Changed condition: Add a rate 1 run from a = 0. Expected result: Its path is 8 then 0, with loss 16 at both steps. Reason: The update alternates across 4 without reducing the initial loss."/>
             <wp:cNvGraphicFramePr>
               <a:graphicFrameLocks noChangeAspect="1"/>
             </wp:cNvGraphicFramePr>
@@ -5015,7 +5015,7 @@
         <w:rPr>
           <w:b w:val="0"/>
         </w:rPr>
-        <w:t>Reason: The update alternates across4 without reducing the initial loss.</w:t>
+        <w:t>Reason: The update alternates across 4 without reducing the initial loss.</w:t>
       </w:r>
     </w:p>
     <w:p>
@@ -5059,7 +5059,7 @@
         <w:rPr>
           <w:b w:val="0"/>
         </w:rPr>
-        <w:t>Use the adjacent transcript if the image is difficult to see. Changed-case reasoning: The update alternates across4 without reducing the initial loss.</w:t>
+        <w:t>Use the adjacent transcript if the image is difficult to see. Changed-case reasoning: The update alternates across 4 without reducing the initial loss.</w:t>
       </w:r>
     </w:p>
     <w:p>
@@ -5361,7 +5361,7 @@
         <w:rPr>
           <w:b w:val="0"/>
         </w:rPr>
-        <w:t>Supported practice key: Use the same objective, start a =  = 0 and two-update budget; report full paths, not only the preferred run’s endpoint. Changed-case check: Its path is 8 then 0, with loss 16 at both steps.</w:t>
+        <w:t>Supported practice key: Use the same objective, start a = 0 and two-update budget; report full paths, not only the preferred run’s endpoint. Changed-case check: Its path is 8 then 0, with loss 16 at both steps.</w:t>
       </w:r>
     </w:p>
     <w:p>
@@ -5373,7 +5373,7 @@
         <w:rPr>
           <w:b w:val="0"/>
         </w:rPr>
-        <w:t>The update alternates across4 without reducing the initial loss.</w:t>
+        <w:t>The update alternates across 4 without reducing the initial loss.</w:t>
       </w:r>
     </w:p>
     <w:sectPr>

--- a/downloads/teacher/ai-5-week-14.docx
+++ b/downloads/teacher/ai-5-week-14.docx
@@ -25,20 +25,38 @@
         <w:pStyle w:val="Heading1"/>
       </w:pPr>
       <w:r>
-        <w:t>01. Prepare the purpose, prerequisites and materials</w:t>
+        <w:t>Make controls and gradient scale visible.</w:t>
       </w:r>
     </w:p>
     <w:p>
       <w:r>
-        <w:t>Prepare Learning rate experiments: check the target, prerequisites, resources and adaptable teaching schedule.</w:t>
+        <w:t>Use exact recurrence and complete curves;separate crossings,unchanged oscillation and growing loss with model-specific bounds.</w:t>
       </w:r>
     </w:p>
     <w:p>
-      <w:pPr>
-        <w:pStyle w:val="Heading3"/>
-      </w:pPr>
-      <w:r>
-        <w:t>Teach the learning cycle</w:t>
+      <w:r>
+        <w:t>Assess the new objective’s two-update paths and bounded conclusion using checked keys.</w:t>
+      </w:r>
+    </w:p>
+    <w:p>
+      <w:pPr>
+        <w:pStyle w:val="Heading1"/>
+      </w:pPr>
+      <w:r>
+        <w:t>01. Prepare the connected mathematical investigation</w:t>
+      </w:r>
+    </w:p>
+    <w:p>
+      <w:r>
+        <w:t>Keep explanation,shared practice and independent evidence distinct.</w:t>
+      </w:r>
+    </w:p>
+    <w:p>
+      <w:pPr>
+        <w:pStyle w:val="Heading2"/>
+      </w:pPr>
+      <w:r>
+        <w:t>Target and main teaching plan</w:t>
       </w:r>
     </w:p>
     <w:p>
@@ -255,18 +273,62 @@
     </w:p>
     <w:p>
       <w:pPr>
-        <w:pStyle w:val="Heading3"/>
-      </w:pPr>
-      <w:r>
-        <w:t>Retrieval answer guidance</w:t>
+        <w:pStyle w:val="Heading2"/>
+      </w:pPr>
+      <w:r>
+        <w:t>Preparation and prerequisite</w:t>
       </w:r>
     </w:p>
     <w:p>
       <w:pPr>
-        <w:pStyle w:val="Heading3"/>
-      </w:pPr>
-      <w:r>
-        <w:t>Batching and epochs</w:t>
+        <w:spacing w:line="336" w:lineRule="auto" w:after="180"/>
+      </w:pPr>
+      <w:r>
+        <w:rPr>
+          <w:b w:val="0"/>
+        </w:rPr>
+        <w:t>Printed lesson and workbook; paper and pencil</w:t>
+      </w:r>
+    </w:p>
+    <w:p>
+      <w:pPr>
+        <w:spacing w:line="336" w:lineRule="auto" w:after="180"/>
+      </w:pPr>
+      <w:r>
+        <w:rPr>
+          <w:b w:val="0"/>
+        </w:rPr>
+        <w:t>Calculator and optional local Python 3 editor; no packages or AI accounts needed</w:t>
+      </w:r>
+    </w:p>
+    <w:p>
+      <w:pPr>
+        <w:spacing w:line="336" w:lineRule="auto" w:after="180"/>
+      </w:pPr>
+      <w:r>
+        <w:rPr>
+          <w:b w:val="0"/>
+        </w:rPr>
+        <w:t>Use the fictional examples supplied; prepare the fresh retry before class</w:t>
+      </w:r>
+    </w:p>
+    <w:p>
+      <w:pPr>
+        <w:spacing w:line="336" w:lineRule="auto" w:after="180"/>
+      </w:pPr>
+      <w:r>
+        <w:rPr>
+          <w:b w:val="0"/>
+        </w:rPr>
+        <w:t>An epoch visits the data once, but each batch causes an update. More batches mean more updates under the stated rule.</w:t>
+      </w:r>
+    </w:p>
+    <w:p>
+      <w:pPr>
+        <w:pStyle w:val="Heading2"/>
+      </w:pPr>
+      <w:r>
+        <w:t>Opening retrieval</w:t>
       </w:r>
     </w:p>
     <w:p>
@@ -304,14 +366,6 @@
     </w:p>
     <w:p>
       <w:pPr>
-        <w:pStyle w:val="Heading3"/>
-      </w:pPr>
-      <w:r>
-        <w:t>Updating parameters</w:t>
-      </w:r>
-    </w:p>
-    <w:p>
-      <w:pPr>
         <w:spacing w:line="336" w:lineRule="auto" w:after="180"/>
       </w:pPr>
       <w:r>
@@ -357,14 +411,6 @@
     </w:p>
     <w:p>
       <w:pPr>
-        <w:pStyle w:val="Heading3"/>
-      </w:pPr>
-      <w:r>
-        <w:t>Loss functions</w:t>
-      </w:r>
-    </w:p>
-    <w:p>
-      <w:pPr>
         <w:spacing w:line="336" w:lineRule="auto" w:after="180"/>
       </w:pPr>
       <w:r>
@@ -398,6 +444,85 @@
     </w:p>
     <w:p>
       <w:pPr>
+        <w:pStyle w:val="Heading2"/>
+      </w:pPr>
+      <w:r>
+        <w:t>Pictured end goal</w:t>
+      </w:r>
+    </w:p>
+    <w:p>
+      <w:pPr>
+        <w:spacing w:line="336" w:lineRule="auto" w:after="180"/>
+      </w:pPr>
+      <w:r>
+        <w:rPr>
+          <w:b w:val="0"/>
+        </w:rPr>
+        <w:t xml:space="preserve">By the end, I can explain </w:t>
+      </w:r>
+      <w:r>
+        <w:rPr>
+          <w:b/>
+        </w:rPr>
+        <w:t>learning rate</w:t>
+      </w:r>
+      <w:r>
+        <w:rPr>
+          <w:b w:val="0"/>
+        </w:rPr>
+        <w:t xml:space="preserve"> experiments using a traced example and a stated limitation.</w:t>
+      </w:r>
+    </w:p>
+    <w:p>
+      <w:pPr>
+        <w:pStyle w:val="Heading2"/>
+      </w:pPr>
+      <w:r>
+        <w:t>Earlier wording, alternatives and picture transcripts · reference / check after trying</w:t>
+      </w:r>
+    </w:p>
+    <w:p>
+      <w:pPr>
+        <w:pStyle w:val="Heading3"/>
+      </w:pPr>
+      <w:r>
+        <w:t>Teach the learning cycle</w:t>
+      </w:r>
+    </w:p>
+    <w:p>
+      <w:pPr>
+        <w:pStyle w:val="Heading3"/>
+      </w:pPr>
+      <w:r>
+        <w:t>Retrieval answer guidance</w:t>
+      </w:r>
+    </w:p>
+    <w:p>
+      <w:pPr>
+        <w:pStyle w:val="Heading3"/>
+      </w:pPr>
+      <w:r>
+        <w:t>Batching and epochs</w:t>
+      </w:r>
+    </w:p>
+    <w:p>
+      <w:pPr>
+        <w:pStyle w:val="Heading3"/>
+      </w:pPr>
+      <w:r>
+        <w:t>Updating parameters</w:t>
+      </w:r>
+    </w:p>
+    <w:p>
+      <w:pPr>
+        <w:pStyle w:val="Heading3"/>
+      </w:pPr>
+      <w:r>
+        <w:t>Loss functions</w:t>
+      </w:r>
+    </w:p>
+    <w:p>
+      <w:pPr>
         <w:spacing w:line="336" w:lineRule="auto" w:after="180"/>
       </w:pPr>
       <w:r>
@@ -517,13 +642,50 @@
     </w:p>
     <w:p>
       <w:pPr>
+        <w:pStyle w:val="Heading3"/>
+      </w:pPr>
+      <w:r>
+        <w:t>Prerequisite answer</w:t>
+      </w:r>
+    </w:p>
+    <w:p>
+      <w:pPr>
+        <w:pStyle w:val="Heading3"/>
+      </w:pPr>
+      <w:r>
+        <w:t>End goal for the pictorial case</w:t>
+      </w:r>
+    </w:p>
+    <w:p>
+      <w:pPr>
         <w:spacing w:line="336" w:lineRule="auto" w:after="180"/>
       </w:pPr>
       <w:r>
         <w:rPr>
           <w:b w:val="0"/>
         </w:rPr>
-        <w:t>Printed lesson and workbook; paper and pencil</w:t>
+        <w:t>This added worked case illustrates the week’s main idea. Retain all original and connected topics; schedule its practice within the teaching cycle.</w:t>
+      </w:r>
+    </w:p>
+    <w:p>
+      <w:pPr>
+        <w:pStyle w:val="Heading1"/>
+      </w:pPr>
+      <w:r>
+        <w:t>02. Teach controlled paths rather than learning-rate folklore</w:t>
+      </w:r>
+    </w:p>
+    <w:p>
+      <w:r>
+        <w:t>Keep the three quadratic objectives and their gradient scales distinct.</w:t>
+      </w:r>
+    </w:p>
+    <w:p>
+      <w:pPr>
+        <w:pStyle w:val="Heading2"/>
+      </w:pPr>
+      <w:r>
+        <w:t>Main experiment,complete trajectories and guided key</w:t>
       </w:r>
     </w:p>
     <w:p>
@@ -534,26 +696,19 @@
         <w:rPr>
           <w:b w:val="0"/>
         </w:rPr>
-        <w:t>Calculator and optional local Python 3 editor; no packages or AI accounts needed</w:t>
-      </w:r>
-    </w:p>
-    <w:p>
-      <w:pPr>
-        <w:spacing w:line="336" w:lineRule="auto" w:after="180"/>
-      </w:pPr>
+        <w:t xml:space="preserve">Use the same restricted network h = ReLU(x), y = vh, with only v trained. Keep the fictional </w:t>
+      </w:r>
+      <w:r>
+        <w:rPr>
+          <w:b/>
+        </w:rPr>
+        <w:t>training</w:t>
+      </w:r>
       <w:r>
         <w:rPr>
           <w:b w:val="0"/>
         </w:rPr>
-        <w:t>Use the fictional examples supplied; prepare the fresh retry before class</w:t>
-      </w:r>
-    </w:p>
-    <w:p>
-      <w:pPr>
-        <w:pStyle w:val="Heading3"/>
-      </w:pPr>
-      <w:r>
-        <w:t>Prerequisite answer</w:t>
+        <w:t xml:space="preserve"> pairs (1, 2) and (2, 4), start v = 0, and use one full-data batch per update.</w:t>
       </w:r>
     </w:p>
     <w:p>
@@ -564,15 +719,7 @@
         <w:rPr>
           <w:b w:val="0"/>
         </w:rPr>
-        <w:t>An epoch visits the data once, but each batch causes an update. More batches mean more updates under the stated rule.</w:t>
-      </w:r>
-    </w:p>
-    <w:p>
-      <w:pPr>
-        <w:pStyle w:val="Heading3"/>
-      </w:pPr>
-      <w:r>
-        <w:t>End goal for the pictorial case</w:t>
+        <w:t>Compare rates 0.05, 0.2, 0.3, 0.4 and 0.5 for exactly four updates each. Restart at zero for every run.</w:t>
       </w:r>
     </w:p>
     <w:p>
@@ -583,7 +730,496 @@
         <w:rPr>
           <w:b w:val="0"/>
         </w:rPr>
-        <w:t xml:space="preserve">By the end, I can explain </w:t>
+        <w:t xml:space="preserve">The </w:t>
+      </w:r>
+      <w:r>
+        <w:rPr>
+          <w:b/>
+        </w:rPr>
+        <w:t>training</w:t>
+      </w:r>
+      <w:r>
+        <w:rPr>
+          <w:b w:val="0"/>
+        </w:rPr>
+        <w:t xml:space="preserve"> objective is ordinary MSE: L(v) = 2.5 times (v - 2) squared. Its gradient is 5 times (v - 2). A step is new v = v - rate times 5 times (v - 2).</w:t>
+      </w:r>
+    </w:p>
+    <w:p>
+      <w:pPr>
+        <w:spacing w:line="336" w:lineRule="auto" w:after="180"/>
+      </w:pPr>
+      <w:r>
+        <w:rPr>
+          <w:b w:val="0"/>
+        </w:rPr>
+        <w:t>This small quadratic lets us explain each result rather than treating the rate as a magic setting.</w:t>
+      </w:r>
+    </w:p>
+    <w:p>
+      <w:pPr>
+        <w:spacing w:line="336" w:lineRule="auto" w:after="180"/>
+      </w:pPr>
+      <w:r>
+        <w:rPr>
+          <w:b w:val="0"/>
+        </w:rPr>
+        <w:t xml:space="preserve">The same rate need not behave this way for another model, </w:t>
+      </w:r>
+      <w:r>
+        <w:rPr>
+          <w:b/>
+        </w:rPr>
+        <w:t>input</w:t>
+      </w:r>
+      <w:r>
+        <w:rPr>
+          <w:b w:val="0"/>
+        </w:rPr>
+        <w:t xml:space="preserve"> scale, loss convention or batch rule. Rate 0.2 is an exact one-step solution here because of this particular gradient formula.</w:t>
+      </w:r>
+    </w:p>
+    <w:p>
+      <w:pPr>
+        <w:spacing w:line="336" w:lineRule="auto" w:after="180"/>
+      </w:pPr>
+      <w:r>
+        <w:rPr>
+          <w:b w:val="0"/>
+        </w:rPr>
+        <w:t>Write d = v - 2, the signed distance from this objective minimum. Substituting the update gives new d = (1 - 5 times rate) times old d. At rate 0.05 the factor is 0.75: distance shrinks without changing sign.</w:t>
+      </w:r>
+    </w:p>
+    <w:p>
+      <w:pPr>
+        <w:spacing w:line="336" w:lineRule="auto" w:after="180"/>
+      </w:pPr>
+      <w:r>
+        <w:rPr>
+          <w:b w:val="0"/>
+        </w:rPr>
+        <w:t>At rate 0.3 it is -0.5: distance changes sign and halves. Both can reduce loss.</w:t>
+      </w:r>
+    </w:p>
+    <w:p>
+      <w:pPr>
+        <w:spacing w:line="336" w:lineRule="auto" w:after="180"/>
+      </w:pPr>
+      <w:r>
+        <w:rPr>
+          <w:b w:val="0"/>
+        </w:rPr>
+        <w:t>The helper assumes a finite rate and nonnegative integer update count. Its five logged states include the initial value.</w:t>
+      </w:r>
+    </w:p>
+    <w:p>
+      <w:pPr>
+        <w:spacing w:line="336" w:lineRule="auto" w:after="180"/>
+      </w:pPr>
+      <w:r>
+        <w:rPr>
+          <w:b w:val="0"/>
+        </w:rPr>
+        <w:t xml:space="preserve">At 0.3 the parameter sequence is [0, 3, 1.5, 2.25, 1.875] and loss is [10, 2.5, 0.625, 0.15625, 0.0390625]. Crossing the minimum does not itself mean </w:t>
+      </w:r>
+      <w:r>
+        <w:rPr>
+          <w:b/>
+        </w:rPr>
+        <w:t>training</w:t>
+      </w:r>
+      <w:r>
+        <w:rPr>
+          <w:b w:val="0"/>
+        </w:rPr>
+        <w:t xml:space="preserve"> failed.</w:t>
+      </w:r>
+    </w:p>
+    <w:tbl>
+      <w:tblPr>
+        <w:tblStyle w:val="LightShading-Accent1"/>
+        <w:tblW w:type="auto" w:w="0"/>
+        <w:tblLook w:firstColumn="1" w:firstRow="1" w:lastColumn="0" w:lastRow="0" w:noHBand="0" w:noVBand="1" w:val="04A0"/>
+      </w:tblPr>
+      <w:tblGrid>
+        <w:gridCol w:w="2556"/>
+        <w:gridCol w:w="2556"/>
+        <w:gridCol w:w="2556"/>
+        <w:gridCol w:w="2556"/>
+      </w:tblGrid>
+      <w:tr>
+        <w:trPr>
+          <w:tblHeader/>
+        </w:trPr>
+        <w:tc>
+          <w:tcPr>
+            <w:tcW w:type="dxa" w:w="2556"/>
+          </w:tcPr>
+          <w:p>
+            <w:r>
+              <w:t>Rate</w:t>
+            </w:r>
+          </w:p>
+        </w:tc>
+        <w:tc>
+          <w:tcPr>
+            <w:tcW w:type="dxa" w:w="2556"/>
+          </w:tcPr>
+          <w:p>
+            <w:r>
+              <w:t>All five parameter states(0–4 updates)</w:t>
+            </w:r>
+          </w:p>
+        </w:tc>
+        <w:tc>
+          <w:tcPr>
+            <w:tcW w:type="dxa" w:w="2556"/>
+          </w:tcPr>
+          <w:p>
+            <w:r>
+              <w:t>All five training MSEs</w:t>
+            </w:r>
+          </w:p>
+        </w:tc>
+        <w:tc>
+          <w:tcPr>
+            <w:tcW w:type="dxa" w:w="2556"/>
+          </w:tcPr>
+          <w:p>
+            <w:r>
+              <w:t>Distance multiplier 1−5 rate</w:t>
+            </w:r>
+          </w:p>
+        </w:tc>
+      </w:tr>
+      <w:tr>
+        <w:tc>
+          <w:tcPr>
+            <w:tcW w:type="dxa" w:w="2556"/>
+          </w:tcPr>
+          <w:p>
+            <w:r>
+              <w:t>0.05</w:t>
+            </w:r>
+          </w:p>
+        </w:tc>
+        <w:tc>
+          <w:tcPr>
+            <w:tcW w:type="dxa" w:w="2556"/>
+          </w:tcPr>
+          <w:p>
+            <w:r>
+              <w:t>[0.0, 0.5, 0.875, 1.15625, 1.3671875]</w:t>
+            </w:r>
+          </w:p>
+        </w:tc>
+        <w:tc>
+          <w:tcPr>
+            <w:tcW w:type="dxa" w:w="2556"/>
+          </w:tcPr>
+          <w:p>
+            <w:r>
+              <w:t>[10.0, 5.625, 3.1640625, 1.77978515625, 1.001129150390625]</w:t>
+            </w:r>
+          </w:p>
+        </w:tc>
+        <w:tc>
+          <w:tcPr>
+            <w:tcW w:type="dxa" w:w="2556"/>
+          </w:tcPr>
+          <w:p>
+            <w:r>
+              <w:t>0.75</w:t>
+            </w:r>
+          </w:p>
+        </w:tc>
+      </w:tr>
+      <w:tr>
+        <w:tc>
+          <w:tcPr>
+            <w:tcW w:type="dxa" w:w="2556"/>
+          </w:tcPr>
+          <w:p>
+            <w:r>
+              <w:t>0.2</w:t>
+            </w:r>
+          </w:p>
+        </w:tc>
+        <w:tc>
+          <w:tcPr>
+            <w:tcW w:type="dxa" w:w="2556"/>
+          </w:tcPr>
+          <w:p>
+            <w:r>
+              <w:t>[0.0, 2.0, 2.0, 2.0, 2.0]</w:t>
+            </w:r>
+          </w:p>
+        </w:tc>
+        <w:tc>
+          <w:tcPr>
+            <w:tcW w:type="dxa" w:w="2556"/>
+          </w:tcPr>
+          <w:p>
+            <w:r>
+              <w:t>[10.0, 0.0, 0.0, 0.0, 0.0]</w:t>
+            </w:r>
+          </w:p>
+        </w:tc>
+        <w:tc>
+          <w:tcPr>
+            <w:tcW w:type="dxa" w:w="2556"/>
+          </w:tcPr>
+          <w:p>
+            <w:r>
+              <w:t>0.0</w:t>
+            </w:r>
+          </w:p>
+        </w:tc>
+      </w:tr>
+      <w:tr>
+        <w:tc>
+          <w:tcPr>
+            <w:tcW w:type="dxa" w:w="2556"/>
+          </w:tcPr>
+          <w:p>
+            <w:r>
+              <w:t>0.3</w:t>
+            </w:r>
+          </w:p>
+        </w:tc>
+        <w:tc>
+          <w:tcPr>
+            <w:tcW w:type="dxa" w:w="2556"/>
+          </w:tcPr>
+          <w:p>
+            <w:r>
+              <w:t>[0.0, 3.0, 1.5, 2.25, 1.875]</w:t>
+            </w:r>
+          </w:p>
+        </w:tc>
+        <w:tc>
+          <w:tcPr>
+            <w:tcW w:type="dxa" w:w="2556"/>
+          </w:tcPr>
+          <w:p>
+            <w:r>
+              <w:t>[10.0, 2.5, 0.625, 0.15625, 0.0390625]</w:t>
+            </w:r>
+          </w:p>
+        </w:tc>
+        <w:tc>
+          <w:tcPr>
+            <w:tcW w:type="dxa" w:w="2556"/>
+          </w:tcPr>
+          <w:p>
+            <w:r>
+              <w:t>-0.5</w:t>
+            </w:r>
+          </w:p>
+        </w:tc>
+      </w:tr>
+      <w:tr>
+        <w:tc>
+          <w:tcPr>
+            <w:tcW w:type="dxa" w:w="2556"/>
+          </w:tcPr>
+          <w:p>
+            <w:r>
+              <w:t>0.4</w:t>
+            </w:r>
+          </w:p>
+        </w:tc>
+        <w:tc>
+          <w:tcPr>
+            <w:tcW w:type="dxa" w:w="2556"/>
+          </w:tcPr>
+          <w:p>
+            <w:r>
+              <w:t>[0.0, 4.0, 0.0, 4.0, 0.0]</w:t>
+            </w:r>
+          </w:p>
+        </w:tc>
+        <w:tc>
+          <w:tcPr>
+            <w:tcW w:type="dxa" w:w="2556"/>
+          </w:tcPr>
+          <w:p>
+            <w:r>
+              <w:t>[10.0, 10.0, 10.0, 10.0, 10.0]</w:t>
+            </w:r>
+          </w:p>
+        </w:tc>
+        <w:tc>
+          <w:tcPr>
+            <w:tcW w:type="dxa" w:w="2556"/>
+          </w:tcPr>
+          <w:p>
+            <w:r>
+              <w:t>-1.0</w:t>
+            </w:r>
+          </w:p>
+        </w:tc>
+      </w:tr>
+      <w:tr>
+        <w:tc>
+          <w:tcPr>
+            <w:tcW w:type="dxa" w:w="2556"/>
+          </w:tcPr>
+          <w:p>
+            <w:r>
+              <w:t>0.5</w:t>
+            </w:r>
+          </w:p>
+        </w:tc>
+        <w:tc>
+          <w:tcPr>
+            <w:tcW w:type="dxa" w:w="2556"/>
+          </w:tcPr>
+          <w:p>
+            <w:r>
+              <w:t>[0.0, 5.0, -2.5, 8.75, -8.125]</w:t>
+            </w:r>
+          </w:p>
+        </w:tc>
+        <w:tc>
+          <w:tcPr>
+            <w:tcW w:type="dxa" w:w="2556"/>
+          </w:tcPr>
+          <w:p>
+            <w:r>
+              <w:t>[10.0, 22.5, 50.625, 113.90625, 256.2890625]</w:t>
+            </w:r>
+          </w:p>
+        </w:tc>
+        <w:tc>
+          <w:tcPr>
+            <w:tcW w:type="dxa" w:w="2556"/>
+          </w:tcPr>
+          <w:p>
+            <w:r>
+              <w:t>-1.5</w:t>
+            </w:r>
+          </w:p>
+        </w:tc>
+      </w:tr>
+    </w:tbl>
+    <w:p>
+      <w:pPr>
+        <w:spacing w:line="336" w:lineRule="auto" w:after="180"/>
+      </w:pPr>
+      <w:r>
+        <w:rPr>
+          <w:b w:val="0"/>
+        </w:rPr>
+        <w:t>The saved curves are computed from the exact declared update v←v−rate×5(v−2), starting 0 and logging states 0 through4. They are reproducible toy calculations, not measurements from a real neural training service. Write d=v−2:each step multiplies d by1−5 rate and multiplies loss by its square. Crossing sides can still shrink the distance.</w:t>
+      </w:r>
+    </w:p>
+    <w:p>
+      <w:pPr>
+        <w:spacing w:line="336" w:lineRule="auto" w:after="180"/>
+      </w:pPr>
+      <w:r>
+        <w:rPr>
+          <w:b w:val="0"/>
+        </w:rPr>
+        <w:t>The numerical helper assumes finite rate and a nonnegative integer update count; it does not validate them or choose a rate for an unseen task.</w:t>
+      </w:r>
+    </w:p>
+    <w:p>
+      <w:pPr>
+        <w:spacing w:line="336" w:lineRule="auto" w:after="180"/>
+      </w:pPr>
+      <w:r>
+        <w:rPr>
+          <w:b w:val="0"/>
+        </w:rPr>
+        <w:t>Guided: multiplier -1; v becomes 4 then 0, with MSE 10 at both states. Parameter change does not guarantee decreasing loss.</w:t>
+      </w:r>
+    </w:p>
+    <w:p>
+      <w:pPr>
+        <w:spacing w:line="336" w:lineRule="auto" w:after="180"/>
+      </w:pPr>
+      <w:r>
+        <w:rPr>
+          <w:b w:val="0"/>
+        </w:rPr>
+        <w:t xml:space="preserve">Exit: for the fixed two-example objective, start and four-update budget, rate 0.2 reached zero </w:t>
+      </w:r>
+      <w:r>
+        <w:rPr>
+          <w:b/>
+        </w:rPr>
+        <w:t>training</w:t>
+      </w:r>
+      <w:r>
+        <w:rPr>
+          <w:b w:val="0"/>
+        </w:rPr>
+        <w:t xml:space="preserve"> MSE after one update. This does not demonstrate an optimal rate or generalisation for other networks or data.</w:t>
+      </w:r>
+    </w:p>
+    <w:p>
+      <w:pPr>
+        <w:pStyle w:val="Heading2"/>
+      </w:pPr>
+      <w:r>
+        <w:t>Labelled parameter/loss curves</w:t>
+      </w:r>
+    </w:p>
+    <w:p>
+      <w:r>
+        <w:drawing>
+          <wp:inline xmlns:a="http://schemas.openxmlformats.org/drawingml/2006/main" xmlns:pic="http://schemas.openxmlformats.org/drawingml/2006/picture">
+            <wp:extent cx="5000819" cy="3200400"/>
+            <wp:docPr id="1" name="Picture 1" descr="Four panels plot exact saved five-state runs. Rates0.05,0.2,0.3reduce training MSE;0.3crosses the optimum while shrinking. Rate0.4alternates v0/4with MSE10unchanged. Rate0.5alternates with growing distance and MSE10to256.2890625. Upper panels show parameter vwith horizontal reference at2;lower panels show MSEwith different vertical ranges."/>
+            <wp:cNvGraphicFramePr>
+              <a:graphicFrameLocks noChangeAspect="1"/>
+            </wp:cNvGraphicFramePr>
+            <a:graphic>
+              <a:graphicData uri="http://schemas.openxmlformats.org/drawingml/2006/picture">
+                <pic:pic>
+                  <pic:nvPicPr>
+                    <pic:cNvPr id="0" name="ai-5-14-controlled-rates.png"/>
+                    <pic:cNvPicPr/>
+                  </pic:nvPicPr>
+                  <pic:blipFill>
+                    <a:blip r:embed="rId9"/>
+                    <a:stretch>
+                      <a:fillRect/>
+                    </a:stretch>
+                  </pic:blipFill>
+                  <pic:spPr>
+                    <a:xfrm>
+                      <a:off x="0" y="0"/>
+                      <a:ext cx="5000819" cy="3200400"/>
+                    </a:xfrm>
+                    <a:prstGeom prst="rect"/>
+                  </pic:spPr>
+                </pic:pic>
+              </a:graphicData>
+            </a:graphic>
+          </wp:inline>
+        </w:drawing>
+      </w:r>
+    </w:p>
+    <w:p>
+      <w:pPr>
+        <w:pStyle w:val="Heading2"/>
+      </w:pPr>
+      <w:r>
+        <w:t>Separate pictured two-update experiment</w:t>
+      </w:r>
+    </w:p>
+    <w:p>
+      <w:pPr>
+        <w:spacing w:line="336" w:lineRule="auto" w:after="180"/>
+      </w:pPr>
+      <w:r>
+        <w:rPr>
+          <w:b w:val="0"/>
+        </w:rPr>
+        <w:t xml:space="preserve">Compare </w:t>
       </w:r>
       <w:r>
         <w:rPr>
@@ -595,7 +1231,7 @@
         <w:rPr>
           <w:b w:val="0"/>
         </w:rPr>
-        <w:t xml:space="preserve"> experiments using a traced example and a stated limitation.</w:t>
+        <w:t>s with identical starting loss and update counts.</w:t>
       </w:r>
     </w:p>
     <w:p>
@@ -606,28 +1242,7 @@
         <w:rPr>
           <w:b w:val="0"/>
         </w:rPr>
-        <w:t>This added worked case illustrates the week’s main idea. Retain all original and connected topics; schedule its practice within the teaching cycle.</w:t>
-      </w:r>
-    </w:p>
-    <w:p>
-      <w:pPr>
-        <w:pStyle w:val="Heading1"/>
-      </w:pPr>
-      <w:r>
-        <w:t>02. Explain and model the mechanism</w:t>
-      </w:r>
-    </w:p>
-    <w:p>
-      <w:r>
-        <w:t>Model Learning rate experiments using the supplied case, labelled mechanism and reasoning. Make the scope of each conclusion explicit.</w:t>
-      </w:r>
-    </w:p>
-    <w:p>
-      <w:pPr>
-        <w:pStyle w:val="Heading3"/>
-      </w:pPr>
-      <w:r>
-        <w:t>Explain Learning rate experiments · 1</w:t>
+        <w:t>Loss J(a)=(a-4)²; gradient 2(a-4); start a = 0. Compare two updates at rates 0.25 and 0.75.</w:t>
       </w:r>
     </w:p>
     <w:p>
@@ -638,75 +1253,7 @@
         <w:rPr>
           <w:b w:val="0"/>
         </w:rPr>
-        <w:t xml:space="preserve">Use the same restricted network h = ReLU(x), y = vh, with only v trained. Keep the fictional </w:t>
-      </w:r>
-      <w:r>
-        <w:rPr>
-          <w:b/>
-        </w:rPr>
-        <w:t>training</w:t>
-      </w:r>
-      <w:r>
-        <w:rPr>
-          <w:b w:val="0"/>
-        </w:rPr>
-        <w:t xml:space="preserve"> pairs (1, 2) and (2, 4), start v = 0, and use one full-data batch per update.</w:t>
-      </w:r>
-    </w:p>
-    <w:p>
-      <w:pPr>
-        <w:spacing w:line="336" w:lineRule="auto" w:after="180"/>
-      </w:pPr>
-      <w:r>
-        <w:rPr>
-          <w:b w:val="0"/>
-        </w:rPr>
-        <w:t>Compare rates 0.05, 0.2, 0.3, 0.4 and 0.5 for exactly four updates each. Restart at zero for every run.</w:t>
-      </w:r>
-    </w:p>
-    <w:p>
-      <w:pPr>
-        <w:spacing w:line="336" w:lineRule="auto" w:after="180"/>
-      </w:pPr>
-      <w:r>
-        <w:rPr>
-          <w:b w:val="0"/>
-        </w:rPr>
-        <w:t xml:space="preserve">The </w:t>
-      </w:r>
-      <w:r>
-        <w:rPr>
-          <w:b/>
-        </w:rPr>
-        <w:t>training</w:t>
-      </w:r>
-      <w:r>
-        <w:rPr>
-          <w:b w:val="0"/>
-        </w:rPr>
-        <w:t xml:space="preserve"> objective is ordinary MSE: L(v) = 2.5 times (v - 2) squared. Its gradient is 5 times (v - 2). A step is new v = v - rate times 5 times (v - 2).</w:t>
-      </w:r>
-    </w:p>
-    <w:p>
-      <w:pPr>
-        <w:spacing w:line="336" w:lineRule="auto" w:after="180"/>
-      </w:pPr>
-      <w:r>
-        <w:rPr>
-          <w:b w:val="0"/>
-        </w:rPr>
-        <w:t>This small quadratic lets us explain each result rather than treating the rate as a magic setting.</w:t>
-      </w:r>
-    </w:p>
-    <w:p>
-      <w:pPr>
-        <w:spacing w:line="336" w:lineRule="auto" w:after="180"/>
-      </w:pPr>
-      <w:r>
-        <w:rPr>
-          <w:b w:val="0"/>
-        </w:rPr>
-        <w:t xml:space="preserve">The same rate need not behave this way for another model, </w:t>
+        <w:t xml:space="preserve">All </w:t>
       </w:r>
       <w:r>
         <w:rPr>
@@ -718,15 +1265,7 @@
         <w:rPr>
           <w:b w:val="0"/>
         </w:rPr>
-        <w:t xml:space="preserve"> scale, loss convention or batch rule. Rate 0.2 is an exact one-step solution here because of this particular gradient formula.</w:t>
-      </w:r>
-    </w:p>
-    <w:p>
-      <w:pPr>
-        <w:pStyle w:val="Heading3"/>
-      </w:pPr>
-      <w:r>
-        <w:t>Explain Learning rate experiments · 2</w:t>
+        <w:t>s and outcomes in this worked example are invented classroom data; no real model run is claimed.</w:t>
       </w:r>
     </w:p>
     <w:p>
@@ -737,7 +1276,166 @@
         <w:rPr>
           <w:b w:val="0"/>
         </w:rPr>
-        <w:t>Write d = v - 2, the signed distance from this objective minimum. Substituting the update gives new d = (1 - 5 times rate) times old d. At rate 0.05 the factor is 0.75: distance shrinks without changing sign.</w:t>
+        <w:t>The picture uses a different objective J(a)=(a−4)², gradient 2(a−4), start 0 and two updates. Rate.25 gives a2 then3, loss 4 then1; rate.75 gives a6 then3, also loss 4 then1. Different paths happen to share the final result. A separate restarted rate 1 run gives a8 then0, loss 16 both times. These rates belong to that objective, not the main 2.5(v−2)². The independent task supplies a third objective centred at1.</w:t>
+      </w:r>
+    </w:p>
+    <w:p>
+      <w:pPr>
+        <w:pStyle w:val="Heading2"/>
+      </w:pPr>
+      <w:r>
+        <w:t>Trace crossing,matching endpoints and unchanged loss</w:t>
+      </w:r>
+    </w:p>
+    <w:p>
+      <w:r>
+        <w:drawing>
+          <wp:inline xmlns:a="http://schemas.openxmlformats.org/drawingml/2006/main" xmlns:pic="http://schemas.openxmlformats.org/drawingml/2006/picture">
+            <wp:extent cx="5486400" cy="3337560"/>
+            <wp:docPr id="2" name="Picture 2" descr="Rate 0.25: First a = 2, loss 4; second a = 3, loss 1. → Rate 0.75: First a = 6, loss 4; second a = 3, loss 1. → Inspect paths: Both end at 3 and loss 1; larger rate crosses the optimum while smaller rate stays below it."/>
+            <wp:cNvGraphicFramePr>
+              <a:graphicFrameLocks noChangeAspect="1"/>
+            </wp:cNvGraphicFramePr>
+            <a:graphic>
+              <a:graphicData uri="http://schemas.openxmlformats.org/drawingml/2006/picture">
+                <pic:pic>
+                  <pic:nvPicPr>
+                    <pic:cNvPr id="0" name="academy-story-ai-5-14-02.png"/>
+                    <pic:cNvPicPr/>
+                  </pic:nvPicPr>
+                  <pic:blipFill>
+                    <a:blip r:embed="rId10"/>
+                    <a:stretch>
+                      <a:fillRect/>
+                    </a:stretch>
+                  </pic:blipFill>
+                  <pic:spPr>
+                    <a:xfrm>
+                      <a:off x="0" y="0"/>
+                      <a:ext cx="5486400" cy="3337560"/>
+                    </a:xfrm>
+                    <a:prstGeom prst="rect"/>
+                  </pic:spPr>
+                </pic:pic>
+              </a:graphicData>
+            </a:graphic>
+          </wp:inline>
+        </w:drawing>
+      </w:r>
+    </w:p>
+    <w:p>
+      <w:pPr>
+        <w:pStyle w:val="Heading3"/>
+      </w:pPr>
+      <w:r>
+        <w:t>Read the picture one step at a time</w:t>
+      </w:r>
+    </w:p>
+    <w:tbl>
+      <w:tblPr>
+        <w:tblStyle w:val="LightShading-Accent1"/>
+        <w:tblW w:type="auto" w:w="0"/>
+        <w:tblLook w:firstColumn="1" w:firstRow="1" w:lastColumn="0" w:lastRow="0" w:noHBand="0" w:noVBand="1" w:val="04A0"/>
+      </w:tblPr>
+      <w:tblGrid>
+        <w:gridCol w:w="5112"/>
+        <w:gridCol w:w="5112"/>
+      </w:tblGrid>
+      <w:tr>
+        <w:trPr>
+          <w:tblHeader/>
+        </w:trPr>
+        <w:tc>
+          <w:tcPr>
+            <w:tcW w:type="dxa" w:w="5112"/>
+          </w:tcPr>
+          <w:p>
+            <w:r>
+              <w:t>Step</w:t>
+            </w:r>
+          </w:p>
+        </w:tc>
+        <w:tc>
+          <w:tcPr>
+            <w:tcW w:type="dxa" w:w="5112"/>
+          </w:tcPr>
+          <w:p>
+            <w:r>
+              <w:t>What happens and why</w:t>
+            </w:r>
+          </w:p>
+        </w:tc>
+      </w:tr>
+      <w:tr>
+        <w:tc>
+          <w:tcPr>
+            <w:tcW w:type="dxa" w:w="5112"/>
+          </w:tcPr>
+          <w:p>
+            <w:r>
+              <w:t>1. Rate 0.25</w:t>
+            </w:r>
+          </w:p>
+        </w:tc>
+        <w:tc>
+          <w:tcPr>
+            <w:tcW w:type="dxa" w:w="5112"/>
+          </w:tcPr>
+          <w:p>
+            <w:r>
+              <w:t>First a = 2, loss 4; second a = 3, loss 1.</w:t>
+            </w:r>
+          </w:p>
+        </w:tc>
+      </w:tr>
+      <w:tr>
+        <w:tc>
+          <w:tcPr>
+            <w:tcW w:type="dxa" w:w="5112"/>
+          </w:tcPr>
+          <w:p>
+            <w:r>
+              <w:t>2. Rate 0.75</w:t>
+            </w:r>
+          </w:p>
+        </w:tc>
+        <w:tc>
+          <w:tcPr>
+            <w:tcW w:type="dxa" w:w="5112"/>
+          </w:tcPr>
+          <w:p>
+            <w:r>
+              <w:t>First a = 6, loss 4; second a = 3, loss 1.</w:t>
+            </w:r>
+          </w:p>
+        </w:tc>
+      </w:tr>
+      <w:tr>
+        <w:tc>
+          <w:tcPr>
+            <w:tcW w:type="dxa" w:w="5112"/>
+          </w:tcPr>
+          <w:p>
+            <w:r>
+              <w:t>3. Inspect paths</w:t>
+            </w:r>
+          </w:p>
+        </w:tc>
+        <w:tc>
+          <w:tcPr>
+            <w:tcW w:type="dxa" w:w="5112"/>
+          </w:tcPr>
+          <w:p>
+            <w:r>
+              <w:t>Both end at 3 and loss 1; larger rate crosses the optimum while smaller rate stays below it.</w:t>
+            </w:r>
+          </w:p>
+        </w:tc>
+      </w:tr>
+    </w:tbl>
+    <w:p>
+      <w:r>
+        <w:t>Match each pictured step to the supplied facts. This is a worked teaching case, not an independent assessment.</w:t>
       </w:r>
     </w:p>
     <w:p>
@@ -748,15 +1446,7 @@
         <w:rPr>
           <w:b w:val="0"/>
         </w:rPr>
-        <w:t>At rate 0.3 it is -0.5: distance changes sign and halves. Both can reduce loss.</w:t>
-      </w:r>
-    </w:p>
-    <w:p>
-      <w:pPr>
-        <w:pStyle w:val="Heading3"/>
-      </w:pPr>
-      <w:r>
-        <w:t>Explain Learning rate experiments · 3</w:t>
+        <w:t>Keep the starting parameter and update budget identical to compare rates fairly. Rate one-quarter approaches the optimum from below; rate three-quarters crosses it and comes back.</w:t>
       </w:r>
     </w:p>
     <w:p>
@@ -767,7 +1457,7 @@
         <w:rPr>
           <w:b w:val="0"/>
         </w:rPr>
-        <w:t>The helper assumes a finite rate and nonnegative integer update count. Its five logged states include the initial value.</w:t>
+        <w:t>Their final losses happen to match after two updates, despite different paths. Rate one repeatedly overshoots by the same distance, so using the correct gradient alone does not ensure improvement.</w:t>
       </w:r>
     </w:p>
     <w:p>
@@ -778,19 +1468,54 @@
         <w:rPr>
           <w:b w:val="0"/>
         </w:rPr>
-        <w:t xml:space="preserve">At 0.3 the parameter sequence is [0, 3, 1.5, 2.25, 1.875] and loss is [10, 2.5, 0.625, 0.15625, 0.0390625]. Crossing the minimum does not itself mean </w:t>
-      </w:r>
+        <w:t>These quadratic paths explain step size. Real nonconvex networks can have more complicated rate behaviour.</w:t>
+      </w:r>
+    </w:p>
+    <w:p>
+      <w:pPr>
+        <w:spacing w:line="336" w:lineRule="auto" w:after="180"/>
+      </w:pPr>
+      <w:r>
+        <w:rPr>
+          <w:b w:val="0"/>
+        </w:rPr>
+        <w:t>Change: Add a rate 1 run from a = 0.</w:t>
+      </w:r>
+    </w:p>
+    <w:p>
+      <w:pPr>
+        <w:spacing w:line="336" w:lineRule="auto" w:after="180"/>
+      </w:pPr>
       <w:r>
         <w:rPr>
           <w:b/>
         </w:rPr>
-        <w:t>training</w:t>
+        <w:t>Prediction</w:t>
       </w:r>
       <w:r>
         <w:rPr>
           <w:b w:val="0"/>
         </w:rPr>
-        <w:t xml:space="preserve"> failed.</w:t>
+        <w:t>: Its path is 8 then 0, with loss 16 at both steps.</w:t>
+      </w:r>
+    </w:p>
+    <w:p>
+      <w:pPr>
+        <w:spacing w:line="336" w:lineRule="auto" w:after="180"/>
+      </w:pPr>
+      <w:r>
+        <w:rPr>
+          <w:b w:val="0"/>
+        </w:rPr>
+        <w:t>Reason: The update alternates across 4 without reducing the initial loss.</w:t>
+      </w:r>
+    </w:p>
+    <w:p>
+      <w:pPr>
+        <w:pStyle w:val="Heading2"/>
+      </w:pPr>
+      <w:r>
+        <w:t>Earlier wording, alternatives and picture transcripts · reference / check after trying</w:t>
       </w:r>
     </w:p>
     <w:tbl>
@@ -1078,48 +1803,6 @@
         <w:pStyle w:val="Heading3"/>
       </w:pPr>
       <w:r>
-        <w:t>Explain Learning rate experiments · 4</w:t>
-      </w:r>
-    </w:p>
-    <w:p>
-      <w:pPr>
-        <w:spacing w:line="336" w:lineRule="auto" w:after="180"/>
-      </w:pPr>
-      <w:r>
-        <w:rPr>
-          <w:b w:val="0"/>
-        </w:rPr>
-        <w:t>Guided: multiplier -1; v becomes 4 then 0, with MSE 10 at both states. Parameter change does not guarantee decreasing loss.</w:t>
-      </w:r>
-    </w:p>
-    <w:p>
-      <w:pPr>
-        <w:spacing w:line="336" w:lineRule="auto" w:after="180"/>
-      </w:pPr>
-      <w:r>
-        <w:rPr>
-          <w:b w:val="0"/>
-        </w:rPr>
-        <w:t xml:space="preserve">Exit: for the fixed two-example objective, start and four-update budget, rate 0.2 reached zero </w:t>
-      </w:r>
-      <w:r>
-        <w:rPr>
-          <w:b/>
-        </w:rPr>
-        <w:t>training</w:t>
-      </w:r>
-      <w:r>
-        <w:rPr>
-          <w:b w:val="0"/>
-        </w:rPr>
-        <w:t xml:space="preserve"> MSE after one update. This does not demonstrate an optimal rate or generalisation for other networks or data.</w:t>
-      </w:r>
-    </w:p>
-    <w:p>
-      <w:pPr>
-        <w:pStyle w:val="Heading3"/>
-      </w:pPr>
-      <w:r>
         <w:t>Model the reasoning aloud</w:t>
       </w:r>
     </w:p>
@@ -1464,85 +2147,10 @@
     </w:p>
     <w:p>
       <w:pPr>
-        <w:spacing w:line="336" w:lineRule="auto" w:after="180"/>
-      </w:pPr>
-      <w:r>
-        <w:rPr>
-          <w:b w:val="0"/>
-        </w:rPr>
-        <w:t xml:space="preserve">Compare </w:t>
-      </w:r>
-      <w:r>
-        <w:rPr>
-          <w:b/>
-        </w:rPr>
-        <w:t>learning rate</w:t>
-      </w:r>
-      <w:r>
-        <w:rPr>
-          <w:b w:val="0"/>
-        </w:rPr>
-        <w:t>s with identical starting loss and update counts.</w:t>
-      </w:r>
-    </w:p>
-    <w:p>
-      <w:pPr>
         <w:pStyle w:val="Heading3"/>
       </w:pPr>
       <w:r>
         <w:t>The facts we will use</w:t>
-      </w:r>
-    </w:p>
-    <w:p>
-      <w:pPr>
-        <w:pStyle w:val="Heading3"/>
-      </w:pPr>
-      <w:r>
-        <w:t>Supplied facts</w:t>
-      </w:r>
-    </w:p>
-    <w:p>
-      <w:pPr>
-        <w:spacing w:line="336" w:lineRule="auto" w:after="180"/>
-        <w:shd w:fill="F1F6FC"/>
-      </w:pPr>
-      <w:r>
-        <w:rPr>
-          <w:b w:val="0"/>
-        </w:rPr>
-        <w:t>Loss J(a)=(a-4)²; gradient 2(a-4); start a = 0. Compare two updates at rates 0.25 and 0.75.</w:t>
-      </w:r>
-    </w:p>
-    <w:p>
-      <w:pPr>
-        <w:pStyle w:val="Heading3"/>
-      </w:pPr>
-      <w:r>
-        <w:t>Supplied facts</w:t>
-      </w:r>
-    </w:p>
-    <w:p>
-      <w:pPr>
-        <w:spacing w:line="336" w:lineRule="auto" w:after="180"/>
-        <w:shd w:fill="F1F6FC"/>
-      </w:pPr>
-      <w:r>
-        <w:rPr>
-          <w:b w:val="0"/>
-        </w:rPr>
-        <w:t xml:space="preserve">All </w:t>
-      </w:r>
-      <w:r>
-        <w:rPr>
-          <w:b/>
-        </w:rPr>
-        <w:t>input</w:t>
-      </w:r>
-      <w:r>
-        <w:rPr>
-          <w:b w:val="0"/>
-        </w:rPr>
-        <w:t>s and outcomes in this worked example are invented classroom data; no real model run is claimed.</w:t>
       </w:r>
     </w:p>
     <w:p>
@@ -1550,7 +2158,7 @@
         <w:drawing>
           <wp:inline xmlns:a="http://schemas.openxmlformats.org/drawingml/2006/main" xmlns:pic="http://schemas.openxmlformats.org/drawingml/2006/picture">
             <wp:extent cx="5486400" cy="5185229"/>
-            <wp:docPr id="1" name="Picture 1" descr="Learning rate experiments. Rate 0.25: First a = 2, loss 4; second a = 3, loss 1.. Rate 0.75: First a = 6, loss 4; second a = 3, loss 1.. Inspect paths: Both end at 3 and loss 1; larger rate crosses the optimum while smaller rate stays below it."/>
+            <wp:docPr id="3" name="Picture 3" descr="Learning rate experiments. Rate 0.25: First a = 2, loss 4; second a = 3, loss 1.. Rate 0.75: First a = 6, loss 4; second a = 3, loss 1.. Inspect paths: Both end at 3 and loss 1; larger rate crosses the optimum while smaller rate stays below it."/>
             <wp:cNvGraphicFramePr>
               <a:graphicFrameLocks noChangeAspect="1"/>
             </wp:cNvGraphicFramePr>
@@ -1562,7 +2170,7 @@
                     <pic:cNvPicPr/>
                   </pic:nvPicPr>
                   <pic:blipFill>
-                    <a:blip r:embed="rId9"/>
+                    <a:blip r:embed="rId11"/>
                     <a:stretch>
                       <a:fillRect/>
                     </a:stretch>
@@ -1586,114 +2194,7 @@
         <w:pStyle w:val="Heading3"/>
       </w:pPr>
       <w:r>
-        <w:t>Read the picture one step at a time</w:t>
-      </w:r>
-    </w:p>
-    <w:tbl>
-      <w:tblPr>
-        <w:tblStyle w:val="LightShading-Accent1"/>
-        <w:tblW w:type="auto" w:w="0"/>
-        <w:tblLook w:firstColumn="1" w:firstRow="1" w:lastColumn="0" w:lastRow="0" w:noHBand="0" w:noVBand="1" w:val="04A0"/>
-      </w:tblPr>
-      <w:tblGrid>
-        <w:gridCol w:w="5112"/>
-        <w:gridCol w:w="5112"/>
-      </w:tblGrid>
-      <w:tr>
-        <w:trPr>
-          <w:tblHeader/>
-        </w:trPr>
-        <w:tc>
-          <w:tcPr>
-            <w:tcW w:type="dxa" w:w="5112"/>
-          </w:tcPr>
-          <w:p>
-            <w:r>
-              <w:t>Step</w:t>
-            </w:r>
-          </w:p>
-        </w:tc>
-        <w:tc>
-          <w:tcPr>
-            <w:tcW w:type="dxa" w:w="5112"/>
-          </w:tcPr>
-          <w:p>
-            <w:r>
-              <w:t>What happens and why</w:t>
-            </w:r>
-          </w:p>
-        </w:tc>
-      </w:tr>
-      <w:tr>
-        <w:tc>
-          <w:tcPr>
-            <w:tcW w:type="dxa" w:w="5112"/>
-          </w:tcPr>
-          <w:p>
-            <w:r>
-              <w:t>1. Rate 0.25</w:t>
-            </w:r>
-          </w:p>
-        </w:tc>
-        <w:tc>
-          <w:tcPr>
-            <w:tcW w:type="dxa" w:w="5112"/>
-          </w:tcPr>
-          <w:p>
-            <w:r>
-              <w:t>First a = 2, loss 4; second a = 3, loss 1.</w:t>
-            </w:r>
-          </w:p>
-        </w:tc>
-      </w:tr>
-      <w:tr>
-        <w:tc>
-          <w:tcPr>
-            <w:tcW w:type="dxa" w:w="5112"/>
-          </w:tcPr>
-          <w:p>
-            <w:r>
-              <w:t>2. Rate 0.75</w:t>
-            </w:r>
-          </w:p>
-        </w:tc>
-        <w:tc>
-          <w:tcPr>
-            <w:tcW w:type="dxa" w:w="5112"/>
-          </w:tcPr>
-          <w:p>
-            <w:r>
-              <w:t>First a = 6, loss 4; second a = 3, loss 1.</w:t>
-            </w:r>
-          </w:p>
-        </w:tc>
-      </w:tr>
-      <w:tr>
-        <w:tc>
-          <w:tcPr>
-            <w:tcW w:type="dxa" w:w="5112"/>
-          </w:tcPr>
-          <w:p>
-            <w:r>
-              <w:t>3. Inspect paths</w:t>
-            </w:r>
-          </w:p>
-        </w:tc>
-        <w:tc>
-          <w:tcPr>
-            <w:tcW w:type="dxa" w:w="5112"/>
-          </w:tcPr>
-          <w:p>
-            <w:r>
-              <w:t>Both end at 3 and loss 1; larger rate crosses the optimum while smaller rate stays below it.</w:t>
-            </w:r>
-          </w:p>
-        </w:tc>
-      </w:tr>
-    </w:tbl>
-    <w:p>
-      <w:r>
-        <w:t>Match each pictured step to the supplied facts. This is a worked teaching case, not an independent assessment.</w:t>
+        <w:t>Why this result follows</w:t>
       </w:r>
     </w:p>
     <w:p>
@@ -1701,7 +2202,7 @@
         <w:pStyle w:val="Heading3"/>
       </w:pPr>
       <w:r>
-        <w:t>Why this result follows</w:t>
+        <w:t>What this example does not establish</w:t>
       </w:r>
     </w:p>
     <w:p>
@@ -1709,149 +2210,15 @@
         <w:pStyle w:val="Heading3"/>
       </w:pPr>
       <w:r>
-        <w:t>Why the result follows</w:t>
+        <w:t>Change one thing in the pictured case</w:t>
       </w:r>
     </w:p>
     <w:p>
       <w:pPr>
-        <w:spacing w:line="336" w:lineRule="auto" w:after="180"/>
-        <w:shd w:fill="F1F6FC"/>
-      </w:pPr>
-      <w:r>
-        <w:rPr>
-          <w:b w:val="0"/>
-        </w:rPr>
-        <w:t>Keep the starting parameter and update budget identical to compare rates fairly. Rate one-quarter approaches the optimum from below; rate three-quarters crosses it and comes back.</w:t>
-      </w:r>
-    </w:p>
-    <w:p>
-      <w:pPr>
-        <w:spacing w:line="336" w:lineRule="auto" w:after="180"/>
-        <w:shd w:fill="F1F6FC"/>
-      </w:pPr>
-      <w:r>
-        <w:rPr>
-          <w:b w:val="0"/>
-        </w:rPr>
-        <w:t>Their final losses happen to match after two updates, despite different paths. Rate one repeatedly overshoots by the same distance, so using the correct gradient alone does not ensure improvement.</w:t>
-      </w:r>
-    </w:p>
-    <w:p>
-      <w:pPr>
         <w:pStyle w:val="Heading3"/>
       </w:pPr>
       <w:r>
-        <w:t>What this example does not establish</w:t>
-      </w:r>
-    </w:p>
-    <w:p>
-      <w:pPr>
-        <w:pStyle w:val="Heading3"/>
-      </w:pPr>
-      <w:r>
-        <w:t>Keep the stated limit</w:t>
-      </w:r>
-    </w:p>
-    <w:p>
-      <w:pPr>
-        <w:spacing w:line="336" w:lineRule="auto" w:after="180"/>
-        <w:shd w:fill="FFF5E6"/>
-      </w:pPr>
-      <w:r>
-        <w:rPr>
-          <w:b w:val="0"/>
-        </w:rPr>
-        <w:t>These quadratic paths explain step size. Real nonconvex networks can have more complicated rate behaviour.</w:t>
-      </w:r>
-    </w:p>
-    <w:p>
-      <w:pPr>
-        <w:pStyle w:val="Heading3"/>
-      </w:pPr>
-      <w:r>
-        <w:t>Change one thing in the pictured case</w:t>
-      </w:r>
-    </w:p>
-    <w:p>
-      <w:pPr>
-        <w:pStyle w:val="Heading3"/>
-      </w:pPr>
-      <w:r>
-        <w:t>Change one thing</w:t>
-      </w:r>
-    </w:p>
-    <w:p>
-      <w:pPr>
-        <w:spacing w:line="336" w:lineRule="auto" w:after="180"/>
-        <w:shd w:fill="F5F1FB"/>
-      </w:pPr>
-      <w:r>
-        <w:rPr>
-          <w:b w:val="0"/>
-        </w:rPr>
-        <w:t>Change: Add a rate 1 run from a = 0.</w:t>
-      </w:r>
-    </w:p>
-    <w:p>
-      <w:pPr>
-        <w:pStyle w:val="Heading3"/>
-      </w:pPr>
-      <w:r>
-        <w:t>Predicted result</w:t>
-      </w:r>
-    </w:p>
-    <w:p>
-      <w:pPr>
-        <w:spacing w:line="336" w:lineRule="auto" w:after="180"/>
-        <w:shd w:fill="F1F6FC"/>
-      </w:pPr>
-      <w:r>
-        <w:rPr>
-          <w:b/>
-        </w:rPr>
-        <w:t>Prediction</w:t>
-      </w:r>
-      <w:r>
-        <w:rPr>
-          <w:b w:val="0"/>
-        </w:rPr>
-        <w:t>: Its path is 8 then 0, with loss 16 at both steps.</w:t>
-      </w:r>
-    </w:p>
-    <w:p>
-      <w:pPr>
-        <w:pStyle w:val="Heading3"/>
-      </w:pPr>
-      <w:r>
-        <w:t>Why the result follows</w:t>
-      </w:r>
-    </w:p>
-    <w:p>
-      <w:pPr>
-        <w:spacing w:line="336" w:lineRule="auto" w:after="180"/>
-        <w:shd w:fill="F1F6FC"/>
-      </w:pPr>
-      <w:r>
-        <w:rPr>
-          <w:b w:val="0"/>
-        </w:rPr>
-        <w:t>Reason: The update alternates across 4 without reducing the initial loss.</w:t>
-      </w:r>
-    </w:p>
-    <w:p>
-      <w:pPr>
-        <w:pStyle w:val="Heading3"/>
-      </w:pPr>
-      <w:r>
         <w:t>Ask while showing the picture</w:t>
-      </w:r>
-    </w:p>
-    <w:p>
-      <w:pPr>
-        <w:pStyle w:val="Heading3"/>
-      </w:pPr>
-      <w:r>
-        <w:t>Ask while showing the picture · 5</w:t>
       </w:r>
     </w:p>
     <w:p>
@@ -1905,12 +2272,335 @@
         <w:pStyle w:val="Heading1"/>
       </w:pPr>
       <w:r>
-        <w:t>03. Demonstrate and guide practice</w:t>
+        <w:t>03. Model a step,then remove help</w:t>
       </w:r>
     </w:p>
     <w:p>
       <w:r>
-        <w:t>Demonstrate Learning rate experiments, reduce support deliberately and check individual reasoning before discussing answers.</w:t>
+        <w:t>Collect each learner’s reasoning before showing a key.</w:t>
+      </w:r>
+    </w:p>
+    <w:p>
+      <w:pPr>
+        <w:pStyle w:val="Heading2"/>
+      </w:pPr>
+      <w:r>
+        <w:t>Current completion task and checked reasoning</w:t>
+      </w:r>
+    </w:p>
+    <w:p>
+      <w:pPr>
+        <w:spacing w:line="336" w:lineRule="auto" w:after="180"/>
+      </w:pPr>
+      <w:r>
+        <w:rPr>
+          <w:b w:val="0"/>
+        </w:rPr>
+        <w:t xml:space="preserve">Completion task: At rate 0.3 the first update gives v = 3, past the minimum at 2. Calculate the next v and loss. Has the first crossing proved </w:t>
+      </w:r>
+      <w:r>
+        <w:rPr>
+          <w:b/>
+        </w:rPr>
+        <w:t>divergence</w:t>
+      </w:r>
+      <w:r>
+        <w:rPr>
+          <w:b w:val="0"/>
+        </w:rPr>
+        <w:t>?</w:t>
+      </w:r>
+    </w:p>
+    <w:p>
+      <w:pPr>
+        <w:spacing w:line="336" w:lineRule="auto" w:after="180"/>
+      </w:pPr>
+      <w:r>
+        <w:rPr>
+          <w:b w:val="0"/>
+        </w:rPr>
+        <w:t>Teacher check: Teacher explanation: Next gradient 5 gives v = 1.5 and loss 0.625. No. Signed distance changes side but shrinks by half each update; loss decreases.</w:t>
+      </w:r>
+    </w:p>
+    <w:p>
+      <w:pPr>
+        <w:spacing w:line="336" w:lineRule="auto" w:after="180"/>
+      </w:pPr>
+      <w:r>
+        <w:rPr>
+          <w:b w:val="0"/>
+        </w:rPr>
+        <w:t xml:space="preserve">Start by identifying the given </w:t>
+      </w:r>
+      <w:r>
+        <w:rPr>
+          <w:b/>
+        </w:rPr>
+        <w:t>input</w:t>
+      </w:r>
+      <w:r>
+        <w:rPr>
+          <w:b w:val="0"/>
+        </w:rPr>
+        <w:t>s together. Leave the intermediate steps blank. If needed, model one step, then withdraw that help on the next step. Move to a full trace only when the partial trace is understood.</w:t>
+      </w:r>
+    </w:p>
+    <w:p>
+      <w:pPr>
+        <w:spacing w:line="336" w:lineRule="auto" w:after="180"/>
+      </w:pPr>
+      <w:r>
+        <w:rPr>
+          <w:b w:val="0"/>
+        </w:rPr>
+        <w:t>For partners, alternate explainer and checker; collect a response from every learner before discussion.</w:t>
+      </w:r>
+    </w:p>
+    <w:p>
+      <w:pPr>
+        <w:pStyle w:val="Heading2"/>
+      </w:pPr>
+      <w:r>
+        <w:t>Individual misconception check</w:t>
+      </w:r>
+    </w:p>
+    <w:p>
+      <w:pPr>
+        <w:spacing w:line="336" w:lineRule="auto" w:after="180"/>
+      </w:pPr>
+      <w:r>
+        <w:rPr>
+          <w:b w:val="0"/>
+        </w:rPr>
+        <w:t xml:space="preserve">Use the worked case for </w:t>
+      </w:r>
+      <w:r>
+        <w:rPr>
+          <w:b/>
+        </w:rPr>
+        <w:t>Learning rate</w:t>
+      </w:r>
+      <w:r>
+        <w:rPr>
+          <w:b w:val="0"/>
+        </w:rPr>
+        <w:t xml:space="preserve"> experiments. Proposed explanation: “Crossing the minimum means </w:t>
+      </w:r>
+      <w:r>
+        <w:rPr>
+          <w:b/>
+        </w:rPr>
+        <w:t>divergence</w:t>
+      </w:r>
+      <w:r>
+        <w:rPr>
+          <w:b w:val="0"/>
+        </w:rPr>
+        <w:t>”. Decide whether this explanation is supported.</w:t>
+      </w:r>
+    </w:p>
+    <w:p>
+      <w:pPr>
+        <w:spacing w:line="336" w:lineRule="auto" w:after="180"/>
+      </w:pPr>
+      <w:r>
+        <w:rPr>
+          <w:b w:val="0"/>
+        </w:rPr>
+        <w:t>Point to the step or supplied fact that decides; explain your repair if needed.</w:t>
+      </w:r>
+    </w:p>
+    <w:p>
+      <w:pPr>
+        <w:spacing w:line="336" w:lineRule="auto" w:after="180"/>
+      </w:pPr>
+      <w:r>
+        <w:rPr>
+          <w:b w:val="0"/>
+        </w:rPr>
+        <w:t>Expected correction: Compare distance magnitudes or losses; alternating sides can converge.</w:t>
+      </w:r>
+    </w:p>
+    <w:p>
+      <w:pPr>
+        <w:spacing w:line="336" w:lineRule="auto" w:after="180"/>
+      </w:pPr>
+      <w:r>
+        <w:rPr>
+          <w:b w:val="0"/>
+        </w:rPr>
+        <w:t>Collect explanations, not only yes/no votes. If a misunderstanding is common, re-model the relevant step for the class.</w:t>
+      </w:r>
+    </w:p>
+    <w:p>
+      <w:pPr>
+        <w:spacing w:line="336" w:lineRule="auto" w:after="180"/>
+      </w:pPr>
+      <w:r>
+        <w:rPr>
+          <w:b w:val="0"/>
+        </w:rPr>
+        <w:t>If it affects a few learners, give a short targeted group explanation while others solve a more demanding variation.</w:t>
+      </w:r>
+    </w:p>
+    <w:p>
+      <w:pPr>
+        <w:pStyle w:val="Heading2"/>
+      </w:pPr>
+      <w:r>
+        <w:t>Pictured reasoning and changed case</w:t>
+      </w:r>
+    </w:p>
+    <w:p>
+      <w:pPr>
+        <w:spacing w:line="336" w:lineRule="auto" w:after="180"/>
+      </w:pPr>
+      <w:r>
+        <w:rPr>
+          <w:b w:val="0"/>
+        </w:rPr>
+        <w:t xml:space="preserve">What should a fair rate comparison hold fixed? Point to the relevant step in the picture, then write the changed result and the rule or </w:t>
+      </w:r>
+      <w:r>
+        <w:rPr>
+          <w:b/>
+        </w:rPr>
+        <w:t>evidence</w:t>
+      </w:r>
+      <w:r>
+        <w:rPr>
+          <w:b w:val="0"/>
+        </w:rPr>
+        <w:t xml:space="preserve"> that supports it.</w:t>
+      </w:r>
+    </w:p>
+    <w:p>
+      <w:pPr>
+        <w:spacing w:line="336" w:lineRule="auto" w:after="180"/>
+      </w:pPr>
+      <w:r>
+        <w:rPr>
+          <w:b w:val="0"/>
+        </w:rPr>
+        <w:t>Use the same objective, start a = 0 and two-update budget; report full paths, not only the preferred run’s endpoint. Changed-case check: Its path is 8 then 0, with loss 16 at both steps.</w:t>
+      </w:r>
+    </w:p>
+    <w:p>
+      <w:pPr>
+        <w:spacing w:line="336" w:lineRule="auto" w:after="180"/>
+      </w:pPr>
+      <w:r>
+        <w:rPr>
+          <w:b w:val="0"/>
+        </w:rPr>
+        <w:t>The update alternates across 4 without reducing the initial loss.</w:t>
+      </w:r>
+    </w:p>
+    <w:p>
+      <w:pPr>
+        <w:spacing w:line="336" w:lineRule="auto" w:after="180"/>
+      </w:pPr>
+      <w:r>
+        <w:rPr>
+          <w:b w:val="0"/>
+        </w:rPr>
+        <w:t>Changed-case reasoning: Its path is 8 then 0, with loss 16 at both steps. The update alternates across 4 without reducing the initial loss.</w:t>
+      </w:r>
+    </w:p>
+    <w:p>
+      <w:pPr>
+        <w:spacing w:line="336" w:lineRule="auto" w:after="180"/>
+      </w:pPr>
+      <w:r>
+        <w:rPr>
+          <w:b w:val="0"/>
+        </w:rPr>
+        <w:t xml:space="preserve">Collect each learner’s explanation before discussion. Use the first missing connection between </w:t>
+      </w:r>
+      <w:r>
+        <w:rPr>
+          <w:b/>
+        </w:rPr>
+        <w:t>input</w:t>
+      </w:r>
+      <w:r>
+        <w:rPr>
+          <w:b w:val="0"/>
+        </w:rPr>
+        <w:t xml:space="preserve">, deciding step and result to choose support. This question is worked-case practice, not fresh mastery </w:t>
+      </w:r>
+      <w:r>
+        <w:rPr>
+          <w:b/>
+        </w:rPr>
+        <w:t>evidence</w:t>
+      </w:r>
+      <w:r>
+        <w:rPr>
+          <w:b w:val="0"/>
+        </w:rPr>
+        <w:t>.</w:t>
+      </w:r>
+    </w:p>
+    <w:p>
+      <w:pPr>
+        <w:pStyle w:val="Heading2"/>
+      </w:pPr>
+      <w:r>
+        <w:t>Accessible support and extension</w:t>
+      </w:r>
+    </w:p>
+    <w:p>
+      <w:pPr>
+        <w:spacing w:line="336" w:lineRule="auto" w:after="180"/>
+      </w:pPr>
+      <w:r>
+        <w:rPr>
+          <w:b w:val="0"/>
+        </w:rPr>
+        <w:t xml:space="preserve">Use See how it works and Follow a worked example. Collect a </w:t>
+      </w:r>
+      <w:r>
+        <w:rPr>
+          <w:b/>
+        </w:rPr>
+        <w:t>prediction</w:t>
+      </w:r>
+      <w:r>
+        <w:rPr>
+          <w:b w:val="0"/>
+        </w:rPr>
+        <w:t xml:space="preserve"> before revealing its result; ask the learner to point to each intermediate fact.</w:t>
+      </w:r>
+    </w:p>
+    <w:p>
+      <w:pPr>
+        <w:spacing w:line="336" w:lineRule="auto" w:after="180"/>
+      </w:pPr>
+      <w:r>
+        <w:rPr>
+          <w:b w:val="0"/>
+        </w:rPr>
+        <w:t>Provide a number line with the minimum marked and a table for old value, gradient, new value and loss.</w:t>
+      </w:r>
+    </w:p>
+    <w:p>
+      <w:pPr>
+        <w:spacing w:line="336" w:lineRule="auto" w:after="180"/>
+      </w:pPr>
+      <w:r>
+        <w:rPr>
+          <w:b w:val="0"/>
+        </w:rPr>
+        <w:t>Extension: derive 0 &lt; rate &lt; 1 for strict loss decrease on J(a) = (a - 1) squared away from the minimum, and compare with the lesson bound 0.4.</w:t>
+      </w:r>
+    </w:p>
+    <w:p>
+      <w:pPr>
+        <w:pStyle w:val="Heading2"/>
+      </w:pPr>
+      <w:r>
+        <w:t>Earlier wording, alternatives and picture transcripts · reference / check after trying</w:t>
       </w:r>
     </w:p>
     <w:tbl>
@@ -2127,25 +2817,85 @@
     </w:tbl>
     <w:p>
       <w:pPr>
+        <w:pStyle w:val="Heading3"/>
+      </w:pPr>
+      <w:r>
+        <w:t>Reduce help deliberately</w:t>
+      </w:r>
+    </w:p>
+    <w:p>
+      <w:pPr>
+        <w:pStyle w:val="Heading3"/>
+      </w:pPr>
+      <w:r>
+        <w:t>Individual reasoning check</w:t>
+      </w:r>
+    </w:p>
+    <w:p>
+      <w:pPr>
+        <w:pStyle w:val="Heading3"/>
+      </w:pPr>
+      <w:r>
+        <w:t>Pictorial practice question</w:t>
+      </w:r>
+    </w:p>
+    <w:p>
+      <w:pPr>
+        <w:pStyle w:val="Heading3"/>
+      </w:pPr>
+      <w:r>
+        <w:t>Reasoned teacher answer</w:t>
+      </w:r>
+    </w:p>
+    <w:p>
+      <w:pPr>
+        <w:pStyle w:val="Heading1"/>
+      </w:pPr>
+      <w:r>
+        <w:t>04. Run the complete supplied investigation</w:t>
+      </w:r>
+    </w:p>
+    <w:p>
+      <w:r>
+        <w:t>Separate predictions,actual runs and paper traces.</w:t>
+      </w:r>
+    </w:p>
+    <w:p>
+      <w:pPr>
+        <w:pStyle w:val="Heading2"/>
+      </w:pPr>
+      <w:r>
+        <w:t>Complete inputs,expected results and limits</w:t>
+      </w:r>
+    </w:p>
+    <w:p>
+      <w:pPr>
         <w:spacing w:line="336" w:lineRule="auto" w:after="180"/>
       </w:pPr>
       <w:r>
         <w:rPr>
           <w:b w:val="0"/>
         </w:rPr>
-        <w:t xml:space="preserve">Use See how it works and Follow a worked example. Collect a </w:t>
-      </w:r>
-      <w:r>
-        <w:rPr>
-          <w:b/>
-        </w:rPr>
-        <w:t>prediction</w:t>
-      </w:r>
+        <w:t>Mainrate.3 secondstate1.5/loss.625, crossingnotdivergence; rate.4v4/0 loss10/10. W3SSEequivalentrate.15. W5 restart same original state and hold batch/objective/budget fixed before attributing change to rate. Independentstart0:rate.25a.5/.75 loss.25/.0625; rate.5a1/1 loss0/0; rate 1a2/0 loss1/1. Rate.5 lowestobjective aftertwo updates in this supplied comparison, not all networks.</w:t>
+      </w:r>
+    </w:p>
+    <w:p>
+      <w:pPr>
+        <w:spacing w:line="336" w:lineRule="auto" w:after="180"/>
+      </w:pPr>
       <w:r>
         <w:rPr>
           <w:b w:val="0"/>
         </w:rPr>
-        <w:t xml:space="preserve"> before revealing its result; ask the learner to point to each intermediate fact.</w:t>
+        <w:t>Curve JSON and code preserve exact data.</w:t>
+      </w:r>
+    </w:p>
+    <w:p>
+      <w:pPr>
+        <w:pStyle w:val="Heading2"/>
+      </w:pPr>
+      <w:r>
+        <w:t>Diagnose the current misconceptions</w:t>
       </w:r>
     </w:p>
     <w:p>
@@ -2156,46 +2906,7 @@
         <w:rPr>
           <w:b w:val="0"/>
         </w:rPr>
-        <w:t>Provide a number line with the minimum marked and a table for old value, gradient, new value and loss.</w:t>
-      </w:r>
-    </w:p>
-    <w:p>
-      <w:pPr>
-        <w:spacing w:line="336" w:lineRule="auto" w:after="180"/>
-      </w:pPr>
-      <w:r>
-        <w:rPr>
-          <w:b w:val="0"/>
-        </w:rPr>
-        <w:t>Extension: derive 0 &lt; rate &lt; 1 for strict loss decrease on J(a) = (a - 1) squared away from the minimum, and compare with the lesson bound 0.4.</w:t>
-      </w:r>
-    </w:p>
-    <w:p>
-      <w:pPr>
-        <w:pStyle w:val="Heading3"/>
-      </w:pPr>
-      <w:r>
-        <w:t>Reduce help deliberately</w:t>
-      </w:r>
-    </w:p>
-    <w:p>
-      <w:pPr>
-        <w:pStyle w:val="Heading3"/>
-      </w:pPr>
-      <w:r>
-        <w:t>Completion practice</w:t>
-      </w:r>
-    </w:p>
-    <w:p>
-      <w:pPr>
-        <w:spacing w:line="336" w:lineRule="auto" w:after="180"/>
-        <w:shd w:fill="F5F1FB"/>
-      </w:pPr>
-      <w:r>
-        <w:rPr>
-          <w:b w:val="0"/>
-        </w:rPr>
-        <w:t xml:space="preserve">Completion task: At rate 0.3 the first update gives v = 3, past the minimum at 2. Calculate the next v and loss. Has the first crossing proved </w:t>
+        <w:t xml:space="preserve">Crossing the minimum means </w:t>
       </w:r>
       <w:r>
         <w:rPr>
@@ -2207,27 +2918,18 @@
         <w:rPr>
           <w:b w:val="0"/>
         </w:rPr>
-        <w:t>?</w:t>
+        <w:t>: Compare distance magnitudes or losses; alternating sides can converge.</w:t>
       </w:r>
     </w:p>
     <w:p>
       <w:pPr>
-        <w:pStyle w:val="Heading3"/>
-      </w:pPr>
-      <w:r>
-        <w:t>Reasoning to listen for</w:t>
-      </w:r>
-    </w:p>
-    <w:p>
-      <w:pPr>
         <w:spacing w:line="336" w:lineRule="auto" w:after="180"/>
-        <w:shd w:fill="F1F6FC"/>
       </w:pPr>
       <w:r>
         <w:rPr>
           <w:b w:val="0"/>
         </w:rPr>
-        <w:t>Teacher check: Teacher explanation: Next gradient 5 gives v = 1.5 and loss 0.625. No. Signed distance changes side but shrinks by half each update; loss decreases.</w:t>
+        <w:t>A larger rate is always faster: The tested 0.5 rate increases this objective; 0.4 keeps it unchanged.</w:t>
       </w:r>
     </w:p>
     <w:p>
@@ -2238,7 +2940,30 @@
         <w:rPr>
           <w:b w:val="0"/>
         </w:rPr>
-        <w:t xml:space="preserve">Start by identifying the given </w:t>
+        <w:t>The best rate is independent of loss scaling: Scaling the loss scales its gradient and changes the step at a fixed rate.</w:t>
+      </w:r>
+    </w:p>
+    <w:p>
+      <w:pPr>
+        <w:spacing w:line="336" w:lineRule="auto" w:after="180"/>
+      </w:pPr>
+      <w:r>
+        <w:rPr>
+          <w:b w:val="0"/>
+        </w:rPr>
+        <w:t xml:space="preserve">Use Run the investigation for the </w:t>
+      </w:r>
+      <w:r>
+        <w:rPr>
+          <w:b/>
+        </w:rPr>
+        <w:t>evidence</w:t>
+      </w:r>
+      <w:r>
+        <w:rPr>
+          <w:b w:val="0"/>
+        </w:rPr>
+        <w:t xml:space="preserve"> ledger. Add a boundary or missing-</w:t>
       </w:r>
       <w:r>
         <w:rPr>
@@ -2250,322 +2975,15 @@
         <w:rPr>
           <w:b w:val="0"/>
         </w:rPr>
-        <w:t>s together. Leave the intermediate steps blank. If needed, model one step, then withdraw that help on the next step. Move to a full trace only when the partial trace is understood.</w:t>
+        <w:t xml:space="preserve"> case and record the expected response before checking. More successful repeats of one case do not establish wider coverage.</w:t>
       </w:r>
     </w:p>
     <w:p>
       <w:pPr>
-        <w:spacing w:line="336" w:lineRule="auto" w:after="180"/>
-      </w:pPr>
-      <w:r>
-        <w:rPr>
-          <w:b w:val="0"/>
-        </w:rPr>
-        <w:t>For partners, alternate explainer and checker; collect a response from every learner before discussion.</w:t>
-      </w:r>
-    </w:p>
-    <w:p>
-      <w:pPr>
-        <w:pStyle w:val="Heading3"/>
-      </w:pPr>
-      <w:r>
-        <w:t>Individual reasoning check</w:t>
-      </w:r>
-    </w:p>
-    <w:p>
-      <w:pPr>
-        <w:spacing w:line="336" w:lineRule="auto" w:after="180"/>
-      </w:pPr>
-      <w:r>
-        <w:rPr>
-          <w:b w:val="0"/>
-        </w:rPr>
-        <w:t xml:space="preserve">Use the worked case for </w:t>
-      </w:r>
-      <w:r>
-        <w:rPr>
-          <w:b/>
-        </w:rPr>
-        <w:t>Learning rate</w:t>
-      </w:r>
-      <w:r>
-        <w:rPr>
-          <w:b w:val="0"/>
-        </w:rPr>
-        <w:t xml:space="preserve"> experiments. Proposed explanation: “Crossing the minimum means </w:t>
-      </w:r>
-      <w:r>
-        <w:rPr>
-          <w:b/>
-        </w:rPr>
-        <w:t>divergence</w:t>
-      </w:r>
-      <w:r>
-        <w:rPr>
-          <w:b w:val="0"/>
-        </w:rPr>
-        <w:t>”. Decide whether this explanation is supported.</w:t>
-      </w:r>
-    </w:p>
-    <w:p>
-      <w:pPr>
-        <w:spacing w:line="336" w:lineRule="auto" w:after="180"/>
-      </w:pPr>
-      <w:r>
-        <w:rPr>
-          <w:b w:val="0"/>
-        </w:rPr>
-        <w:t>Point to the step or supplied fact that decides; explain your repair if needed.</w:t>
-      </w:r>
-    </w:p>
-    <w:p>
-      <w:pPr>
-        <w:pStyle w:val="Heading3"/>
-      </w:pPr>
-      <w:r>
-        <w:t>Expected repair</w:t>
-      </w:r>
-    </w:p>
-    <w:p>
-      <w:pPr>
-        <w:spacing w:line="336" w:lineRule="auto" w:after="180"/>
-        <w:shd w:fill="F1F6FC"/>
-      </w:pPr>
-      <w:r>
-        <w:rPr>
-          <w:b w:val="0"/>
-        </w:rPr>
-        <w:t>Expected correction: Compare distance magnitudes or losses; alternating sides can converge.</w:t>
-      </w:r>
-    </w:p>
-    <w:p>
-      <w:pPr>
-        <w:spacing w:line="336" w:lineRule="auto" w:after="180"/>
-      </w:pPr>
-      <w:r>
-        <w:rPr>
-          <w:b w:val="0"/>
-        </w:rPr>
-        <w:t>Collect explanations, not only yes/no votes. If a misunderstanding is common, re-model the relevant step for the class.</w:t>
-      </w:r>
-    </w:p>
-    <w:p>
-      <w:pPr>
-        <w:spacing w:line="336" w:lineRule="auto" w:after="180"/>
-      </w:pPr>
-      <w:r>
-        <w:rPr>
-          <w:b w:val="0"/>
-        </w:rPr>
-        <w:t>If it affects a few learners, give a short targeted group explanation while others solve a more demanding variation.</w:t>
-      </w:r>
-    </w:p>
-    <w:p>
-      <w:pPr>
-        <w:pStyle w:val="Heading3"/>
-      </w:pPr>
-      <w:r>
-        <w:t>Pictorial practice question</w:t>
-      </w:r>
-    </w:p>
-    <w:p>
-      <w:pPr>
-        <w:spacing w:line="336" w:lineRule="auto" w:after="180"/>
-      </w:pPr>
-      <w:r>
-        <w:rPr>
-          <w:b w:val="0"/>
-        </w:rPr>
-        <w:t xml:space="preserve">What should a fair rate comparison hold fixed? Point to the relevant step in the picture, then write the changed result and the rule or </w:t>
-      </w:r>
-      <w:r>
-        <w:rPr>
-          <w:b/>
-        </w:rPr>
-        <w:t>evidence</w:t>
-      </w:r>
-      <w:r>
-        <w:rPr>
-          <w:b w:val="0"/>
-        </w:rPr>
-        <w:t xml:space="preserve"> that supports it.</w:t>
-      </w:r>
-    </w:p>
-    <w:p>
-      <w:pPr>
-        <w:pStyle w:val="Heading3"/>
-      </w:pPr>
-      <w:r>
-        <w:t>Reasoned teacher answer</w:t>
-      </w:r>
-    </w:p>
-    <w:p>
-      <w:pPr>
-        <w:spacing w:line="336" w:lineRule="auto" w:after="180"/>
-      </w:pPr>
-      <w:r>
-        <w:rPr>
-          <w:b w:val="0"/>
-        </w:rPr>
-        <w:t>Use the same objective, start a = 0 and two-update budget; report full paths, not only the preferred run’s endpoint. Changed-case check: Its path is 8 then 0, with loss 16 at both steps.</w:t>
-      </w:r>
-    </w:p>
-    <w:p>
-      <w:pPr>
-        <w:spacing w:line="336" w:lineRule="auto" w:after="180"/>
-      </w:pPr>
-      <w:r>
-        <w:rPr>
-          <w:b w:val="0"/>
-        </w:rPr>
-        <w:t>The update alternates across 4 without reducing the initial loss.</w:t>
-      </w:r>
-    </w:p>
-    <w:p>
-      <w:pPr>
-        <w:spacing w:line="336" w:lineRule="auto" w:after="180"/>
-      </w:pPr>
-      <w:r>
-        <w:rPr>
-          <w:b w:val="0"/>
-        </w:rPr>
-        <w:t>Changed-case reasoning: Its path is 8 then 0, with loss 16 at both steps. The update alternates across 4 without reducing the initial loss.</w:t>
-      </w:r>
-    </w:p>
-    <w:p>
-      <w:pPr>
-        <w:spacing w:line="336" w:lineRule="auto" w:after="180"/>
-      </w:pPr>
-      <w:r>
-        <w:rPr>
-          <w:b w:val="0"/>
-        </w:rPr>
-        <w:t xml:space="preserve">Collect each learner’s explanation before discussion. Use the first missing connection between </w:t>
-      </w:r>
-      <w:r>
-        <w:rPr>
-          <w:b/>
-        </w:rPr>
-        <w:t>input</w:t>
-      </w:r>
-      <w:r>
-        <w:rPr>
-          <w:b w:val="0"/>
-        </w:rPr>
-        <w:t xml:space="preserve">, deciding step and result to choose support. This question is worked-case practice, not fresh mastery </w:t>
-      </w:r>
-      <w:r>
-        <w:rPr>
-          <w:b/>
-        </w:rPr>
-        <w:t>evidence</w:t>
-      </w:r>
-      <w:r>
-        <w:rPr>
-          <w:b w:val="0"/>
-        </w:rPr>
-        <w:t>.</w:t>
-      </w:r>
-    </w:p>
-    <w:p>
-      <w:pPr>
-        <w:pStyle w:val="Heading1"/>
-      </w:pPr>
-      <w:r>
-        <w:t>04. Run the investigation and diagnose misconceptions</w:t>
-      </w:r>
-    </w:p>
-    <w:p>
-      <w:r>
-        <w:t>Run the Learning rate experiments investigation and use the first unsupported step to choose a teaching response.</w:t>
-      </w:r>
-    </w:p>
-    <w:p>
-      <w:pPr>
-        <w:spacing w:line="336" w:lineRule="auto" w:after="180"/>
-      </w:pPr>
-      <w:r>
-        <w:rPr>
-          <w:b w:val="0"/>
-        </w:rPr>
-        <w:t xml:space="preserve">Crossing the minimum means </w:t>
-      </w:r>
-      <w:r>
-        <w:rPr>
-          <w:b/>
-        </w:rPr>
-        <w:t>divergence</w:t>
-      </w:r>
-      <w:r>
-        <w:rPr>
-          <w:b w:val="0"/>
-        </w:rPr>
-        <w:t>: Compare distance magnitudes or losses; alternating sides can converge.</w:t>
-      </w:r>
-    </w:p>
-    <w:p>
-      <w:pPr>
-        <w:spacing w:line="336" w:lineRule="auto" w:after="180"/>
-      </w:pPr>
-      <w:r>
-        <w:rPr>
-          <w:b w:val="0"/>
-        </w:rPr>
-        <w:t>A larger rate is always faster: The tested 0.5 rate increases this objective; 0.4 keeps it unchanged.</w:t>
-      </w:r>
-    </w:p>
-    <w:p>
-      <w:pPr>
-        <w:spacing w:line="336" w:lineRule="auto" w:after="180"/>
-      </w:pPr>
-      <w:r>
-        <w:rPr>
-          <w:b w:val="0"/>
-        </w:rPr>
-        <w:t>The best rate is independent of loss scaling: Scaling the loss scales its gradient and changes the step at a fixed rate.</w:t>
-      </w:r>
-    </w:p>
-    <w:p>
-      <w:pPr>
-        <w:spacing w:line="336" w:lineRule="auto" w:after="180"/>
-      </w:pPr>
-      <w:r>
-        <w:rPr>
-          <w:b w:val="0"/>
-        </w:rPr>
-        <w:t xml:space="preserve">Use Run the investigation for the </w:t>
-      </w:r>
-      <w:r>
-        <w:rPr>
-          <w:b/>
-        </w:rPr>
-        <w:t>evidence</w:t>
-      </w:r>
-      <w:r>
-        <w:rPr>
-          <w:b w:val="0"/>
-        </w:rPr>
-        <w:t xml:space="preserve"> ledger. Add a boundary or missing-</w:t>
-      </w:r>
-      <w:r>
-        <w:rPr>
-          <w:b/>
-        </w:rPr>
-        <w:t>input</w:t>
-      </w:r>
-      <w:r>
-        <w:rPr>
-          <w:b w:val="0"/>
-        </w:rPr>
-        <w:t xml:space="preserve"> case and record the expected response before checking. More successful repeats of one case do not establish wider coverage.</w:t>
-      </w:r>
-    </w:p>
-    <w:p>
-      <w:pPr>
-        <w:pStyle w:val="Heading3"/>
-      </w:pPr>
-      <w:r>
-        <w:t>Match the support to the first error</w:t>
+        <w:pStyle w:val="Heading2"/>
+      </w:pPr>
+      <w:r>
+        <w:t>Choose accessible support</w:t>
       </w:r>
     </w:p>
     <w:tbl>
@@ -2738,23 +3156,39 @@
     </w:p>
     <w:p>
       <w:pPr>
-        <w:pStyle w:val="Heading1"/>
-      </w:pPr>
-      <w:r>
-        <w:t>05. Assess and explain the answers</w:t>
+        <w:pStyle w:val="Heading2"/>
+      </w:pPr>
+      <w:r>
+        <w:t>Earlier wording, alternatives and picture transcripts · reference / check after trying</w:t>
       </w:r>
     </w:p>
     <w:p>
-      <w:r>
-        <w:t>Use the Learning rate experiments questions, teacher keys and criteria after the relevant attempts. Previously discussed cases are practice; protect the separately selected independent task.</w:t>
+      <w:pPr>
+        <w:pStyle w:val="Heading3"/>
+      </w:pPr>
+      <w:r>
+        <w:t>Match the support to the first error</w:t>
       </w:r>
     </w:p>
     <w:p>
       <w:pPr>
-        <w:pStyle w:val="Heading3"/>
-      </w:pPr>
-      <w:r>
-        <w:t>Guided and exit questions</w:t>
+        <w:pStyle w:val="Heading1"/>
+      </w:pPr>
+      <w:r>
+        <w:t>05. Assess the new schema or calculation transfer</w:t>
+      </w:r>
+    </w:p>
+    <w:p>
+      <w:r>
+        <w:t>Keep the selected answer private until after a first attempt.</w:t>
+      </w:r>
+    </w:p>
+    <w:p>
+      <w:pPr>
+        <w:pStyle w:val="Heading2"/>
+      </w:pPr>
+      <w:r>
+        <w:t>Selected independent task and checked answer</w:t>
       </w:r>
     </w:p>
     <w:p>
@@ -2765,7 +3199,7 @@
         <w:rPr>
           <w:b w:val="0"/>
         </w:rPr>
-        <w:t>Guided: multiplier -1; v becomes 4 then 0, with MSE 10 at both states. Parameter change does not guarantee decreasing loss.</w:t>
+        <w:t>Selected case: Use J(a) = (a - 1) squared with gradient 2(a - 1), start a = 0 and two updates. Restart for each rate 0.25, 0.5 and 1. Compute the two new a values and losses for each run.</w:t>
       </w:r>
     </w:p>
     <w:p>
@@ -2776,241 +3210,12 @@
         <w:rPr>
           <w:b w:val="0"/>
         </w:rPr>
-        <w:t xml:space="preserve">Exit: for the fixed two-example objective, start and four-update budget, rate 0.2 reached zero </w:t>
-      </w:r>
-      <w:r>
-        <w:rPr>
-          <w:b/>
-        </w:rPr>
-        <w:t>training</w:t>
-      </w:r>
-      <w:r>
-        <w:rPr>
-          <w:b w:val="0"/>
-        </w:rPr>
-        <w:t xml:space="preserve"> MSE after one update. This does not demonstrate an optimal rate or generalisation for other networks or data.</w:t>
+        <w:t>Identify the result supported after two updates.</w:t>
       </w:r>
     </w:p>
     <w:p>
       <w:pPr>
-        <w:pStyle w:val="Heading3"/>
-      </w:pPr>
-      <w:r>
-        <w:t>W1 Trace slow progress</w:t>
-      </w:r>
-    </w:p>
-    <w:p>
-      <w:pPr>
-        <w:pStyle w:val="Heading3"/>
-      </w:pPr>
-      <w:r>
-        <w:t>Workbook question · W1</w:t>
-      </w:r>
-    </w:p>
-    <w:p>
-      <w:pPr>
         <w:spacing w:line="336" w:lineRule="auto" w:after="180"/>
-        <w:shd w:fill="F5F1FB"/>
-      </w:pPr>
-      <w:r>
-        <w:rPr>
-          <w:b w:val="0"/>
-        </w:rPr>
-        <w:t xml:space="preserve">For rate 0.05, start v = 0 and compute two updates and their </w:t>
-      </w:r>
-      <w:r>
-        <w:rPr>
-          <w:b/>
-        </w:rPr>
-        <w:t>training</w:t>
-      </w:r>
-      <w:r>
-        <w:rPr>
-          <w:b w:val="0"/>
-        </w:rPr>
-        <w:t xml:space="preserve"> MSE values using the lesson objective.</w:t>
-      </w:r>
-    </w:p>
-    <w:p>
-      <w:pPr>
-        <w:pStyle w:val="Heading3"/>
-      </w:pPr>
-      <w:r>
-        <w:t>Teacher reasoning · W1</w:t>
-      </w:r>
-    </w:p>
-    <w:p>
-      <w:pPr>
-        <w:spacing w:line="336" w:lineRule="auto" w:after="180"/>
-        <w:shd w:fill="F1F6FC"/>
-      </w:pPr>
-      <w:r>
-        <w:rPr>
-          <w:b w:val="0"/>
-        </w:rPr>
-        <w:t>Teacher explanation: First v = 0.5 with MSE 5.625. Second gradient -7.5 gives v = 0.875 and MSE 3.1640625. Distance is multiplied by 0.75 each step.</w:t>
-      </w:r>
-    </w:p>
-    <w:p>
-      <w:pPr>
-        <w:pStyle w:val="Heading3"/>
-      </w:pPr>
-      <w:r>
-        <w:t>W2 Explain a crossing</w:t>
-      </w:r>
-    </w:p>
-    <w:p>
-      <w:pPr>
-        <w:pStyle w:val="Heading3"/>
-      </w:pPr>
-      <w:r>
-        <w:t>Workbook question · W2</w:t>
-      </w:r>
-    </w:p>
-    <w:p>
-      <w:pPr>
-        <w:spacing w:line="336" w:lineRule="auto" w:after="180"/>
-        <w:shd w:fill="F5F1FB"/>
-      </w:pPr>
-      <w:r>
-        <w:rPr>
-          <w:b w:val="0"/>
-        </w:rPr>
-        <w:t xml:space="preserve">At rate 0.3 the first update gives v = 3, past the minimum at 2. Calculate the next v and loss. Has the first crossing proved </w:t>
-      </w:r>
-      <w:r>
-        <w:rPr>
-          <w:b/>
-        </w:rPr>
-        <w:t>divergence</w:t>
-      </w:r>
-      <w:r>
-        <w:rPr>
-          <w:b w:val="0"/>
-        </w:rPr>
-        <w:t>?</w:t>
-      </w:r>
-    </w:p>
-    <w:p>
-      <w:pPr>
-        <w:pStyle w:val="Heading3"/>
-      </w:pPr>
-      <w:r>
-        <w:t>Teacher reasoning · W2</w:t>
-      </w:r>
-    </w:p>
-    <w:p>
-      <w:pPr>
-        <w:spacing w:line="336" w:lineRule="auto" w:after="180"/>
-        <w:shd w:fill="F1F6FC"/>
-      </w:pPr>
-      <w:r>
-        <w:rPr>
-          <w:b w:val="0"/>
-        </w:rPr>
-        <w:t>Teacher explanation: Next gradient 5 gives v = 1.5 and loss 0.625. No. Signed distance changes side but shrinks by half each update; loss decreases.</w:t>
-      </w:r>
-    </w:p>
-    <w:p>
-      <w:pPr>
-        <w:pStyle w:val="Heading3"/>
-      </w:pPr>
-      <w:r>
-        <w:t>W3 Preserve an update after rescaling loss</w:t>
-      </w:r>
-    </w:p>
-    <w:p>
-      <w:pPr>
-        <w:pStyle w:val="Heading3"/>
-      </w:pPr>
-      <w:r>
-        <w:t>Workbook question · W3</w:t>
-      </w:r>
-    </w:p>
-    <w:p>
-      <w:pPr>
-        <w:spacing w:line="336" w:lineRule="auto" w:after="180"/>
-        <w:shd w:fill="F5F1FB"/>
-      </w:pPr>
-      <w:r>
-        <w:rPr>
-          <w:b w:val="0"/>
-        </w:rPr>
-        <w:t xml:space="preserve">Replace MSE by the sum of squared errors on the two </w:t>
-      </w:r>
-      <w:r>
-        <w:rPr>
-          <w:b/>
-        </w:rPr>
-        <w:t>training</w:t>
-      </w:r>
-      <w:r>
-        <w:rPr>
-          <w:b w:val="0"/>
-        </w:rPr>
-        <w:t xml:space="preserve"> pairs. Which rate reproduces the MSE run at rate 0.3? Explain using gradients.</w:t>
-      </w:r>
-    </w:p>
-    <w:p>
-      <w:pPr>
-        <w:pStyle w:val="Heading3"/>
-      </w:pPr>
-      <w:r>
-        <w:t>Teacher reasoning · W3</w:t>
-      </w:r>
-    </w:p>
-    <w:p>
-      <w:pPr>
-        <w:spacing w:line="336" w:lineRule="auto" w:after="180"/>
-        <w:shd w:fill="F1F6FC"/>
-      </w:pPr>
-      <w:r>
-        <w:rPr>
-          <w:b w:val="0"/>
-        </w:rPr>
-        <w:t>Teacher explanation: The sum gradient is twice the mean gradient, so rate 0.15 reproduces the original steps. Rate 0.3 would double each step from the same state.</w:t>
-      </w:r>
-    </w:p>
-    <w:p>
-      <w:pPr>
-        <w:pStyle w:val="Heading3"/>
-      </w:pPr>
-      <w:r>
-        <w:t>W4 Compare a new objective independently</w:t>
-      </w:r>
-    </w:p>
-    <w:p>
-      <w:pPr>
-        <w:pStyle w:val="Heading3"/>
-      </w:pPr>
-      <w:r>
-        <w:t>Workbook question · W4</w:t>
-      </w:r>
-    </w:p>
-    <w:p>
-      <w:pPr>
-        <w:spacing w:line="336" w:lineRule="auto" w:after="180"/>
-        <w:shd w:fill="F5F1FB"/>
-      </w:pPr>
-      <w:r>
-        <w:rPr>
-          <w:b w:val="0"/>
-        </w:rPr>
-        <w:t>Use J(a) = (a - 1) squared with gradient 2(a - 1), start a = 0 and two updates. Restart for each rate 0.25, 0.5 and 1. Compute the two new a values and losses for each run. Identify the result supported after two updates.</w:t>
-      </w:r>
-    </w:p>
-    <w:p>
-      <w:pPr>
-        <w:pStyle w:val="Heading3"/>
-      </w:pPr>
-      <w:r>
-        <w:t>Teacher reasoning · W4</w:t>
-      </w:r>
-    </w:p>
-    <w:p>
-      <w:pPr>
-        <w:spacing w:line="336" w:lineRule="auto" w:after="180"/>
-        <w:shd w:fill="F1F6FC"/>
       </w:pPr>
       <w:r>
         <w:rPr>
@@ -3022,7 +3227,6 @@
     <w:p>
       <w:pPr>
         <w:spacing w:line="336" w:lineRule="auto" w:after="180"/>
-        <w:shd w:fill="F1F6FC"/>
       </w:pPr>
       <w:r>
         <w:rPr>
@@ -3033,206 +3237,10 @@
     </w:p>
     <w:p>
       <w:pPr>
-        <w:pStyle w:val="Heading3"/>
-      </w:pPr>
-      <w:r>
-        <w:t>W5 Find an unfair comparison</w:t>
-      </w:r>
-    </w:p>
-    <w:p>
-      <w:pPr>
-        <w:pStyle w:val="Heading3"/>
-      </w:pPr>
-      <w:r>
-        <w:t>Workbook question · W5</w:t>
-      </w:r>
-    </w:p>
-    <w:p>
-      <w:pPr>
-        <w:spacing w:line="336" w:lineRule="auto" w:after="180"/>
-        <w:shd w:fill="F5F1FB"/>
-      </w:pPr>
-      <w:r>
-        <w:rPr>
-          <w:b w:val="0"/>
-        </w:rPr>
-        <w:t xml:space="preserve">Run A starts v = 0 with full-data batches for four updates. Run B starts at the final A value, changes both rate and batch size, then compares final </w:t>
-      </w:r>
-      <w:r>
-        <w:rPr>
-          <w:b/>
-        </w:rPr>
-        <w:t>training</w:t>
-      </w:r>
-      <w:r>
-        <w:rPr>
-          <w:b w:val="0"/>
-        </w:rPr>
-        <w:t xml:space="preserve"> losses. Can the difference be attributed only to rate?</w:t>
-      </w:r>
-    </w:p>
-    <w:p>
-      <w:pPr>
-        <w:spacing w:line="336" w:lineRule="auto" w:after="180"/>
-        <w:shd w:fill="F5F1FB"/>
-      </w:pPr>
-      <w:r>
-        <w:rPr>
-          <w:b w:val="0"/>
-        </w:rPr>
-        <w:t>Propose a repair.</w:t>
-      </w:r>
-    </w:p>
-    <w:p>
-      <w:pPr>
-        <w:pStyle w:val="Heading3"/>
-      </w:pPr>
-      <w:r>
-        <w:t>Teacher reasoning · W5</w:t>
-      </w:r>
-    </w:p>
-    <w:p>
-      <w:pPr>
-        <w:spacing w:line="336" w:lineRule="auto" w:after="180"/>
-        <w:shd w:fill="F1F6FC"/>
-      </w:pPr>
-      <w:r>
-        <w:rPr>
-          <w:b w:val="0"/>
-        </w:rPr>
-        <w:t>Teacher explanation: No. Initial state and batch rule also changed. Restart every run at the same v, hold data, loss, batch rule and update budget fixed, and vary only rate.</w:t>
-      </w:r>
-    </w:p>
-    <w:p>
-      <w:pPr>
-        <w:spacing w:line="336" w:lineRule="auto" w:after="180"/>
-        <w:shd w:fill="F1F6FC"/>
-      </w:pPr>
-      <w:r>
-        <w:rPr>
-          <w:b w:val="0"/>
-        </w:rPr>
-        <w:t>Report the traces and separate any later experiment with a different factor.</w:t>
-      </w:r>
-    </w:p>
-    <w:p>
-      <w:pPr>
-        <w:pStyle w:val="Heading3"/>
-      </w:pPr>
-      <w:r>
-        <w:t>Independent assessment and fresh retry</w:t>
-      </w:r>
-    </w:p>
-    <w:p>
-      <w:pPr>
-        <w:pStyle w:val="Heading3"/>
-      </w:pPr>
-      <w:r>
-        <w:t>Teacher key · Independent assessment and fresh retry</w:t>
-      </w:r>
-    </w:p>
-    <w:p>
-      <w:pPr>
-        <w:spacing w:line="336" w:lineRule="auto" w:after="180"/>
-        <w:shd w:fill="F1F6FC"/>
-      </w:pPr>
-      <w:r>
-        <w:rPr>
-          <w:b w:val="0"/>
-        </w:rPr>
-        <w:t>W4 must include all six new states and losses with no carry-over between runs. Fresh retry: J(c) = 2(c - 3) squared, gradient 4(c - 3), start c = 1. At rate 0.125, c becomes 2 then 2.5 with losses 2 then 0.5.</w:t>
-      </w:r>
-    </w:p>
-    <w:p>
-      <w:pPr>
-        <w:spacing w:line="336" w:lineRule="auto" w:after="180"/>
-        <w:shd w:fill="F1F6FC"/>
-      </w:pPr>
-      <w:r>
-        <w:rPr>
-          <w:b w:val="0"/>
-        </w:rPr>
-        <w:t>At rate 0.25, c becomes 3 then 3 with losses 0 then 0. Ask for a conclusion limited to these runs.</w:t>
-      </w:r>
-    </w:p>
-    <w:p>
-      <w:pPr>
-        <w:pStyle w:val="Heading3"/>
-      </w:pPr>
-      <w:r>
-        <w:t>Assess independent transfer</w:t>
-      </w:r>
-    </w:p>
-    <w:p>
-      <w:pPr>
-        <w:pStyle w:val="Heading3"/>
-      </w:pPr>
-      <w:r>
-        <w:t>Independent question · withhold the key</w:t>
-      </w:r>
-    </w:p>
-    <w:p>
-      <w:pPr>
-        <w:spacing w:line="336" w:lineRule="auto" w:after="180"/>
-        <w:shd w:fill="F5F1FB"/>
-      </w:pPr>
-      <w:r>
-        <w:rPr>
-          <w:b w:val="0"/>
-        </w:rPr>
-        <w:t>Selected case: Use J(a) = (a - 1) squared with gradient 2(a - 1), start a = 0 and two updates. Restart for each rate 0.25, 0.5 and 1. Compute the two new a values and losses for each run.</w:t>
-      </w:r>
-    </w:p>
-    <w:p>
-      <w:pPr>
-        <w:spacing w:line="336" w:lineRule="auto" w:after="180"/>
-        <w:shd w:fill="F5F1FB"/>
-      </w:pPr>
-      <w:r>
-        <w:rPr>
-          <w:b w:val="0"/>
-        </w:rPr>
-        <w:t>Identify the result supported after two updates.</w:t>
-      </w:r>
-    </w:p>
-    <w:p>
-      <w:pPr>
-        <w:pStyle w:val="Heading3"/>
-      </w:pPr>
-      <w:r>
-        <w:t>Selected case answer</w:t>
-      </w:r>
-    </w:p>
-    <w:p>
-      <w:pPr>
-        <w:pStyle w:val="Heading3"/>
-      </w:pPr>
-      <w:r>
-        <w:t>Teacher key · Selected case answer</w:t>
-      </w:r>
-    </w:p>
-    <w:p>
-      <w:pPr>
-        <w:spacing w:line="336" w:lineRule="auto" w:after="180"/>
-        <w:shd w:fill="F1F6FC"/>
-      </w:pPr>
-      <w:r>
-        <w:rPr>
-          <w:b w:val="0"/>
-        </w:rPr>
-        <w:t>Teacher explanation: At 0.25: a = 0.5 then 0.75; losses 0.25 then 0.0625. At 0.5: a = 1 then 1; losses 0 then 0. At 1: a = 2 then 0; losses 1 then 1. Rate 0.5 attains the lowest objective in this comparison.</w:t>
-      </w:r>
-    </w:p>
-    <w:p>
-      <w:pPr>
-        <w:spacing w:line="336" w:lineRule="auto" w:after="180"/>
-        <w:shd w:fill="F1F6FC"/>
-      </w:pPr>
-      <w:r>
-        <w:rPr>
-          <w:b w:val="0"/>
-        </w:rPr>
-        <w:t>The useful rate differs from the lesson model.</w:t>
+        <w:pStyle w:val="Heading2"/>
+      </w:pPr>
+      <w:r>
+        <w:t>Judge explanation,trace and limits</w:t>
       </w:r>
     </w:p>
     <w:tbl>
@@ -3339,16 +3347,7 @@
     </w:tbl>
     <w:p>
       <w:pPr>
-        <w:pStyle w:val="Heading3"/>
-      </w:pPr>
-      <w:r>
-        <w:t>Teacher key · Selected case answer</w:t>
-      </w:r>
-    </w:p>
-    <w:p>
-      <w:pPr>
         <w:spacing w:line="336" w:lineRule="auto" w:after="180"/>
-        <w:shd w:fill="F1F6FC"/>
       </w:pPr>
       <w:r>
         <w:rPr>
@@ -3360,7 +3359,6 @@
     <w:p>
       <w:pPr>
         <w:spacing w:line="336" w:lineRule="auto" w:after="180"/>
-        <w:shd w:fill="F1F6FC"/>
       </w:pPr>
       <w:r>
         <w:rPr>
@@ -3383,10 +3381,10 @@
     </w:p>
     <w:p>
       <w:pPr>
-        <w:pStyle w:val="Heading3"/>
-      </w:pPr>
-      <w:r>
-        <w:t>Feedback that the learner uses</w:t>
+        <w:pStyle w:val="Heading2"/>
+      </w:pPr>
+      <w:r>
+        <w:t>Give one usable repair</w:t>
       </w:r>
     </w:p>
     <w:p>
@@ -3413,15 +3411,390 @@
     </w:p>
     <w:p>
       <w:pPr>
-        <w:pStyle w:val="Heading1"/>
-      </w:pPr>
-      <w:r>
-        <w:t>06. Connect the project, support and next lesson</w:t>
+        <w:pStyle w:val="Heading2"/>
+      </w:pPr>
+      <w:r>
+        <w:t>W1 Trace slow progress</w:t>
       </w:r>
     </w:p>
     <w:p>
-      <w:r>
-        <w:t>Connect Learning rate experiments to Image-pattern Network Investigation, adapt support and plan a later changed-case check.</w:t>
+      <w:pPr>
+        <w:spacing w:line="336" w:lineRule="auto" w:after="180"/>
+      </w:pPr>
+      <w:r>
+        <w:rPr>
+          <w:b w:val="0"/>
+        </w:rPr>
+        <w:t xml:space="preserve">For rate 0.05, start v = 0 and compute two updates and their </w:t>
+      </w:r>
+      <w:r>
+        <w:rPr>
+          <w:b/>
+        </w:rPr>
+        <w:t>training</w:t>
+      </w:r>
+      <w:r>
+        <w:rPr>
+          <w:b w:val="0"/>
+        </w:rPr>
+        <w:t xml:space="preserve"> MSE values using the lesson objective.</w:t>
+      </w:r>
+    </w:p>
+    <w:p>
+      <w:pPr>
+        <w:spacing w:line="336" w:lineRule="auto" w:after="180"/>
+      </w:pPr>
+      <w:r>
+        <w:rPr>
+          <w:b w:val="0"/>
+        </w:rPr>
+        <w:t>Teacher explanation: First v = 0.5 with MSE 5.625. Second gradient -7.5 gives v = 0.875 and MSE 3.1640625. Distance is multiplied by 0.75 each step.</w:t>
+      </w:r>
+    </w:p>
+    <w:p>
+      <w:pPr>
+        <w:pStyle w:val="Heading2"/>
+      </w:pPr>
+      <w:r>
+        <w:t>W2 Explain a crossing</w:t>
+      </w:r>
+    </w:p>
+    <w:p>
+      <w:pPr>
+        <w:spacing w:line="336" w:lineRule="auto" w:after="180"/>
+      </w:pPr>
+      <w:r>
+        <w:rPr>
+          <w:b w:val="0"/>
+        </w:rPr>
+        <w:t xml:space="preserve">At rate 0.3 the first update gives v = 3, past the minimum at 2. Calculate the next v and loss. Has the first crossing proved </w:t>
+      </w:r>
+      <w:r>
+        <w:rPr>
+          <w:b/>
+        </w:rPr>
+        <w:t>divergence</w:t>
+      </w:r>
+      <w:r>
+        <w:rPr>
+          <w:b w:val="0"/>
+        </w:rPr>
+        <w:t>?</w:t>
+      </w:r>
+    </w:p>
+    <w:p>
+      <w:pPr>
+        <w:spacing w:line="336" w:lineRule="auto" w:after="180"/>
+      </w:pPr>
+      <w:r>
+        <w:rPr>
+          <w:b w:val="0"/>
+        </w:rPr>
+        <w:t>Teacher explanation: Next gradient 5 gives v = 1.5 and loss 0.625. No. Signed distance changes side but shrinks by half each update; loss decreases.</w:t>
+      </w:r>
+    </w:p>
+    <w:p>
+      <w:pPr>
+        <w:pStyle w:val="Heading2"/>
+      </w:pPr>
+      <w:r>
+        <w:t>W3 Preserve an update after rescaling loss</w:t>
+      </w:r>
+    </w:p>
+    <w:p>
+      <w:pPr>
+        <w:spacing w:line="336" w:lineRule="auto" w:after="180"/>
+      </w:pPr>
+      <w:r>
+        <w:rPr>
+          <w:b w:val="0"/>
+        </w:rPr>
+        <w:t xml:space="preserve">Replace MSE by the sum of squared errors on the two </w:t>
+      </w:r>
+      <w:r>
+        <w:rPr>
+          <w:b/>
+        </w:rPr>
+        <w:t>training</w:t>
+      </w:r>
+      <w:r>
+        <w:rPr>
+          <w:b w:val="0"/>
+        </w:rPr>
+        <w:t xml:space="preserve"> pairs. Which rate reproduces the MSE run at rate 0.3? Explain using gradients.</w:t>
+      </w:r>
+    </w:p>
+    <w:p>
+      <w:pPr>
+        <w:spacing w:line="336" w:lineRule="auto" w:after="180"/>
+      </w:pPr>
+      <w:r>
+        <w:rPr>
+          <w:b w:val="0"/>
+        </w:rPr>
+        <w:t>Teacher explanation: The sum gradient is twice the mean gradient, so rate 0.15 reproduces the original steps. Rate 0.3 would double each step from the same state.</w:t>
+      </w:r>
+    </w:p>
+    <w:p>
+      <w:pPr>
+        <w:pStyle w:val="Heading2"/>
+      </w:pPr>
+      <w:r>
+        <w:t>W5 Find an unfair comparison</w:t>
+      </w:r>
+    </w:p>
+    <w:p>
+      <w:pPr>
+        <w:spacing w:line="336" w:lineRule="auto" w:after="180"/>
+      </w:pPr>
+      <w:r>
+        <w:rPr>
+          <w:b w:val="0"/>
+        </w:rPr>
+        <w:t xml:space="preserve">Run A starts v = 0 with full-data batches for four updates. Run B starts at the final A value, changes both rate and batch size, then compares final </w:t>
+      </w:r>
+      <w:r>
+        <w:rPr>
+          <w:b/>
+        </w:rPr>
+        <w:t>training</w:t>
+      </w:r>
+      <w:r>
+        <w:rPr>
+          <w:b w:val="0"/>
+        </w:rPr>
+        <w:t xml:space="preserve"> losses. Can the difference be attributed only to rate?</w:t>
+      </w:r>
+    </w:p>
+    <w:p>
+      <w:pPr>
+        <w:spacing w:line="336" w:lineRule="auto" w:after="180"/>
+      </w:pPr>
+      <w:r>
+        <w:rPr>
+          <w:b w:val="0"/>
+        </w:rPr>
+        <w:t>Propose a repair.</w:t>
+      </w:r>
+    </w:p>
+    <w:p>
+      <w:pPr>
+        <w:spacing w:line="336" w:lineRule="auto" w:after="180"/>
+      </w:pPr>
+      <w:r>
+        <w:rPr>
+          <w:b w:val="0"/>
+        </w:rPr>
+        <w:t>Teacher explanation: No. Initial state and batch rule also changed. Restart every run at the same v, hold data, loss, batch rule and update budget fixed, and vary only rate.</w:t>
+      </w:r>
+    </w:p>
+    <w:p>
+      <w:pPr>
+        <w:spacing w:line="336" w:lineRule="auto" w:after="180"/>
+      </w:pPr>
+      <w:r>
+        <w:rPr>
+          <w:b w:val="0"/>
+        </w:rPr>
+        <w:t>Report the traces and separate any later experiment with a different factor.</w:t>
+      </w:r>
+    </w:p>
+    <w:p>
+      <w:pPr>
+        <w:pStyle w:val="Heading2"/>
+      </w:pPr>
+      <w:r>
+        <w:t>Earlier wording, alternatives and picture transcripts · reference / check after trying</w:t>
+      </w:r>
+    </w:p>
+    <w:p>
+      <w:pPr>
+        <w:pStyle w:val="Heading3"/>
+      </w:pPr>
+      <w:r>
+        <w:t>Guided and exit questions</w:t>
+      </w:r>
+    </w:p>
+    <w:p>
+      <w:pPr>
+        <w:spacing w:line="336" w:lineRule="auto" w:after="180"/>
+      </w:pPr>
+      <w:r>
+        <w:rPr>
+          <w:b w:val="0"/>
+        </w:rPr>
+        <w:t>Guided: multiplier -1; v becomes 4 then 0, with MSE 10 at both states. Parameter change does not guarantee decreasing loss.</w:t>
+      </w:r>
+    </w:p>
+    <w:p>
+      <w:pPr>
+        <w:spacing w:line="336" w:lineRule="auto" w:after="180"/>
+      </w:pPr>
+      <w:r>
+        <w:rPr>
+          <w:b w:val="0"/>
+        </w:rPr>
+        <w:t xml:space="preserve">Exit: for the fixed two-example objective, start and four-update budget, rate 0.2 reached zero </w:t>
+      </w:r>
+      <w:r>
+        <w:rPr>
+          <w:b/>
+        </w:rPr>
+        <w:t>training</w:t>
+      </w:r>
+      <w:r>
+        <w:rPr>
+          <w:b w:val="0"/>
+        </w:rPr>
+        <w:t xml:space="preserve"> MSE after one update. This does not demonstrate an optimal rate or generalisation for other networks or data.</w:t>
+      </w:r>
+    </w:p>
+    <w:p>
+      <w:pPr>
+        <w:pStyle w:val="Heading3"/>
+      </w:pPr>
+      <w:r>
+        <w:t>W1 Trace slow progress</w:t>
+      </w:r>
+    </w:p>
+    <w:p>
+      <w:pPr>
+        <w:pStyle w:val="Heading3"/>
+      </w:pPr>
+      <w:r>
+        <w:t>W2 Explain a crossing</w:t>
+      </w:r>
+    </w:p>
+    <w:p>
+      <w:pPr>
+        <w:pStyle w:val="Heading3"/>
+      </w:pPr>
+      <w:r>
+        <w:t>W3 Preserve an update after rescaling loss</w:t>
+      </w:r>
+    </w:p>
+    <w:p>
+      <w:pPr>
+        <w:pStyle w:val="Heading3"/>
+      </w:pPr>
+      <w:r>
+        <w:t>W4 Compare a new objective independently</w:t>
+      </w:r>
+    </w:p>
+    <w:p>
+      <w:pPr>
+        <w:spacing w:line="336" w:lineRule="auto" w:after="180"/>
+      </w:pPr>
+      <w:r>
+        <w:rPr>
+          <w:b w:val="0"/>
+        </w:rPr>
+        <w:t>Use J(a) = (a - 1) squared with gradient 2(a - 1), start a = 0 and two updates. Restart for each rate 0.25, 0.5 and 1. Compute the two new a values and losses for each run. Identify the result supported after two updates.</w:t>
+      </w:r>
+    </w:p>
+    <w:p>
+      <w:pPr>
+        <w:spacing w:line="336" w:lineRule="auto" w:after="180"/>
+      </w:pPr>
+      <w:r>
+        <w:rPr>
+          <w:b w:val="0"/>
+        </w:rPr>
+        <w:t>Teacher explanation: At 0.25: a = 0.5 then 0.75; losses 0.25 then 0.0625. At 0.5: a = 1 then 1; losses 0 then 0. At 1: a = 2 then 0; losses 1 then 1. Rate 0.5 attains the lowest objective in this comparison.</w:t>
+      </w:r>
+    </w:p>
+    <w:p>
+      <w:pPr>
+        <w:spacing w:line="336" w:lineRule="auto" w:after="180"/>
+      </w:pPr>
+      <w:r>
+        <w:rPr>
+          <w:b w:val="0"/>
+        </w:rPr>
+        <w:t>The useful rate differs from the lesson model.</w:t>
+      </w:r>
+    </w:p>
+    <w:p>
+      <w:pPr>
+        <w:pStyle w:val="Heading3"/>
+      </w:pPr>
+      <w:r>
+        <w:t>W5 Find an unfair comparison</w:t>
+      </w:r>
+    </w:p>
+    <w:p>
+      <w:pPr>
+        <w:pStyle w:val="Heading3"/>
+      </w:pPr>
+      <w:r>
+        <w:t>Independent assessment and fresh retry</w:t>
+      </w:r>
+    </w:p>
+    <w:p>
+      <w:pPr>
+        <w:spacing w:line="336" w:lineRule="auto" w:after="180"/>
+      </w:pPr>
+      <w:r>
+        <w:rPr>
+          <w:b w:val="0"/>
+        </w:rPr>
+        <w:t>W4 must include all six new states and losses with no carry-over between runs. Fresh retry: J(c) = 2(c - 3) squared, gradient 4(c - 3), start c = 1. At rate 0.125, c becomes 2 then 2.5 with losses 2 then 0.5.</w:t>
+      </w:r>
+    </w:p>
+    <w:p>
+      <w:pPr>
+        <w:spacing w:line="336" w:lineRule="auto" w:after="180"/>
+      </w:pPr>
+      <w:r>
+        <w:rPr>
+          <w:b w:val="0"/>
+        </w:rPr>
+        <w:t>At rate 0.25, c becomes 3 then 3 with losses 0 then 0. Ask for a conclusion limited to these runs.</w:t>
+      </w:r>
+    </w:p>
+    <w:p>
+      <w:pPr>
+        <w:pStyle w:val="Heading3"/>
+      </w:pPr>
+      <w:r>
+        <w:t>Assess independent transfer</w:t>
+      </w:r>
+    </w:p>
+    <w:p>
+      <w:pPr>
+        <w:pStyle w:val="Heading3"/>
+      </w:pPr>
+      <w:r>
+        <w:t>Selected case answer</w:t>
+      </w:r>
+    </w:p>
+    <w:p>
+      <w:pPr>
+        <w:pStyle w:val="Heading3"/>
+      </w:pPr>
+      <w:r>
+        <w:t>Feedback that the learner uses</w:t>
+      </w:r>
+    </w:p>
+    <w:p>
+      <w:pPr>
+        <w:pStyle w:val="Heading1"/>
+      </w:pPr>
+      <w:r>
+        <w:t>06. Connect,support and revisit the mathematics</w:t>
+      </w:r>
+    </w:p>
+    <w:p>
+      <w:r>
+        <w:t>Use the saved evidence to choose the next step.</w:t>
+      </w:r>
+    </w:p>
+    <w:p>
+      <w:pPr>
+        <w:pStyle w:val="Heading2"/>
+      </w:pPr>
+      <w:r>
+        <w:t>Project and next-week bridge</w:t>
       </w:r>
     </w:p>
     <w:p>
@@ -3576,10 +3949,44 @@
     </w:p>
     <w:p>
       <w:pPr>
-        <w:pStyle w:val="Heading3"/>
-      </w:pPr>
-      <w:r>
-        <w:t>Plan the delayed return</w:t>
+        <w:spacing w:line="336" w:lineRule="auto" w:after="180"/>
+      </w:pPr>
+      <w:r>
+        <w:rPr>
+          <w:b w:val="0"/>
+        </w:rPr>
+        <w:t xml:space="preserve">For your Image-pattern Network Investigation, save the </w:t>
+      </w:r>
+      <w:r>
+        <w:rPr>
+          <w:b/>
+        </w:rPr>
+        <w:t>input</w:t>
+      </w:r>
+      <w:r>
+        <w:rPr>
+          <w:b w:val="0"/>
+        </w:rPr>
+        <w:t>, procedure, observed result and limitation of this check.</w:t>
+      </w:r>
+    </w:p>
+    <w:p>
+      <w:pPr>
+        <w:spacing w:line="336" w:lineRule="auto" w:after="180"/>
+      </w:pPr>
+      <w:r>
+        <w:rPr>
+          <w:b w:val="0"/>
+        </w:rPr>
+        <w:t>Label this worked example as practice; use a different, previously unreviewed case when checking independent understanding.</w:t>
+      </w:r>
+    </w:p>
+    <w:p>
+      <w:pPr>
+        <w:pStyle w:val="Heading2"/>
+      </w:pPr>
+      <w:r>
+        <w:t>Delayed return and support record</w:t>
       </w:r>
     </w:p>
     <w:p>
@@ -3796,44 +4203,26 @@
     </w:p>
     <w:p>
       <w:pPr>
-        <w:pStyle w:val="Heading3"/>
-      </w:pPr>
-      <w:r>
-        <w:t>Project evidence from this case</w:t>
+        <w:pStyle w:val="Heading2"/>
+      </w:pPr>
+      <w:r>
+        <w:t>Earlier wording, alternatives and picture transcripts · reference / check after trying</w:t>
       </w:r>
     </w:p>
     <w:p>
       <w:pPr>
-        <w:spacing w:line="336" w:lineRule="auto" w:after="180"/>
-      </w:pPr>
-      <w:r>
-        <w:rPr>
-          <w:b w:val="0"/>
-        </w:rPr>
-        <w:t xml:space="preserve">For your Image-pattern Network Investigation, save the </w:t>
-      </w:r>
-      <w:r>
-        <w:rPr>
-          <w:b/>
-        </w:rPr>
-        <w:t>input</w:t>
-      </w:r>
-      <w:r>
-        <w:rPr>
-          <w:b w:val="0"/>
-        </w:rPr>
-        <w:t>, procedure, observed result and limitation of this check.</w:t>
+        <w:pStyle w:val="Heading3"/>
+      </w:pPr>
+      <w:r>
+        <w:t>Plan the delayed return</w:t>
       </w:r>
     </w:p>
     <w:p>
       <w:pPr>
-        <w:spacing w:line="336" w:lineRule="auto" w:after="180"/>
-      </w:pPr>
-      <w:r>
-        <w:rPr>
-          <w:b w:val="0"/>
-        </w:rPr>
-        <w:t>Label this worked example as practice; use a different, previously unreviewed case when checking independent understanding.</w:t>
+        <w:pStyle w:val="Heading3"/>
+      </w:pPr>
+      <w:r>
+        <w:t>Project evidence from this case</w:t>
       </w:r>
     </w:p>
     <w:p>
@@ -3841,26 +4230,33 @@
         <w:pStyle w:val="Heading1"/>
       </w:pPr>
       <w:r>
-        <w:t>07. Prepare, teach and assess</w:t>
+        <w:t>Reference bank and extra practice</w:t>
       </w:r>
     </w:p>
     <w:p>
-      <w:r>
-        <w:t>Use this preparation summary alongside the detailed Learning rate experiments lesson; it is a checklist rather than a replacement for the full sequence.</w:t>
+      <w:pPr>
+        <w:pStyle w:val="Heading1"/>
+      </w:pPr>
+      <w:r>
+        <w:t>07. Reference · Alternative planning checklist</w:t>
       </w:r>
     </w:p>
     <w:p>
-      <w:pPr>
-        <w:pStyle w:val="Heading3"/>
-      </w:pPr>
-      <w:r>
-        <w:t>Teaching target</w:t>
+      <w:r>
+        <w:t>Use alongside the main route when helpful.</w:t>
       </w:r>
     </w:p>
     <w:p>
       <w:pPr>
+        <w:pStyle w:val="Heading2"/>
+      </w:pPr>
+      <w:r>
+        <w:t>Planning,assessment and project reminders</w:t>
+      </w:r>
+    </w:p>
+    <w:p>
+      <w:pPr>
         <w:spacing w:line="336" w:lineRule="auto" w:after="180"/>
-        <w:shd w:fill="EDF7F3"/>
       </w:pPr>
       <w:r>
         <w:rPr>
@@ -4062,7 +4458,6 @@
     <w:p>
       <w:pPr>
         <w:spacing w:line="336" w:lineRule="auto" w:after="180"/>
-        <w:shd w:fill="F5F1FB"/>
       </w:pPr>
       <w:r>
         <w:rPr>
@@ -4085,16 +4480,7 @@
     </w:p>
     <w:p>
       <w:pPr>
-        <w:pStyle w:val="Heading3"/>
-      </w:pPr>
-      <w:r>
-        <w:t>Supported practice answer</w:t>
-      </w:r>
-    </w:p>
-    <w:p>
-      <w:pPr>
         <w:spacing w:line="336" w:lineRule="auto" w:after="180"/>
-        <w:shd w:fill="F1F6FC"/>
       </w:pPr>
       <w:r>
         <w:rPr>
@@ -4151,16 +4537,7 @@
     </w:p>
     <w:p>
       <w:pPr>
-        <w:pStyle w:val="Heading3"/>
-      </w:pPr>
-      <w:r>
-        <w:t>Repair the misconception</w:t>
-      </w:r>
-    </w:p>
-    <w:p>
-      <w:pPr>
         <w:spacing w:line="336" w:lineRule="auto" w:after="180"/>
-        <w:shd w:fill="FFF5E6"/>
       </w:pPr>
       <w:r>
         <w:rPr>
@@ -4171,16 +4548,7 @@
     </w:p>
     <w:p>
       <w:pPr>
-        <w:pStyle w:val="Heading3"/>
-      </w:pPr>
-      <w:r>
-        <w:t>Support without giving away the answer</w:t>
-      </w:r>
-    </w:p>
-    <w:p>
-      <w:pPr>
         <w:spacing w:line="336" w:lineRule="auto" w:after="180"/>
-        <w:shd w:fill="F1F6F8"/>
       </w:pPr>
       <w:r>
         <w:rPr>
@@ -4203,16 +4571,7 @@
     </w:p>
     <w:p>
       <w:pPr>
-        <w:pStyle w:val="Heading3"/>
-      </w:pPr>
-      <w:r>
-        <w:t>Extend the reasoning</w:t>
-      </w:r>
-    </w:p>
-    <w:p>
-      <w:pPr>
         <w:spacing w:line="336" w:lineRule="auto" w:after="180"/>
-        <w:shd w:fill="F5F1FB"/>
       </w:pPr>
       <w:r>
         <w:rPr>
@@ -4236,7 +4595,6 @@
     <w:p>
       <w:pPr>
         <w:spacing w:line="336" w:lineRule="auto" w:after="180"/>
-        <w:shd w:fill="F5F1FB"/>
       </w:pPr>
       <w:r>
         <w:rPr>
@@ -4247,16 +4605,7 @@
     </w:p>
     <w:p>
       <w:pPr>
-        <w:pStyle w:val="Heading3"/>
-      </w:pPr>
-      <w:r>
-        <w:t>Protect the independent attempt</w:t>
-      </w:r>
-    </w:p>
-    <w:p>
-      <w:pPr>
         <w:spacing w:line="336" w:lineRule="auto" w:after="180"/>
-        <w:shd w:fill="FFF5E6"/>
       </w:pPr>
       <w:r>
         <w:rPr>
@@ -4451,16 +4800,7 @@
     </w:tbl>
     <w:p>
       <w:pPr>
-        <w:pStyle w:val="Heading3"/>
-      </w:pPr>
-      <w:r>
-        <w:t>Project checkpoint</w:t>
-      </w:r>
-    </w:p>
-    <w:p>
-      <w:pPr>
         <w:spacing w:line="336" w:lineRule="auto" w:after="180"/>
-        <w:shd w:fill="EDF7F3"/>
       </w:pPr>
       <w:r>
         <w:rPr>
@@ -4497,12 +4837,20 @@
         <w:pStyle w:val="Heading1"/>
       </w:pPr>
       <w:r>
-        <w:t>08. Use feedback, labs and repair paths</w:t>
+        <w:t>08. Reference · Feedback,labs and repair paths</w:t>
       </w:r>
     </w:p>
     <w:p>
       <w:r>
-        <w:t>Use feedback, earlier review and portfolios purposefully. Apply the coding routine only when this lesson has an executable lab.</w:t>
+        <w:t>Retain the first attempt and the evidence used for a repair.</w:t>
+      </w:r>
+    </w:p>
+    <w:p>
+      <w:pPr>
+        <w:pStyle w:val="Heading2"/>
+      </w:pPr>
+      <w:r>
+        <w:t>Feedback and record guidance</w:t>
       </w:r>
     </w:p>
     <w:p>
@@ -4601,40 +4949,17 @@
         <w:pStyle w:val="Heading1"/>
       </w:pPr>
       <w:r>
-        <w:t>09. Visual concept journey</w:t>
+        <w:t>09. Reference · Teach with the six pictures</w:t>
       </w:r>
     </w:p>
     <w:p>
       <w:r>
-        <w:t>Show one Learning rate experiments graphic at a time, request a prediction and discuss its trace before the independent assessment.</w:t>
+        <w:t>Choose one picture for a particular reasoning move.</w:t>
       </w:r>
     </w:p>
     <w:p>
       <w:pPr>
-        <w:spacing w:line="336" w:lineRule="auto" w:after="180"/>
-      </w:pPr>
-      <w:r>
-        <w:rPr>
-          <w:b w:val="0"/>
-        </w:rPr>
-        <w:t xml:space="preserve">Use one picture at a time. Hide a worked result before asking for a </w:t>
-      </w:r>
-      <w:r>
-        <w:rPr>
-          <w:b/>
-        </w:rPr>
-        <w:t>prediction</w:t>
-      </w:r>
-      <w:r>
-        <w:rPr>
-          <w:b w:val="0"/>
-        </w:rPr>
-        <w:t>, then reveal it for feedback. These are supported teaching cases; retain the separate independent assessment for a fresh first attempt.</w:t>
-      </w:r>
-    </w:p>
-    <w:p>
-      <w:pPr>
-        <w:pStyle w:val="Heading3"/>
+        <w:pStyle w:val="Heading2"/>
       </w:pPr>
       <w:r>
         <w:t>01. Learning rate experiments: the case</w:t>
@@ -4645,7 +4970,7 @@
         <w:drawing>
           <wp:inline xmlns:a="http://schemas.openxmlformats.org/drawingml/2006/main" xmlns:pic="http://schemas.openxmlformats.org/drawingml/2006/picture">
             <wp:extent cx="5486400" cy="2990088"/>
-            <wp:docPr id="2" name="Picture 2" descr="Compare learning rates with identical starting loss and update counts. Supplied facts: Loss J(a)=(a-4)²; gradient 2(a-4); start a = 0. Compare two updates at rates 0.25 and 0.75. All inputs and outcomes in this worked example are invented classroom data; no real model run is claimed."/>
+            <wp:docPr id="4" name="Picture 4" descr="Compare learning rates with identical starting loss and update counts. Supplied facts: Loss J(a)=(a-4)²; gradient 2(a-4); start a = 0. Compare two updates at rates 0.25 and 0.75. All inputs and outcomes in this worked example are invented classroom data; no real model run is claimed."/>
             <wp:cNvGraphicFramePr>
               <a:graphicFrameLocks noChangeAspect="1"/>
             </wp:cNvGraphicFramePr>
@@ -4657,7 +4982,7 @@
                     <pic:cNvPicPr/>
                   </pic:nvPicPr>
                   <pic:blipFill>
-                    <a:blip r:embed="rId10"/>
+                    <a:blip r:embed="rId12"/>
                     <a:stretch>
                       <a:fillRect/>
                     </a:stretch>
@@ -4725,7 +5050,6 @@
     <w:p>
       <w:pPr>
         <w:spacing w:line="336" w:lineRule="auto" w:after="180"/>
-        <w:shd w:fill="F5F1FB"/>
       </w:pPr>
       <w:r>
         <w:rPr>
@@ -4736,16 +5060,7 @@
     </w:p>
     <w:p>
       <w:pPr>
-        <w:pStyle w:val="Heading3"/>
-      </w:pPr>
-      <w:r>
-        <w:t>Discuss while showing the picture</w:t>
-      </w:r>
-    </w:p>
-    <w:p>
-      <w:pPr>
         <w:spacing w:line="336" w:lineRule="auto" w:after="180"/>
-        <w:shd w:fill="F1F6F8"/>
       </w:pPr>
       <w:r>
         <w:rPr>
@@ -4756,7 +5071,7 @@
     </w:p>
     <w:p>
       <w:pPr>
-        <w:pStyle w:val="Heading3"/>
+        <w:pStyle w:val="Heading2"/>
       </w:pPr>
       <w:r>
         <w:t>02. Follow the deciding steps</w:t>
@@ -4767,7 +5082,7 @@
         <w:drawing>
           <wp:inline xmlns:a="http://schemas.openxmlformats.org/drawingml/2006/main" xmlns:pic="http://schemas.openxmlformats.org/drawingml/2006/picture">
             <wp:extent cx="5486400" cy="3337560"/>
-            <wp:docPr id="3" name="Picture 3" descr="Rate 0.25: First a = 2, loss 4; second a = 3, loss 1. → Rate 0.75: First a = 6, loss 4; second a = 3, loss 1. → Inspect paths: Both end at 3 and loss 1; larger rate crosses the optimum while smaller rate stays below it."/>
+            <wp:docPr id="5" name="Picture 5" descr="Rate 0.25: First a = 2, loss 4; second a = 3, loss 1. → Rate 0.75: First a = 6, loss 4; second a = 3, loss 1. → Inspect paths: Both end at 3 and loss 1; larger rate crosses the optimum while smaller rate stays below it."/>
             <wp:cNvGraphicFramePr>
               <a:graphicFrameLocks noChangeAspect="1"/>
             </wp:cNvGraphicFramePr>
@@ -4779,7 +5094,7 @@
                     <pic:cNvPicPr/>
                   </pic:nvPicPr>
                   <pic:blipFill>
-                    <a:blip r:embed="rId11"/>
+                    <a:blip r:embed="rId10"/>
                     <a:stretch>
                       <a:fillRect/>
                     </a:stretch>
@@ -4812,7 +5127,6 @@
     <w:p>
       <w:pPr>
         <w:spacing w:line="336" w:lineRule="auto" w:after="180"/>
-        <w:shd w:fill="F5F1FB"/>
       </w:pPr>
       <w:r>
         <w:rPr>
@@ -4835,16 +5149,7 @@
     </w:p>
     <w:p>
       <w:pPr>
-        <w:pStyle w:val="Heading3"/>
-      </w:pPr>
-      <w:r>
-        <w:t>Discuss while showing the picture</w:t>
-      </w:r>
-    </w:p>
-    <w:p>
-      <w:pPr>
         <w:spacing w:line="336" w:lineRule="auto" w:after="180"/>
-        <w:shd w:fill="F1F6F8"/>
       </w:pPr>
       <w:r>
         <w:rPr>
@@ -4867,7 +5172,7 @@
     </w:p>
     <w:p>
       <w:pPr>
-        <w:pStyle w:val="Heading3"/>
+        <w:pStyle w:val="Heading2"/>
       </w:pPr>
       <w:r>
         <w:t>03. The update factor explains three behaviours</w:t>
@@ -4878,7 +5183,7 @@
         <w:drawing>
           <wp:inline xmlns:a="http://schemas.openxmlformats.org/drawingml/2006/main" xmlns:pic="http://schemas.openxmlformats.org/drawingml/2006/picture">
             <wp:extent cx="5486400" cy="2834640"/>
-            <wp:docPr id="4" name="Picture 4" descr="The update factor explains three behaviours. 0.05 gives 0.75 | Same side and shrinking | Multiplied by 0.5625. 0.3 gives -0.5 | Alternating and shrinking | Multiplied by 0.25. 0.5 gives -1.5 | Alternating and growing | Multiplied by 2.25"/>
+            <wp:docPr id="6" name="Picture 6" descr="The update factor explains three behaviours. 0.05 gives 0.75 | Same side and shrinking | Multiplied by 0.5625. 0.3 gives -0.5 | Alternating and shrinking | Multiplied by 0.25. 0.5 gives -1.5 | Alternating and growing | Multiplied by 2.25"/>
             <wp:cNvGraphicFramePr>
               <a:graphicFrameLocks noChangeAspect="1"/>
             </wp:cNvGraphicFramePr>
@@ -4890,7 +5195,7 @@
                     <pic:cNvPicPr/>
                   </pic:nvPicPr>
                   <pic:blipFill>
-                    <a:blip r:embed="rId12"/>
+                    <a:blip r:embed="rId13"/>
                     <a:stretch>
                       <a:fillRect/>
                     </a:stretch>
@@ -4923,7 +5228,6 @@
     <w:p>
       <w:pPr>
         <w:spacing w:line="336" w:lineRule="auto" w:after="180"/>
-        <w:shd w:fill="F5F1FB"/>
       </w:pPr>
       <w:r>
         <w:rPr>
@@ -4934,16 +5238,7 @@
     </w:p>
     <w:p>
       <w:pPr>
-        <w:pStyle w:val="Heading3"/>
-      </w:pPr>
-      <w:r>
-        <w:t>Discuss while showing the picture</w:t>
-      </w:r>
-    </w:p>
-    <w:p>
-      <w:pPr>
         <w:spacing w:line="336" w:lineRule="auto" w:after="180"/>
-        <w:shd w:fill="F1F6F8"/>
       </w:pPr>
       <w:r>
         <w:rPr>
@@ -4954,7 +5249,7 @@
     </w:p>
     <w:p>
       <w:pPr>
-        <w:pStyle w:val="Heading3"/>
+        <w:pStyle w:val="Heading2"/>
       </w:pPr>
       <w:r>
         <w:t>04. Change one thing. Trace what follows.</w:t>
@@ -4965,7 +5260,7 @@
         <w:drawing>
           <wp:inline xmlns:a="http://schemas.openxmlformats.org/drawingml/2006/main" xmlns:pic="http://schemas.openxmlformats.org/drawingml/2006/picture">
             <wp:extent cx="5486400" cy="3041904"/>
-            <wp:docPr id="5" name="Picture 5" descr="Original case: Both end at 3 and loss 1; larger rate crosses the optimum while smaller rate stays below it. Changed condition: Add a rate 1 run from a = 0. Expected result: Its path is 8 then 0, with loss 16 at both steps. Reason: The update alternates across 4 without reducing the initial loss."/>
+            <wp:docPr id="7" name="Picture 7" descr="Original case: Both end at 3 and loss 1; larger rate crosses the optimum while smaller rate stays below it. Changed condition: Add a rate 1 run from a = 0. Expected result: Its path is 8 then 0, with loss 16 at both steps. Reason: The update alternates across 4 without reducing the initial loss."/>
             <wp:cNvGraphicFramePr>
               <a:graphicFrameLocks noChangeAspect="1"/>
             </wp:cNvGraphicFramePr>
@@ -4977,7 +5272,7 @@
                     <pic:cNvPicPr/>
                   </pic:nvPicPr>
                   <pic:blipFill>
-                    <a:blip r:embed="rId13"/>
+                    <a:blip r:embed="rId14"/>
                     <a:stretch>
                       <a:fillRect/>
                     </a:stretch>
@@ -5021,7 +5316,6 @@
     <w:p>
       <w:pPr>
         <w:spacing w:line="336" w:lineRule="auto" w:after="180"/>
-        <w:shd w:fill="F5F1FB"/>
       </w:pPr>
       <w:r>
         <w:rPr>
@@ -5032,16 +5326,7 @@
     </w:p>
     <w:p>
       <w:pPr>
-        <w:pStyle w:val="Heading3"/>
-      </w:pPr>
-      <w:r>
-        <w:t>Discuss while showing the picture</w:t>
-      </w:r>
-    </w:p>
-    <w:p>
-      <w:pPr>
         <w:spacing w:line="336" w:lineRule="auto" w:after="180"/>
-        <w:shd w:fill="F1F6F8"/>
       </w:pPr>
       <w:r>
         <w:rPr>
@@ -5053,7 +5338,6 @@
     <w:p>
       <w:pPr>
         <w:spacing w:line="336" w:lineRule="auto" w:after="180"/>
-        <w:shd w:fill="F1F6F8"/>
       </w:pPr>
       <w:r>
         <w:rPr>
@@ -5064,7 +5348,7 @@
     </w:p>
     <w:p>
       <w:pPr>
-        <w:pStyle w:val="Heading3"/>
+        <w:pStyle w:val="Heading2"/>
       </w:pPr>
       <w:r>
         <w:t>05. Connect the explanation to its limit</w:t>
@@ -5075,7 +5359,7 @@
         <w:drawing>
           <wp:inline xmlns:a="http://schemas.openxmlformats.org/drawingml/2006/main" xmlns:pic="http://schemas.openxmlformats.org/drawingml/2006/picture">
             <wp:extent cx="5486400" cy="2941320"/>
-            <wp:docPr id="6" name="Picture 6" descr="Keep the starting parameter and update budget identical to compare rates fairly. Rate one-quarter approaches the optimum from below; rate three-quarters crosses it and comes back. Their final losses happen to match after two updates, despite different paths. Rate one repeatedly overshoots by the same distance, so using the correct gradient alone does not ensure improvement. Limit: These quadratic paths explain step size. Real nonconvex networks can have more complicated rate behaviour."/>
+            <wp:docPr id="8" name="Picture 8" descr="Keep the starting parameter and update budget identical to compare rates fairly. Rate one-quarter approaches the optimum from below; rate three-quarters crosses it and comes back. Their final losses happen to match after two updates, despite different paths. Rate one repeatedly overshoots by the same distance, so using the correct gradient alone does not ensure improvement. Limit: These quadratic paths explain step size. Real nonconvex networks can have more complicated rate behaviour."/>
             <wp:cNvGraphicFramePr>
               <a:graphicFrameLocks noChangeAspect="1"/>
             </wp:cNvGraphicFramePr>
@@ -5087,7 +5371,7 @@
                     <pic:cNvPicPr/>
                   </pic:nvPicPr>
                   <pic:blipFill>
-                    <a:blip r:embed="rId14"/>
+                    <a:blip r:embed="rId15"/>
                     <a:stretch>
                       <a:fillRect/>
                     </a:stretch>
@@ -5142,7 +5426,6 @@
     <w:p>
       <w:pPr>
         <w:spacing w:line="336" w:lineRule="auto" w:after="180"/>
-        <w:shd w:fill="F5F1FB"/>
       </w:pPr>
       <w:r>
         <w:rPr>
@@ -5153,16 +5436,7 @@
     </w:p>
     <w:p>
       <w:pPr>
-        <w:pStyle w:val="Heading3"/>
-      </w:pPr>
-      <w:r>
-        <w:t>Discuss while showing the picture</w:t>
-      </w:r>
-    </w:p>
-    <w:p>
-      <w:pPr>
         <w:spacing w:line="336" w:lineRule="auto" w:after="180"/>
-        <w:shd w:fill="F1F6F8"/>
       </w:pPr>
       <w:r>
         <w:rPr>
@@ -5174,7 +5448,6 @@
     <w:p>
       <w:pPr>
         <w:spacing w:line="336" w:lineRule="auto" w:after="180"/>
-        <w:shd w:fill="F1F6F8"/>
       </w:pPr>
       <w:r>
         <w:rPr>
@@ -5185,7 +5458,7 @@
     </w:p>
     <w:p>
       <w:pPr>
-        <w:pStyle w:val="Heading3"/>
+        <w:pStyle w:val="Heading2"/>
       </w:pPr>
       <w:r>
         <w:t>06. Make the idea visible in your project</w:t>
@@ -5196,7 +5469,7 @@
         <w:drawing>
           <wp:inline xmlns:a="http://schemas.openxmlformats.org/drawingml/2006/main" xmlns:pic="http://schemas.openxmlformats.org/drawingml/2006/picture">
             <wp:extent cx="5486400" cy="3681984"/>
-            <wp:docPr id="7" name="Picture 7" descr="For your Image-pattern Network Investigation, save the input, procedure, observed result and limitation of this check. Label this worked example as practice; use a different, previously unreviewed case when checking independent understanding. Draw your input, deciding step, result and limit. Supported question: What should a fair rate comparison hold fixed? Point to the relevant step in the picture, then write the changed result and the rule or evidence that supports it."/>
+            <wp:docPr id="9" name="Picture 9" descr="For your Image-pattern Network Investigation, save the input, procedure, observed result and limitation of this check. Label this worked example as practice; use a different, previously unreviewed case when checking independent understanding. Draw your input, deciding step, result and limit. Supported question: What should a fair rate comparison hold fixed? Point to the relevant step in the picture, then write the changed result and the rule or evidence that supports it."/>
             <wp:cNvGraphicFramePr>
               <a:graphicFrameLocks noChangeAspect="1"/>
             </wp:cNvGraphicFramePr>
@@ -5208,7 +5481,7 @@
                     <pic:cNvPicPr/>
                   </pic:nvPicPr>
                   <pic:blipFill>
-                    <a:blip r:embed="rId15"/>
+                    <a:blip r:embed="rId16"/>
                     <a:stretch>
                       <a:fillRect/>
                     </a:stretch>
@@ -5299,7 +5572,6 @@
     <w:p>
       <w:pPr>
         <w:spacing w:line="336" w:lineRule="auto" w:after="180"/>
-        <w:shd w:fill="F5F1FB"/>
       </w:pPr>
       <w:r>
         <w:rPr>
@@ -5322,16 +5594,7 @@
     </w:p>
     <w:p>
       <w:pPr>
-        <w:pStyle w:val="Heading3"/>
-      </w:pPr>
-      <w:r>
-        <w:t>Discuss while showing the picture</w:t>
-      </w:r>
-    </w:p>
-    <w:p>
-      <w:pPr>
         <w:spacing w:line="336" w:lineRule="auto" w:after="180"/>
-        <w:shd w:fill="F1F6F8"/>
       </w:pPr>
       <w:r>
         <w:rPr>
@@ -5355,7 +5618,6 @@
     <w:p>
       <w:pPr>
         <w:spacing w:line="336" w:lineRule="auto" w:after="180"/>
-        <w:shd w:fill="F1F6F8"/>
       </w:pPr>
       <w:r>
         <w:rPr>
@@ -5367,13 +5629,91 @@
     <w:p>
       <w:pPr>
         <w:spacing w:line="336" w:lineRule="auto" w:after="180"/>
-        <w:shd w:fill="F1F6F8"/>
       </w:pPr>
       <w:r>
         <w:rPr>
           <w:b w:val="0"/>
         </w:rPr>
         <w:t>The update alternates across 4 without reducing the initial loss.</w:t>
+      </w:r>
+    </w:p>
+    <w:p>
+      <w:pPr>
+        <w:pStyle w:val="Heading2"/>
+      </w:pPr>
+      <w:r>
+        <w:t>Earlier wording, alternatives and picture transcripts · reference / check after trying</w:t>
+      </w:r>
+    </w:p>
+    <w:p>
+      <w:pPr>
+        <w:spacing w:line="336" w:lineRule="auto" w:after="180"/>
+      </w:pPr>
+      <w:r>
+        <w:rPr>
+          <w:b w:val="0"/>
+        </w:rPr>
+        <w:t xml:space="preserve">Use one picture at a time. Hide a worked result before asking for a </w:t>
+      </w:r>
+      <w:r>
+        <w:rPr>
+          <w:b/>
+        </w:rPr>
+        <w:t>prediction</w:t>
+      </w:r>
+      <w:r>
+        <w:rPr>
+          <w:b w:val="0"/>
+        </w:rPr>
+        <w:t>, then reveal it for feedback. These are supported teaching cases; retain the separate independent assessment for a fresh first attempt.</w:t>
+      </w:r>
+    </w:p>
+    <w:p>
+      <w:pPr>
+        <w:pStyle w:val="Heading3"/>
+      </w:pPr>
+      <w:r>
+        <w:t>01. Learning rate experiments: the case</w:t>
+      </w:r>
+    </w:p>
+    <w:p>
+      <w:pPr>
+        <w:pStyle w:val="Heading3"/>
+      </w:pPr>
+      <w:r>
+        <w:t>02. Follow the deciding steps</w:t>
+      </w:r>
+    </w:p>
+    <w:p>
+      <w:pPr>
+        <w:pStyle w:val="Heading3"/>
+      </w:pPr>
+      <w:r>
+        <w:t>03. The update factor explains three behaviours</w:t>
+      </w:r>
+    </w:p>
+    <w:p>
+      <w:pPr>
+        <w:pStyle w:val="Heading3"/>
+      </w:pPr>
+      <w:r>
+        <w:t>04. Change one thing. Trace what follows.</w:t>
+      </w:r>
+    </w:p>
+    <w:p>
+      <w:pPr>
+        <w:pStyle w:val="Heading3"/>
+      </w:pPr>
+      <w:r>
+        <w:t>05. Connect the explanation to its limit</w:t>
+      </w:r>
+    </w:p>
+    <w:p>
+      <w:pPr>
+        <w:pStyle w:val="Heading3"/>
+      </w:pPr>
+      <w:r>
+        <w:t>06. Make the idea visible in your project</w:t>
       </w:r>
     </w:p>
     <w:sectPr>
